--- a/NovaTech_Business_Template.docx
+++ b/NovaTech_Business_Template.docx
@@ -1,6 +1,6 @@
 
 <file path=word/document.xml><?xml version="1.0" encoding="utf-8"?>
-<w:document xmlns:wpc="http://schemas.microsoft.com/office/word/2010/wordprocessingCanvas" xmlns:cx="http://schemas.microsoft.com/office/drawing/2014/chartex" xmlns:cx1="http://schemas.microsoft.com/office/drawing/2015/9/8/chartex" xmlns:cx2="http://schemas.microsoft.com/office/drawing/2015/10/21/chartex" xmlns:cx3="http://schemas.microsoft.com/office/drawing/2016/5/9/chartex" xmlns:cx4="http://schemas.microsoft.com/office/drawing/2016/5/10/chartex" xmlns:cx5="http://schemas.microsoft.com/office/drawing/2016/5/11/chartex" xmlns:cx6="http://schemas.microsoft.com/office/drawing/2016/5/12/chartex" xmlns:cx7="http://schemas.microsoft.com/office/drawing/2016/5/13/chartex" xmlns:cx8="http://schemas.microsoft.com/office/drawing/2016/5/14/chartex" xmlns:mc="http://schemas.openxmlformats.org/markup-compatibility/2006" xmlns:aink="http://schemas.microsoft.com/office/drawing/2016/ink" xmlns:am3d="http://schemas.microsoft.com/office/drawing/2017/model3d" xmlns:o="urn:schemas-microsoft-com:office:office" xmlns:oel="http://schemas.microsoft.com/office/2019/extlst" xmlns:r="http://schemas.openxmlformats.org/officeDocument/2006/relationships" xmlns:m="http://schemas.openxmlformats.org/officeDocument/2006/math" xmlns:v="urn:schemas-microsoft-com:vml" xmlns:wp14="http://schemas.microsoft.com/office/word/2010/wordprocessingDrawing" xmlns:wp="http://schemas.openxmlformats.org/drawingml/2006/wordprocessingDrawing" xmlns:w10="urn:schemas-microsoft-com:office:word" xmlns:w="http://schemas.openxmlformats.org/wordprocessingml/2006/main" xmlns:w14="http://schemas.microsoft.com/office/word/2010/wordml" xmlns:w15="http://schemas.microsoft.com/office/word/2012/wordml" xmlns:w16cex="http://schemas.microsoft.com/office/word/2018/wordml/cex" xmlns:w16cid="http://schemas.microsoft.com/office/word/2016/wordml/cid" xmlns:w16="http://schemas.microsoft.com/office/word/2018/wordml" xmlns:w16du="http://schemas.microsoft.com/office/word/2023/wordml/word16du" xmlns:w16sdtdh="http://schemas.microsoft.com/office/word/2020/wordml/sdtdatahash" xmlns:w16sdtfl="http://schemas.microsoft.com/office/word/2024/wordml/sdtformatlock" xmlns:w16se="http://schemas.microsoft.com/office/word/2015/wordml/symex" xmlns:wpg="http://schemas.microsoft.com/office/word/2010/wordprocessingGroup" xmlns:wpi="http://schemas.microsoft.com/office/word/2010/wordprocessingInk" xmlns:wne="http://schemas.microsoft.com/office/word/2006/wordml" xmlns:wps="http://schemas.microsoft.com/office/word/2010/wordprocessingShape" mc:Ignorable="w14 w15 w16se w16cid w16 w16cex w16sdtdh w16sdtfl w16du wp14">
+<w:document xmlns:wpc="http://schemas.microsoft.com/office/word/2010/wordprocessingCanvas" xmlns:cx="http://schemas.microsoft.com/office/drawing/2014/chartex" xmlns:cx1="http://schemas.microsoft.com/office/drawing/2015/9/8/chartex" xmlns:cx2="http://schemas.microsoft.com/office/drawing/2015/10/21/chartex" xmlns:cx3="http://schemas.microsoft.com/office/drawing/2016/5/9/chartex" xmlns:cx4="http://schemas.microsoft.com/office/drawing/2016/5/10/chartex" xmlns:cx5="http://schemas.microsoft.com/office/drawing/2016/5/11/chartex" xmlns:cx6="http://schemas.microsoft.com/office/drawing/2016/5/12/chartex" xmlns:cx7="http://schemas.microsoft.com/office/drawing/2016/5/13/chartex" xmlns:cx8="http://schemas.microsoft.com/office/drawing/2016/5/14/chartex" xmlns:mc="http://schemas.openxmlformats.org/markup-compatibility/2006" xmlns:aink="http://schemas.microsoft.com/office/drawing/2016/ink" xmlns:am3d="http://schemas.microsoft.com/office/drawing/2017/model3d" xmlns:o="urn:schemas-microsoft-com:office:office" xmlns:oel="http://schemas.microsoft.com/office/2019/extlst" xmlns:r="http://schemas.openxmlformats.org/officeDocument/2006/relationships" xmlns:m="http://schemas.openxmlformats.org/officeDocument/2006/math" xmlns:v="urn:schemas-microsoft-com:vml" xmlns:wp14="http://schemas.microsoft.com/office/word/2010/wordprocessingDrawing" xmlns:wp="http://schemas.openxmlformats.org/drawingml/2006/wordprocessingDrawing" xmlns:w10="urn:schemas-microsoft-com:office:word" xmlns:w="http://schemas.openxmlformats.org/wordprocessingml/2006/main" xmlns:w14="http://schemas.microsoft.com/office/word/2010/wordml" xmlns:w15="http://schemas.microsoft.com/office/word/2012/wordml" xmlns:w16cex="http://schemas.microsoft.com/office/word/2018/wordml/cex" xmlns:w16cid="http://schemas.microsoft.com/office/word/2016/wordml/cid" xmlns:w16="http://schemas.microsoft.com/office/word/2018/wordml" xmlns:w16sdtdh="http://schemas.microsoft.com/office/word/2020/wordml/sdtdatahash" xmlns:w16se="http://schemas.microsoft.com/office/word/2015/wordml/symex" xmlns:wpg="http://schemas.microsoft.com/office/word/2010/wordprocessingGroup" xmlns:wpi="http://schemas.microsoft.com/office/word/2010/wordprocessingInk" xmlns:wne="http://schemas.microsoft.com/office/word/2006/wordml" xmlns:wps="http://schemas.microsoft.com/office/word/2010/wordprocessingShape" mc:Ignorable="w14 w15 w16se w16cid w16 w16cex w16sdtdh wp14">
   <w:body>
     <w:p>
       <w:pPr>
@@ -152,23 +152,7 @@
                 <w:szCs w:val="44"/>
               </w:rPr>
               <w:fldChar w:fldCharType="begin"/>
-            </w:r>
-            <w:r>
-              <w:rPr>
-                <w:rFonts w:ascii="Arial" w:hAnsi="Arial" w:cs="Arial"/>
-                <w:b/>
-                <w:sz w:val="44"/>
-                <w:szCs w:val="44"/>
-              </w:rPr>
               <w:instrText xml:space="preserve"> DOCPROPERTY  Title  \* MERGEFORMAT </w:instrText>
-            </w:r>
-            <w:r>
-              <w:rPr>
-                <w:rFonts w:ascii="Arial" w:hAnsi="Arial" w:cs="Arial"/>
-                <w:b/>
-                <w:sz w:val="44"/>
-                <w:szCs w:val="44"/>
-              </w:rPr>
               <w:fldChar w:fldCharType="separate"/>
             </w:r>
             <w:r>
@@ -183,8 +167,6 @@
             </w:r>
             <w:r>
               <w:t xml:space="preserve"> </w:t>
-            </w:r>
-            <w:r>
               <w:fldChar w:fldCharType="end"/>
             </w:r>
           </w:p>
@@ -207,6 +189,16 @@
                 <w:szCs w:val="18"/>
               </w:rPr>
             </w:pPr>
+            <w:r>
+              <w:rPr>
+                <w:rFonts w:ascii="Arial" w:hAnsi="Arial" w:cs="Arial"/>
+                <w:b/>
+                <w:bCs/>
+                <w:sz w:val="18"/>
+                <w:szCs w:val="18"/>
+              </w:rPr>
+              <w:t>Logo / Image</w:t>
+            </w:r>
           </w:p>
         </w:tc>
       </w:tr>
@@ -270,17 +262,7 @@
           <w:noProof/>
         </w:rPr>
         <w:fldChar w:fldCharType="begin"/>
-      </w:r>
-      <w:r>
-        <w:rPr>
-          <w:noProof/>
-        </w:rPr>
         <w:instrText xml:space="preserve"> TOC \o "2-3" \h \z \t "Heading 1,1,Appendix Level 1,1,Appendix Level 2,2,Appendix Level 3,3" </w:instrText>
-      </w:r>
-      <w:r>
-        <w:rPr>
-          <w:noProof/>
-        </w:rPr>
         <w:fldChar w:fldCharType="separate"/>
       </w:r>
       <w:hyperlink w:anchor="_Toc155614186" w:history="1">
@@ -320,46 +302,10 @@
             <w:webHidden/>
           </w:rPr>
           <w:tab/>
-        </w:r>
-        <w:r>
-          <w:rPr>
-            <w:noProof/>
-            <w:webHidden/>
-          </w:rPr>
           <w:fldChar w:fldCharType="begin"/>
-        </w:r>
-        <w:r>
-          <w:rPr>
-            <w:noProof/>
-            <w:webHidden/>
-          </w:rPr>
           <w:instrText xml:space="preserve"> PAGEREF _Toc155614186 \h </w:instrText>
-        </w:r>
-        <w:r>
-          <w:rPr>
-            <w:noProof/>
-            <w:webHidden/>
-          </w:rPr>
-        </w:r>
-        <w:r>
-          <w:rPr>
-            <w:noProof/>
-            <w:webHidden/>
-          </w:rPr>
           <w:fldChar w:fldCharType="separate"/>
-        </w:r>
-        <w:r>
-          <w:rPr>
-            <w:noProof/>
-            <w:webHidden/>
-          </w:rPr>
           <w:t>3</w:t>
-        </w:r>
-        <w:r>
-          <w:rPr>
-            <w:noProof/>
-            <w:webHidden/>
-          </w:rPr>
           <w:fldChar w:fldCharType="end"/>
         </w:r>
       </w:hyperlink>
@@ -414,46 +360,10 @@
             <w:webHidden/>
           </w:rPr>
           <w:tab/>
-        </w:r>
-        <w:r>
-          <w:rPr>
-            <w:noProof/>
-            <w:webHidden/>
-          </w:rPr>
           <w:fldChar w:fldCharType="begin"/>
-        </w:r>
-        <w:r>
-          <w:rPr>
-            <w:noProof/>
-            <w:webHidden/>
-          </w:rPr>
           <w:instrText xml:space="preserve"> PAGEREF _Toc155614187 \h </w:instrText>
-        </w:r>
-        <w:r>
-          <w:rPr>
-            <w:noProof/>
-            <w:webHidden/>
-          </w:rPr>
-        </w:r>
-        <w:r>
-          <w:rPr>
-            <w:noProof/>
-            <w:webHidden/>
-          </w:rPr>
           <w:fldChar w:fldCharType="separate"/>
-        </w:r>
-        <w:r>
-          <w:rPr>
-            <w:noProof/>
-            <w:webHidden/>
-          </w:rPr>
           <w:t>3</w:t>
-        </w:r>
-        <w:r>
-          <w:rPr>
-            <w:noProof/>
-            <w:webHidden/>
-          </w:rPr>
           <w:fldChar w:fldCharType="end"/>
         </w:r>
       </w:hyperlink>
@@ -508,46 +418,10 @@
             <w:webHidden/>
           </w:rPr>
           <w:tab/>
-        </w:r>
-        <w:r>
-          <w:rPr>
-            <w:noProof/>
-            <w:webHidden/>
-          </w:rPr>
           <w:fldChar w:fldCharType="begin"/>
-        </w:r>
-        <w:r>
-          <w:rPr>
-            <w:noProof/>
-            <w:webHidden/>
-          </w:rPr>
           <w:instrText xml:space="preserve"> PAGEREF _Toc155614188 \h </w:instrText>
-        </w:r>
-        <w:r>
-          <w:rPr>
-            <w:noProof/>
-            <w:webHidden/>
-          </w:rPr>
-        </w:r>
-        <w:r>
-          <w:rPr>
-            <w:noProof/>
-            <w:webHidden/>
-          </w:rPr>
           <w:fldChar w:fldCharType="separate"/>
-        </w:r>
-        <w:r>
-          <w:rPr>
-            <w:noProof/>
-            <w:webHidden/>
-          </w:rPr>
           <w:t>3</w:t>
-        </w:r>
-        <w:r>
-          <w:rPr>
-            <w:noProof/>
-            <w:webHidden/>
-          </w:rPr>
           <w:fldChar w:fldCharType="end"/>
         </w:r>
       </w:hyperlink>
@@ -602,46 +476,10 @@
             <w:webHidden/>
           </w:rPr>
           <w:tab/>
-        </w:r>
-        <w:r>
-          <w:rPr>
-            <w:noProof/>
-            <w:webHidden/>
-          </w:rPr>
           <w:fldChar w:fldCharType="begin"/>
-        </w:r>
-        <w:r>
-          <w:rPr>
-            <w:noProof/>
-            <w:webHidden/>
-          </w:rPr>
           <w:instrText xml:space="preserve"> PAGEREF _Toc155614189 \h </w:instrText>
-        </w:r>
-        <w:r>
-          <w:rPr>
-            <w:noProof/>
-            <w:webHidden/>
-          </w:rPr>
-        </w:r>
-        <w:r>
-          <w:rPr>
-            <w:noProof/>
-            <w:webHidden/>
-          </w:rPr>
           <w:fldChar w:fldCharType="separate"/>
-        </w:r>
-        <w:r>
-          <w:rPr>
-            <w:noProof/>
-            <w:webHidden/>
-          </w:rPr>
           <w:t>3</w:t>
-        </w:r>
-        <w:r>
-          <w:rPr>
-            <w:noProof/>
-            <w:webHidden/>
-          </w:rPr>
           <w:fldChar w:fldCharType="end"/>
         </w:r>
       </w:hyperlink>
@@ -696,46 +534,10 @@
             <w:webHidden/>
           </w:rPr>
           <w:tab/>
-        </w:r>
-        <w:r>
-          <w:rPr>
-            <w:noProof/>
-            <w:webHidden/>
-          </w:rPr>
           <w:fldChar w:fldCharType="begin"/>
-        </w:r>
-        <w:r>
-          <w:rPr>
-            <w:noProof/>
-            <w:webHidden/>
-          </w:rPr>
           <w:instrText xml:space="preserve"> PAGEREF _Toc155614190 \h </w:instrText>
-        </w:r>
-        <w:r>
-          <w:rPr>
-            <w:noProof/>
-            <w:webHidden/>
-          </w:rPr>
-        </w:r>
-        <w:r>
-          <w:rPr>
-            <w:noProof/>
-            <w:webHidden/>
-          </w:rPr>
           <w:fldChar w:fldCharType="separate"/>
-        </w:r>
-        <w:r>
-          <w:rPr>
-            <w:noProof/>
-            <w:webHidden/>
-          </w:rPr>
           <w:t>3</w:t>
-        </w:r>
-        <w:r>
-          <w:rPr>
-            <w:noProof/>
-            <w:webHidden/>
-          </w:rPr>
           <w:fldChar w:fldCharType="end"/>
         </w:r>
       </w:hyperlink>
@@ -790,46 +592,10 @@
             <w:webHidden/>
           </w:rPr>
           <w:tab/>
-        </w:r>
-        <w:r>
-          <w:rPr>
-            <w:noProof/>
-            <w:webHidden/>
-          </w:rPr>
           <w:fldChar w:fldCharType="begin"/>
-        </w:r>
-        <w:r>
-          <w:rPr>
-            <w:noProof/>
-            <w:webHidden/>
-          </w:rPr>
           <w:instrText xml:space="preserve"> PAGEREF _Toc155614191 \h </w:instrText>
-        </w:r>
-        <w:r>
-          <w:rPr>
-            <w:noProof/>
-            <w:webHidden/>
-          </w:rPr>
-        </w:r>
-        <w:r>
-          <w:rPr>
-            <w:noProof/>
-            <w:webHidden/>
-          </w:rPr>
           <w:fldChar w:fldCharType="separate"/>
-        </w:r>
-        <w:r>
-          <w:rPr>
-            <w:noProof/>
-            <w:webHidden/>
-          </w:rPr>
           <w:t>4</w:t>
-        </w:r>
-        <w:r>
-          <w:rPr>
-            <w:noProof/>
-            <w:webHidden/>
-          </w:rPr>
           <w:fldChar w:fldCharType="end"/>
         </w:r>
       </w:hyperlink>
@@ -890,46 +656,10 @@
             <w:webHidden/>
           </w:rPr>
           <w:tab/>
-        </w:r>
-        <w:r>
-          <w:rPr>
-            <w:noProof/>
-            <w:webHidden/>
-          </w:rPr>
           <w:fldChar w:fldCharType="begin"/>
-        </w:r>
-        <w:r>
-          <w:rPr>
-            <w:noProof/>
-            <w:webHidden/>
-          </w:rPr>
           <w:instrText xml:space="preserve"> PAGEREF _Toc155614192 \h </w:instrText>
-        </w:r>
-        <w:r>
-          <w:rPr>
-            <w:noProof/>
-            <w:webHidden/>
-          </w:rPr>
-        </w:r>
-        <w:r>
-          <w:rPr>
-            <w:noProof/>
-            <w:webHidden/>
-          </w:rPr>
           <w:fldChar w:fldCharType="separate"/>
-        </w:r>
-        <w:r>
-          <w:rPr>
-            <w:noProof/>
-            <w:webHidden/>
-          </w:rPr>
           <w:t>4</w:t>
-        </w:r>
-        <w:r>
-          <w:rPr>
-            <w:noProof/>
-            <w:webHidden/>
-          </w:rPr>
           <w:fldChar w:fldCharType="end"/>
         </w:r>
       </w:hyperlink>
@@ -990,46 +720,10 @@
             <w:webHidden/>
           </w:rPr>
           <w:tab/>
-        </w:r>
-        <w:r>
-          <w:rPr>
-            <w:noProof/>
-            <w:webHidden/>
-          </w:rPr>
           <w:fldChar w:fldCharType="begin"/>
-        </w:r>
-        <w:r>
-          <w:rPr>
-            <w:noProof/>
-            <w:webHidden/>
-          </w:rPr>
           <w:instrText xml:space="preserve"> PAGEREF _Toc155614193 \h </w:instrText>
-        </w:r>
-        <w:r>
-          <w:rPr>
-            <w:noProof/>
-            <w:webHidden/>
-          </w:rPr>
-        </w:r>
-        <w:r>
-          <w:rPr>
-            <w:noProof/>
-            <w:webHidden/>
-          </w:rPr>
           <w:fldChar w:fldCharType="separate"/>
-        </w:r>
-        <w:r>
-          <w:rPr>
-            <w:noProof/>
-            <w:webHidden/>
-          </w:rPr>
           <w:t>4</w:t>
-        </w:r>
-        <w:r>
-          <w:rPr>
-            <w:noProof/>
-            <w:webHidden/>
-          </w:rPr>
           <w:fldChar w:fldCharType="end"/>
         </w:r>
       </w:hyperlink>
@@ -1090,46 +784,10 @@
             <w:webHidden/>
           </w:rPr>
           <w:tab/>
-        </w:r>
-        <w:r>
-          <w:rPr>
-            <w:noProof/>
-            <w:webHidden/>
-          </w:rPr>
           <w:fldChar w:fldCharType="begin"/>
-        </w:r>
-        <w:r>
-          <w:rPr>
-            <w:noProof/>
-            <w:webHidden/>
-          </w:rPr>
           <w:instrText xml:space="preserve"> PAGEREF _Toc155614194 \h </w:instrText>
-        </w:r>
-        <w:r>
-          <w:rPr>
-            <w:noProof/>
-            <w:webHidden/>
-          </w:rPr>
-        </w:r>
-        <w:r>
-          <w:rPr>
-            <w:noProof/>
-            <w:webHidden/>
-          </w:rPr>
           <w:fldChar w:fldCharType="separate"/>
-        </w:r>
-        <w:r>
-          <w:rPr>
-            <w:noProof/>
-            <w:webHidden/>
-          </w:rPr>
           <w:t>4</w:t>
-        </w:r>
-        <w:r>
-          <w:rPr>
-            <w:noProof/>
-            <w:webHidden/>
-          </w:rPr>
           <w:fldChar w:fldCharType="end"/>
         </w:r>
       </w:hyperlink>
@@ -1190,46 +848,10 @@
             <w:webHidden/>
           </w:rPr>
           <w:tab/>
-        </w:r>
-        <w:r>
-          <w:rPr>
-            <w:noProof/>
-            <w:webHidden/>
-          </w:rPr>
           <w:fldChar w:fldCharType="begin"/>
-        </w:r>
-        <w:r>
-          <w:rPr>
-            <w:noProof/>
-            <w:webHidden/>
-          </w:rPr>
           <w:instrText xml:space="preserve"> PAGEREF _Toc155614195 \h </w:instrText>
-        </w:r>
-        <w:r>
-          <w:rPr>
-            <w:noProof/>
-            <w:webHidden/>
-          </w:rPr>
-        </w:r>
-        <w:r>
-          <w:rPr>
-            <w:noProof/>
-            <w:webHidden/>
-          </w:rPr>
           <w:fldChar w:fldCharType="separate"/>
-        </w:r>
-        <w:r>
-          <w:rPr>
-            <w:noProof/>
-            <w:webHidden/>
-          </w:rPr>
           <w:t>4</w:t>
-        </w:r>
-        <w:r>
-          <w:rPr>
-            <w:noProof/>
-            <w:webHidden/>
-          </w:rPr>
           <w:fldChar w:fldCharType="end"/>
         </w:r>
       </w:hyperlink>
@@ -1290,46 +912,10 @@
             <w:webHidden/>
           </w:rPr>
           <w:tab/>
-        </w:r>
-        <w:r>
-          <w:rPr>
-            <w:noProof/>
-            <w:webHidden/>
-          </w:rPr>
           <w:fldChar w:fldCharType="begin"/>
-        </w:r>
-        <w:r>
-          <w:rPr>
-            <w:noProof/>
-            <w:webHidden/>
-          </w:rPr>
           <w:instrText xml:space="preserve"> PAGEREF _Toc155614196 \h </w:instrText>
-        </w:r>
-        <w:r>
-          <w:rPr>
-            <w:noProof/>
-            <w:webHidden/>
-          </w:rPr>
-        </w:r>
-        <w:r>
-          <w:rPr>
-            <w:noProof/>
-            <w:webHidden/>
-          </w:rPr>
           <w:fldChar w:fldCharType="separate"/>
-        </w:r>
-        <w:r>
-          <w:rPr>
-            <w:noProof/>
-            <w:webHidden/>
-          </w:rPr>
           <w:t>4</w:t>
-        </w:r>
-        <w:r>
-          <w:rPr>
-            <w:noProof/>
-            <w:webHidden/>
-          </w:rPr>
           <w:fldChar w:fldCharType="end"/>
         </w:r>
       </w:hyperlink>
@@ -1415,13 +1001,7 @@
         <w:pStyle w:val="BodyText"/>
       </w:pPr>
       <w:r>
-        <w:t xml:space="preserve">Consumer electronics is one of the </w:t>
-      </w:r>
-      <w:r>
-        <w:t>fastest moving</w:t>
-      </w:r>
-      <w:r>
-        <w:t xml:space="preserve"> and most competitive segments of retail: product cycles are short, prices erode quickly after launch, and customers range from individual shoppers buying a single phone to corporate clients procuring hundreds of laptops at once. NovaTech is an electronics retailer that sells smartphones, laptops, tablets, smartwatches and headphones through two channels: a consumer-facing storefront (NovaTech Direct) and a wholesale/business channel (NovaTech Business Solutions) serving corporate and institutional clients. Succeeding in this market depends on understanding which products sell, to whom, at what margin, and through which channel - which requires systematically collecting and analyzing sales data from both channels rather than relying on instinct.</w:t>
+        <w:t xml:space="preserve">Consumer electronics is one of the fastest-moving and most competitive segments of retail: product cycles are short, prices erode quickly after launch, and customers range from individual shoppers buying a single phone to corporate clients procuring hundreds of laptops at once. NovaTech is an electronics retailer that sells smartphones, laptops, tablets, smartwatches and headphones through two channels: a consumer-facing storefront (NovaTech Direct) and a wholesale/business channel (NovaTech Business Solutions) serving corporate and institutional clients. Succeeding in this market depends on understanding which products sell, to whom, at what margin, and through which channel - which requires systematically collecting and analyzing sales data from both channels rather than relying on instinct.</w:t>
       </w:r>
     </w:p>
     <w:p>
@@ -1445,7 +1025,7 @@
         <w:pStyle w:val="BodyText"/>
       </w:pPr>
       <w:r>
-        <w:t>Today NovaTech’s consumer and business sales data sit in two separate operational systems that were never designed to talk to each other. Each system is optimized for processing individual transactions quickly, not for analysis, so answering even simple cross-channel questions (e.g. “which products are most profitable once both retail and wholesale margins are considered?”) requires manually exporting and reconciling files. Without a single, consistent, historical view of sales and cost across both channels, management cannot reliably spot pricing problems, slow-moving inventory, or underperforming regions before they erode margin, and decisions about discounts, account-tier pricing, or which products to push in which channel end up being based on anecdote rather than evidence.</w:t>
+        <w:t xml:space="preserve">Today NovaTech’s consumer and business sales data sit in two separate operational systems that were never designed to talk to each other. Each system is optimized for processing individual transactions quickly, not for analysis, so answering even simple cross-channel questions (e.g. “which products are most profitable once both retail and wholesale margins are considered?”) requires manually exporting and reconciling files. Without a single, consistent, historical view of sales and cost across both channels, management cannot reliably spot pricing problems, slow-moving inventory, or underperforming regions before they erode margin, and decisions about discounts, account-tier pricing, or which products to push in which channel end up being based on anecdote rather than evidence.</w:t>
       </w:r>
     </w:p>
     <w:p>
@@ -1555,13 +1135,7 @@
         <w:spacing w:before="0" w:after="120"/>
       </w:pPr>
       <w:r>
-        <w:t xml:space="preserve">And many </w:t>
-      </w:r>
-      <w:r>
-        <w:t>others</w:t>
-      </w:r>
-      <w:r>
-        <w:t>.</w:t>
+        <w:t>And many other.</w:t>
       </w:r>
     </w:p>
     <w:p>
@@ -1605,7 +1179,6 @@
         <w:pStyle w:val="BodyText"/>
       </w:pPr>
       <w:r>
-        <w:lastRenderedPageBreak/>
         <w:t>Captures individual consumer purchases made online and at retail counters: 800,000 order records covering 19 June 2024 – 18 June 2026. It was seeded from a real public dataset of consumer electronics purchases (Kaggle, “Customer purchase behavior – Electronic Sales Data”, ~20,000 real transactions, Sep 2023–Sep 2024), then resampled and extended across the full two-year window required for this project – the original file was smaller than the assignment’s minimum size, and the module materials explicitly allow scaling up a smaller real dataset this way. Geography and Cost were not present in the original file and were added on top of the real distributions.</w:t>
       </w:r>
     </w:p>
@@ -1827,7 +1400,6 @@
         <w:ind w:left="720"/>
       </w:pPr>
       <w:r>
-        <w:lastRenderedPageBreak/>
         <w:t>account_manager_id, account_manager_name – the NovaTech sales rep who owns the account.</w:t>
       </w:r>
     </w:p>
@@ -1997,16 +1569,5236 @@
     </w:p>
     <w:p>
       <w:pPr>
+        <w:pStyle w:val="BodyText"/>
+      </w:pPr>
+      <w:r>
+        <w:t xml:space="preserve">The grain is the level of detail captured by one row in the fact table. The same four-step process used in Task 1 is applied here to NovaTech's own B2C and B2B data.</w:t>
+      </w:r>
+    </w:p>
+    <w:p>
+      <w:pPr>
+        <w:pStyle w:val="BodyText"/>
+      </w:pPr>
+      <w:r>
+        <w:rPr>
+          <w:b/>
+        </w:rPr>
+        <w:t xml:space="preserve">Step 1 — Select the business process: </w:t>
+      </w:r>
+      <w:r>
+        <w:t xml:space="preserve">Electronics sales across both the B2C storefront (NovaTech Direct) and the B2B wholesale channel (NovaTech Business Solutions).</w:t>
+      </w:r>
+    </w:p>
+    <w:p>
+      <w:pPr>
+        <w:pStyle w:val="BodyText"/>
+      </w:pPr>
+      <w:r>
+        <w:rPr>
+          <w:b/>
+        </w:rPr>
+        <w:t xml:space="preserve">Step 2 — Declare the grain: </w:t>
+      </w:r>
+      <w:r>
+        <w:t xml:space="preserve">One row per order line – one specific product sold to one customer or company, in one order, on one date, through one channel. This is already the atomic level captured by both source extracts: every row in novatech_b2c_orders.csv and novatech_b2b_orders.csv represents exactly one product on one order, so no further splitting is possible and no aggregation is needed.</w:t>
+      </w:r>
+    </w:p>
+    <w:p>
+      <w:pPr>
+        <w:pStyle w:val="BodyText"/>
+      </w:pPr>
+      <w:r>
+        <w:rPr>
+          <w:b/>
+        </w:rPr>
+        <w:t xml:space="preserve">Step 3 — Identify the dimensions: </w:t>
+      </w:r>
+      <w:r>
+        <w:t xml:space="preserve">Date, Product (conformed across both channels via SKU), Customer (conformed: individual consumers and business accounts), Geography, Employee (Account Manager, B2B only) and Channel.</w:t>
+      </w:r>
+    </w:p>
+    <w:p>
+      <w:pPr>
+        <w:pStyle w:val="BodyText"/>
+      </w:pPr>
+      <w:r>
+        <w:rPr>
+          <w:b/>
+        </w:rPr>
+        <w:t xml:space="preserve">Step 4 — Identify the facts: </w:t>
+      </w:r>
+      <w:r>
+        <w:t xml:space="preserve">Quantity, Unit Price, Unit Cost, Total Sales and Total Cost – all numeric and additive across every dimension.</w:t>
+      </w:r>
+    </w:p>
+    <w:p>
+      <w:pPr>
+        <w:pStyle w:val="BodyText"/>
+      </w:pPr>
+      <w:r>
+        <w:t xml:space="preserve">Why this grain: the most atomic grain available from the source systems was chosen rather than a pre-aggregated one (e.g. daily totals per product). Every higher-level rollup NovaTech might want – by month, by country, by product category, by channel, by account tier – can be derived later by summing this grain, but the reverse is impossible once detail has been thrown away. Because the two channels must eventually be compared side by side, a single conformed grain shared by both source systems was required.</w:t>
+      </w:r>
+    </w:p>
+    <w:p>
+      <w:pPr>
+        <w:pStyle w:val="BodyText"/>
+      </w:pPr>
+    </w:p>
+    <w:p>
+      <w:pPr>
+        <w:pStyle w:val="BodyText"/>
+      </w:pPr>
+      <w:r>
+        <w:rPr>
+          <w:b/>
+        </w:rPr>
+        <w:t xml:space="preserve">Dimension and fact tables, with attributes and data types:</w:t>
+      </w:r>
+    </w:p>
+    <w:p>
+      <w:pPr>
+        <w:pStyle w:val="BodyText"/>
+      </w:pPr>
+    </w:p>
+    <w:p>
+      <w:pPr>
+        <w:pStyle w:val="BodyText"/>
+        <w:spacing w:before="120"/>
+      </w:pPr>
+      <w:r>
+        <w:rPr>
+          <w:b/>
+          <w:color w:val="2E74B5"/>
+        </w:rPr>
+        <w:t xml:space="preserve">DIM_DATE</w:t>
+      </w:r>
+    </w:p>
+    <w:p>
+      <w:pPr>
+        <w:pStyle w:val="BodyText"/>
+      </w:pPr>
+      <w:r>
+        <w:t xml:space="preserve">One row per calendar day. Standard calendar attributes were added on top of the source's single Order Date field, as is standard Kimball practice for a date dimension.</w:t>
+      </w:r>
+    </w:p>
+    <w:tbl>
+      <w:tblPr>
+        <w:tblW w:w="9355" w:type="dxa"/>
+        <w:tblBorders>
+          <w:top w:val="single" w:sz="4" w:space="0" w:color="BFBFBF"/>
+          <w:left w:val="single" w:sz="4" w:space="0" w:color="BFBFBF"/>
+          <w:bottom w:val="single" w:sz="4" w:space="0" w:color="BFBFBF"/>
+          <w:right w:val="single" w:sz="4" w:space="0" w:color="BFBFBF"/>
+          <w:insideH w:val="single" w:sz="4" w:space="0" w:color="BFBFBF"/>
+          <w:insideV w:val="single" w:sz="4" w:space="0" w:color="BFBFBF"/>
+        </w:tblBorders>
+        <w:tblLook w:val="04A0" w:firstRow="1" w:lastRow="0" w:firstColumn="1" w:lastColumn="0" w:noHBand="0" w:noVBand="1"/>
+      </w:tblPr>
+      <w:tblGrid>
+        <w:gridCol w:w="2400"/>
+        <w:gridCol w:w="5155"/>
+        <w:gridCol w:w="1800"/>
+      </w:tblGrid>
+      <w:tr>
+        <w:tc>
+          <w:tcPr>
+            <w:tcW w:w="2400" w:type="dxa"/>
+            <w:shd w:val="clear" w:color="auto" w:fill="D9E2F3"/>
+            <w:vAlign w:val="center"/>
+          </w:tcPr>
+          <w:p>
+            <w:pPr>
+              <w:pStyle w:val="BodyText"/>
+              <w:spacing w:before="0" w:after="0"/>
+            </w:pPr>
+            <w:r>
+              <w:rPr>
+                <w:b/>
+              </w:rPr>
+              <w:t xml:space="preserve">Column name</w:t>
+            </w:r>
+          </w:p>
+        </w:tc>
+        <w:tc>
+          <w:tcPr>
+            <w:tcW w:w="5155" w:type="dxa"/>
+            <w:shd w:val="clear" w:color="auto" w:fill="D9E2F3"/>
+            <w:vAlign w:val="center"/>
+          </w:tcPr>
+          <w:p>
+            <w:pPr>
+              <w:pStyle w:val="BodyText"/>
+              <w:spacing w:before="0" w:after="0"/>
+            </w:pPr>
+            <w:r>
+              <w:rPr>
+                <w:b/>
+              </w:rPr>
+              <w:t xml:space="preserve">Description</w:t>
+            </w:r>
+          </w:p>
+        </w:tc>
+        <w:tc>
+          <w:tcPr>
+            <w:tcW w:w="1800" w:type="dxa"/>
+            <w:shd w:val="clear" w:color="auto" w:fill="D9E2F3"/>
+            <w:vAlign w:val="center"/>
+          </w:tcPr>
+          <w:p>
+            <w:pPr>
+              <w:pStyle w:val="BodyText"/>
+              <w:spacing w:before="0" w:after="0"/>
+            </w:pPr>
+            <w:r>
+              <w:rPr>
+                <w:b/>
+              </w:rPr>
+              <w:t xml:space="preserve">Data Type</w:t>
+            </w:r>
+          </w:p>
+        </w:tc>
+      </w:tr>
+      <w:tr>
+        <w:tc>
+          <w:tcPr>
+            <w:tcW w:w="2400" w:type="dxa"/>
+            <w:vAlign w:val="center"/>
+          </w:tcPr>
+          <w:p>
+            <w:pPr>
+              <w:pStyle w:val="BodyText"/>
+              <w:spacing w:before="0" w:after="0"/>
+            </w:pPr>
+            <w:r>
+              <w:rPr>
+                <w:rFonts w:ascii="Consolas" w:hAnsi="Consolas"/>
+              </w:rPr>
+              <w:t xml:space="preserve">DATE_KEY</w:t>
+            </w:r>
+          </w:p>
+        </w:tc>
+        <w:tc>
+          <w:tcPr>
+            <w:tcW w:w="5155" w:type="dxa"/>
+            <w:vAlign w:val="center"/>
+          </w:tcPr>
+          <w:p>
+            <w:pPr>
+              <w:pStyle w:val="BodyText"/>
+              <w:spacing w:before="0" w:after="0"/>
+            </w:pPr>
+            <w:r>
+              <w:t xml:space="preserve">Surrogate key (YYYYMMDD)</w:t>
+            </w:r>
+          </w:p>
+        </w:tc>
+        <w:tc>
+          <w:tcPr>
+            <w:tcW w:w="1800" w:type="dxa"/>
+            <w:vAlign w:val="center"/>
+          </w:tcPr>
+          <w:p>
+            <w:pPr>
+              <w:pStyle w:val="BodyText"/>
+              <w:spacing w:before="0" w:after="0"/>
+            </w:pPr>
+            <w:r>
+              <w:t xml:space="preserve">INT</w:t>
+            </w:r>
+          </w:p>
+        </w:tc>
+      </w:tr>
+      <w:tr>
+        <w:tc>
+          <w:tcPr>
+            <w:tcW w:w="2400" w:type="dxa"/>
+            <w:vAlign w:val="center"/>
+          </w:tcPr>
+          <w:p>
+            <w:pPr>
+              <w:pStyle w:val="BodyText"/>
+              <w:spacing w:before="0" w:after="0"/>
+            </w:pPr>
+            <w:r>
+              <w:rPr>
+                <w:rFonts w:ascii="Consolas" w:hAnsi="Consolas"/>
+              </w:rPr>
+              <w:t xml:space="preserve">FULL_DATE</w:t>
+            </w:r>
+          </w:p>
+        </w:tc>
+        <w:tc>
+          <w:tcPr>
+            <w:tcW w:w="5155" w:type="dxa"/>
+            <w:vAlign w:val="center"/>
+          </w:tcPr>
+          <w:p>
+            <w:pPr>
+              <w:pStyle w:val="BodyText"/>
+              <w:spacing w:before="0" w:after="0"/>
+            </w:pPr>
+            <w:r>
+              <w:t xml:space="preserve">Calendar date</w:t>
+            </w:r>
+          </w:p>
+        </w:tc>
+        <w:tc>
+          <w:tcPr>
+            <w:tcW w:w="1800" w:type="dxa"/>
+            <w:vAlign w:val="center"/>
+          </w:tcPr>
+          <w:p>
+            <w:pPr>
+              <w:pStyle w:val="BodyText"/>
+              <w:spacing w:before="0" w:after="0"/>
+            </w:pPr>
+            <w:r>
+              <w:t xml:space="preserve">DATE</w:t>
+            </w:r>
+          </w:p>
+        </w:tc>
+      </w:tr>
+      <w:tr>
+        <w:tc>
+          <w:tcPr>
+            <w:tcW w:w="2400" w:type="dxa"/>
+            <w:vAlign w:val="center"/>
+          </w:tcPr>
+          <w:p>
+            <w:pPr>
+              <w:pStyle w:val="BodyText"/>
+              <w:spacing w:before="0" w:after="0"/>
+            </w:pPr>
+            <w:r>
+              <w:rPr>
+                <w:rFonts w:ascii="Consolas" w:hAnsi="Consolas"/>
+              </w:rPr>
+              <w:t xml:space="preserve">DAY</w:t>
+            </w:r>
+          </w:p>
+        </w:tc>
+        <w:tc>
+          <w:tcPr>
+            <w:tcW w:w="5155" w:type="dxa"/>
+            <w:vAlign w:val="center"/>
+          </w:tcPr>
+          <w:p>
+            <w:pPr>
+              <w:pStyle w:val="BodyText"/>
+              <w:spacing w:before="0" w:after="0"/>
+            </w:pPr>
+            <w:r>
+              <w:t xml:space="preserve">Day of month</w:t>
+            </w:r>
+          </w:p>
+        </w:tc>
+        <w:tc>
+          <w:tcPr>
+            <w:tcW w:w="1800" w:type="dxa"/>
+            <w:vAlign w:val="center"/>
+          </w:tcPr>
+          <w:p>
+            <w:pPr>
+              <w:pStyle w:val="BodyText"/>
+              <w:spacing w:before="0" w:after="0"/>
+            </w:pPr>
+            <w:r>
+              <w:t xml:space="preserve">INT</w:t>
+            </w:r>
+          </w:p>
+        </w:tc>
+      </w:tr>
+      <w:tr>
+        <w:tc>
+          <w:tcPr>
+            <w:tcW w:w="2400" w:type="dxa"/>
+            <w:vAlign w:val="center"/>
+          </w:tcPr>
+          <w:p>
+            <w:pPr>
+              <w:pStyle w:val="BodyText"/>
+              <w:spacing w:before="0" w:after="0"/>
+            </w:pPr>
+            <w:r>
+              <w:rPr>
+                <w:rFonts w:ascii="Consolas" w:hAnsi="Consolas"/>
+              </w:rPr>
+              <w:t xml:space="preserve">MONTH</w:t>
+            </w:r>
+          </w:p>
+        </w:tc>
+        <w:tc>
+          <w:tcPr>
+            <w:tcW w:w="5155" w:type="dxa"/>
+            <w:vAlign w:val="center"/>
+          </w:tcPr>
+          <w:p>
+            <w:pPr>
+              <w:pStyle w:val="BodyText"/>
+              <w:spacing w:before="0" w:after="0"/>
+            </w:pPr>
+            <w:r>
+              <w:t xml:space="preserve">Month number</w:t>
+            </w:r>
+          </w:p>
+        </w:tc>
+        <w:tc>
+          <w:tcPr>
+            <w:tcW w:w="1800" w:type="dxa"/>
+            <w:vAlign w:val="center"/>
+          </w:tcPr>
+          <w:p>
+            <w:pPr>
+              <w:pStyle w:val="BodyText"/>
+              <w:spacing w:before="0" w:after="0"/>
+            </w:pPr>
+            <w:r>
+              <w:t xml:space="preserve">INT</w:t>
+            </w:r>
+          </w:p>
+        </w:tc>
+      </w:tr>
+      <w:tr>
+        <w:tc>
+          <w:tcPr>
+            <w:tcW w:w="2400" w:type="dxa"/>
+            <w:vAlign w:val="center"/>
+          </w:tcPr>
+          <w:p>
+            <w:pPr>
+              <w:pStyle w:val="BodyText"/>
+              <w:spacing w:before="0" w:after="0"/>
+            </w:pPr>
+            <w:r>
+              <w:rPr>
+                <w:rFonts w:ascii="Consolas" w:hAnsi="Consolas"/>
+              </w:rPr>
+              <w:t xml:space="preserve">MONTH_NAME</w:t>
+            </w:r>
+          </w:p>
+        </w:tc>
+        <w:tc>
+          <w:tcPr>
+            <w:tcW w:w="5155" w:type="dxa"/>
+            <w:vAlign w:val="center"/>
+          </w:tcPr>
+          <w:p>
+            <w:pPr>
+              <w:pStyle w:val="BodyText"/>
+              <w:spacing w:before="0" w:after="0"/>
+            </w:pPr>
+            <w:r>
+              <w:t xml:space="preserve">Month name</w:t>
+            </w:r>
+          </w:p>
+        </w:tc>
+        <w:tc>
+          <w:tcPr>
+            <w:tcW w:w="1800" w:type="dxa"/>
+            <w:vAlign w:val="center"/>
+          </w:tcPr>
+          <w:p>
+            <w:pPr>
+              <w:pStyle w:val="BodyText"/>
+              <w:spacing w:before="0" w:after="0"/>
+            </w:pPr>
+            <w:r>
+              <w:t xml:space="preserve">VARCHAR(20)</w:t>
+            </w:r>
+          </w:p>
+        </w:tc>
+      </w:tr>
+      <w:tr>
+        <w:tc>
+          <w:tcPr>
+            <w:tcW w:w="2400" w:type="dxa"/>
+            <w:vAlign w:val="center"/>
+          </w:tcPr>
+          <w:p>
+            <w:pPr>
+              <w:pStyle w:val="BodyText"/>
+              <w:spacing w:before="0" w:after="0"/>
+            </w:pPr>
+            <w:r>
+              <w:rPr>
+                <w:rFonts w:ascii="Consolas" w:hAnsi="Consolas"/>
+              </w:rPr>
+              <w:t xml:space="preserve">QUARTER</w:t>
+            </w:r>
+          </w:p>
+        </w:tc>
+        <w:tc>
+          <w:tcPr>
+            <w:tcW w:w="5155" w:type="dxa"/>
+            <w:vAlign w:val="center"/>
+          </w:tcPr>
+          <w:p>
+            <w:pPr>
+              <w:pStyle w:val="BodyText"/>
+              <w:spacing w:before="0" w:after="0"/>
+            </w:pPr>
+            <w:r>
+              <w:t xml:space="preserve">Quarter number (1-4)</w:t>
+            </w:r>
+          </w:p>
+        </w:tc>
+        <w:tc>
+          <w:tcPr>
+            <w:tcW w:w="1800" w:type="dxa"/>
+            <w:vAlign w:val="center"/>
+          </w:tcPr>
+          <w:p>
+            <w:pPr>
+              <w:pStyle w:val="BodyText"/>
+              <w:spacing w:before="0" w:after="0"/>
+            </w:pPr>
+            <w:r>
+              <w:t xml:space="preserve">INT</w:t>
+            </w:r>
+          </w:p>
+        </w:tc>
+      </w:tr>
+      <w:tr>
+        <w:tc>
+          <w:tcPr>
+            <w:tcW w:w="2400" w:type="dxa"/>
+            <w:vAlign w:val="center"/>
+          </w:tcPr>
+          <w:p>
+            <w:pPr>
+              <w:pStyle w:val="BodyText"/>
+              <w:spacing w:before="0" w:after="0"/>
+            </w:pPr>
+            <w:r>
+              <w:rPr>
+                <w:rFonts w:ascii="Consolas" w:hAnsi="Consolas"/>
+              </w:rPr>
+              <w:t xml:space="preserve">YEAR</w:t>
+            </w:r>
+          </w:p>
+        </w:tc>
+        <w:tc>
+          <w:tcPr>
+            <w:tcW w:w="5155" w:type="dxa"/>
+            <w:vAlign w:val="center"/>
+          </w:tcPr>
+          <w:p>
+            <w:pPr>
+              <w:pStyle w:val="BodyText"/>
+              <w:spacing w:before="0" w:after="0"/>
+            </w:pPr>
+            <w:r>
+              <w:t xml:space="preserve">Calendar year</w:t>
+            </w:r>
+          </w:p>
+        </w:tc>
+        <w:tc>
+          <w:tcPr>
+            <w:tcW w:w="1800" w:type="dxa"/>
+            <w:vAlign w:val="center"/>
+          </w:tcPr>
+          <w:p>
+            <w:pPr>
+              <w:pStyle w:val="BodyText"/>
+              <w:spacing w:before="0" w:after="0"/>
+            </w:pPr>
+            <w:r>
+              <w:t xml:space="preserve">INT</w:t>
+            </w:r>
+          </w:p>
+        </w:tc>
+      </w:tr>
+      <w:tr>
+        <w:tc>
+          <w:tcPr>
+            <w:tcW w:w="2400" w:type="dxa"/>
+            <w:vAlign w:val="center"/>
+          </w:tcPr>
+          <w:p>
+            <w:pPr>
+              <w:pStyle w:val="BodyText"/>
+              <w:spacing w:before="0" w:after="0"/>
+            </w:pPr>
+            <w:r>
+              <w:rPr>
+                <w:rFonts w:ascii="Consolas" w:hAnsi="Consolas"/>
+              </w:rPr>
+              <w:t xml:space="preserve">DAY_OF_WEEK</w:t>
+            </w:r>
+          </w:p>
+        </w:tc>
+        <w:tc>
+          <w:tcPr>
+            <w:tcW w:w="5155" w:type="dxa"/>
+            <w:vAlign w:val="center"/>
+          </w:tcPr>
+          <w:p>
+            <w:pPr>
+              <w:pStyle w:val="BodyText"/>
+              <w:spacing w:before="0" w:after="0"/>
+            </w:pPr>
+            <w:r>
+              <w:t xml:space="preserve">Day name</w:t>
+            </w:r>
+          </w:p>
+        </w:tc>
+        <w:tc>
+          <w:tcPr>
+            <w:tcW w:w="1800" w:type="dxa"/>
+            <w:vAlign w:val="center"/>
+          </w:tcPr>
+          <w:p>
+            <w:pPr>
+              <w:pStyle w:val="BodyText"/>
+              <w:spacing w:before="0" w:after="0"/>
+            </w:pPr>
+            <w:r>
+              <w:t xml:space="preserve">VARCHAR(20)</w:t>
+            </w:r>
+          </w:p>
+        </w:tc>
+      </w:tr>
+      <w:tr>
+        <w:tc>
+          <w:tcPr>
+            <w:tcW w:w="2400" w:type="dxa"/>
+            <w:vAlign w:val="center"/>
+          </w:tcPr>
+          <w:p>
+            <w:pPr>
+              <w:pStyle w:val="BodyText"/>
+              <w:spacing w:before="0" w:after="0"/>
+            </w:pPr>
+            <w:r>
+              <w:rPr>
+                <w:rFonts w:ascii="Consolas" w:hAnsi="Consolas"/>
+              </w:rPr>
+              <w:t xml:space="preserve">IS_WEEKEND</w:t>
+            </w:r>
+          </w:p>
+        </w:tc>
+        <w:tc>
+          <w:tcPr>
+            <w:tcW w:w="5155" w:type="dxa"/>
+            <w:vAlign w:val="center"/>
+          </w:tcPr>
+          <w:p>
+            <w:pPr>
+              <w:pStyle w:val="BodyText"/>
+              <w:spacing w:before="0" w:after="0"/>
+            </w:pPr>
+            <w:r>
+              <w:t xml:space="preserve">Saturday/Sunday flag</w:t>
+            </w:r>
+          </w:p>
+        </w:tc>
+        <w:tc>
+          <w:tcPr>
+            <w:tcW w:w="1800" w:type="dxa"/>
+            <w:vAlign w:val="center"/>
+          </w:tcPr>
+          <w:p>
+            <w:pPr>
+              <w:pStyle w:val="BodyText"/>
+              <w:spacing w:before="0" w:after="0"/>
+            </w:pPr>
+            <w:r>
+              <w:t xml:space="preserve">BOOLEAN</w:t>
+            </w:r>
+          </w:p>
+        </w:tc>
+      </w:tr>
+    </w:tbl>
+    <w:p>
+      <w:pPr>
+        <w:pStyle w:val="BodyText"/>
+      </w:pPr>
+    </w:p>
+    <w:p>
+      <w:pPr>
+        <w:pStyle w:val="BodyText"/>
+      </w:pPr>
+      <w:r>
+        <w:t xml:space="preserve">Example with filled data:</w:t>
+      </w:r>
+    </w:p>
+    <w:tbl>
+      <w:tblPr>
+        <w:tblW w:w="9355" w:type="dxa"/>
+        <w:tblBorders>
+          <w:top w:val="single" w:sz="4" w:space="0" w:color="BFBFBF"/>
+          <w:left w:val="single" w:sz="4" w:space="0" w:color="BFBFBF"/>
+          <w:bottom w:val="single" w:sz="4" w:space="0" w:color="BFBFBF"/>
+          <w:right w:val="single" w:sz="4" w:space="0" w:color="BFBFBF"/>
+          <w:insideH w:val="single" w:sz="4" w:space="0" w:color="BFBFBF"/>
+          <w:insideV w:val="single" w:sz="4" w:space="0" w:color="BFBFBF"/>
+        </w:tblBorders>
+        <w:tblLook w:val="04A0" w:firstRow="1" w:lastRow="0" w:firstColumn="1" w:lastColumn="0" w:noHBand="0" w:noVBand="1"/>
+      </w:tblPr>
+      <w:tblGrid>
+        <w:gridCol w:w="1065"/>
+        <w:gridCol w:w="1218"/>
+        <w:gridCol w:w="757"/>
+        <w:gridCol w:w="834"/>
+        <w:gridCol w:w="1218"/>
+        <w:gridCol w:w="988"/>
+        <w:gridCol w:w="757"/>
+        <w:gridCol w:w="1295"/>
+        <w:gridCol w:w="1223"/>
+      </w:tblGrid>
+      <w:tr>
+        <w:tc>
+          <w:tcPr>
+            <w:tcW w:w="1065" w:type="dxa"/>
+            <w:shd w:val="clear" w:color="auto" w:fill="D9E2F3"/>
+            <w:vAlign w:val="center"/>
+          </w:tcPr>
+          <w:p>
+            <w:pPr>
+              <w:pStyle w:val="BodyText"/>
+              <w:spacing w:before="0" w:after="0"/>
+            </w:pPr>
+            <w:r>
+              <w:rPr>
+                <w:b/>
+              </w:rPr>
+              <w:t xml:space="preserve">DATE_KEY</w:t>
+            </w:r>
+          </w:p>
+        </w:tc>
+        <w:tc>
+          <w:tcPr>
+            <w:tcW w:w="1218" w:type="dxa"/>
+            <w:shd w:val="clear" w:color="auto" w:fill="D9E2F3"/>
+            <w:vAlign w:val="center"/>
+          </w:tcPr>
+          <w:p>
+            <w:pPr>
+              <w:pStyle w:val="BodyText"/>
+              <w:spacing w:before="0" w:after="0"/>
+            </w:pPr>
+            <w:r>
+              <w:rPr>
+                <w:b/>
+              </w:rPr>
+              <w:t xml:space="preserve">FULL_DATE</w:t>
+            </w:r>
+          </w:p>
+        </w:tc>
+        <w:tc>
+          <w:tcPr>
+            <w:tcW w:w="757" w:type="dxa"/>
+            <w:shd w:val="clear" w:color="auto" w:fill="D9E2F3"/>
+            <w:vAlign w:val="center"/>
+          </w:tcPr>
+          <w:p>
+            <w:pPr>
+              <w:pStyle w:val="BodyText"/>
+              <w:spacing w:before="0" w:after="0"/>
+            </w:pPr>
+            <w:r>
+              <w:rPr>
+                <w:b/>
+              </w:rPr>
+              <w:t xml:space="preserve">DAY</w:t>
+            </w:r>
+          </w:p>
+        </w:tc>
+        <w:tc>
+          <w:tcPr>
+            <w:tcW w:w="834" w:type="dxa"/>
+            <w:shd w:val="clear" w:color="auto" w:fill="D9E2F3"/>
+            <w:vAlign w:val="center"/>
+          </w:tcPr>
+          <w:p>
+            <w:pPr>
+              <w:pStyle w:val="BodyText"/>
+              <w:spacing w:before="0" w:after="0"/>
+            </w:pPr>
+            <w:r>
+              <w:rPr>
+                <w:b/>
+              </w:rPr>
+              <w:t xml:space="preserve">MONTH</w:t>
+            </w:r>
+          </w:p>
+        </w:tc>
+        <w:tc>
+          <w:tcPr>
+            <w:tcW w:w="1218" w:type="dxa"/>
+            <w:shd w:val="clear" w:color="auto" w:fill="D9E2F3"/>
+            <w:vAlign w:val="center"/>
+          </w:tcPr>
+          <w:p>
+            <w:pPr>
+              <w:pStyle w:val="BodyText"/>
+              <w:spacing w:before="0" w:after="0"/>
+            </w:pPr>
+            <w:r>
+              <w:rPr>
+                <w:b/>
+              </w:rPr>
+              <w:t xml:space="preserve">MONTH_NAME</w:t>
+            </w:r>
+          </w:p>
+        </w:tc>
+        <w:tc>
+          <w:tcPr>
+            <w:tcW w:w="988" w:type="dxa"/>
+            <w:shd w:val="clear" w:color="auto" w:fill="D9E2F3"/>
+            <w:vAlign w:val="center"/>
+          </w:tcPr>
+          <w:p>
+            <w:pPr>
+              <w:pStyle w:val="BodyText"/>
+              <w:spacing w:before="0" w:after="0"/>
+            </w:pPr>
+            <w:r>
+              <w:rPr>
+                <w:b/>
+              </w:rPr>
+              <w:t xml:space="preserve">QUARTER</w:t>
+            </w:r>
+          </w:p>
+        </w:tc>
+        <w:tc>
+          <w:tcPr>
+            <w:tcW w:w="757" w:type="dxa"/>
+            <w:shd w:val="clear" w:color="auto" w:fill="D9E2F3"/>
+            <w:vAlign w:val="center"/>
+          </w:tcPr>
+          <w:p>
+            <w:pPr>
+              <w:pStyle w:val="BodyText"/>
+              <w:spacing w:before="0" w:after="0"/>
+            </w:pPr>
+            <w:r>
+              <w:rPr>
+                <w:b/>
+              </w:rPr>
+              <w:t xml:space="preserve">YEAR</w:t>
+            </w:r>
+          </w:p>
+        </w:tc>
+        <w:tc>
+          <w:tcPr>
+            <w:tcW w:w="1295" w:type="dxa"/>
+            <w:shd w:val="clear" w:color="auto" w:fill="D9E2F3"/>
+            <w:vAlign w:val="center"/>
+          </w:tcPr>
+          <w:p>
+            <w:pPr>
+              <w:pStyle w:val="BodyText"/>
+              <w:spacing w:before="0" w:after="0"/>
+            </w:pPr>
+            <w:r>
+              <w:rPr>
+                <w:b/>
+              </w:rPr>
+              <w:t xml:space="preserve">DAY_OF_WEEK</w:t>
+            </w:r>
+          </w:p>
+        </w:tc>
+        <w:tc>
+          <w:tcPr>
+            <w:tcW w:w="1223" w:type="dxa"/>
+            <w:shd w:val="clear" w:color="auto" w:fill="D9E2F3"/>
+            <w:vAlign w:val="center"/>
+          </w:tcPr>
+          <w:p>
+            <w:pPr>
+              <w:pStyle w:val="BodyText"/>
+              <w:spacing w:before="0" w:after="0"/>
+            </w:pPr>
+            <w:r>
+              <w:rPr>
+                <w:b/>
+              </w:rPr>
+              <w:t xml:space="preserve">IS_WEEKEND</w:t>
+            </w:r>
+          </w:p>
+        </w:tc>
+      </w:tr>
+      <w:tr>
+        <w:tc>
+          <w:tcPr>
+            <w:tcW w:w="1065" w:type="dxa"/>
+            <w:vAlign w:val="center"/>
+          </w:tcPr>
+          <w:p>
+            <w:pPr>
+              <w:pStyle w:val="BodyText"/>
+              <w:spacing w:before="0" w:after="0"/>
+            </w:pPr>
+            <w:r>
+              <w:t xml:space="preserve">20241115</w:t>
+            </w:r>
+          </w:p>
+        </w:tc>
+        <w:tc>
+          <w:tcPr>
+            <w:tcW w:w="1218" w:type="dxa"/>
+            <w:vAlign w:val="center"/>
+          </w:tcPr>
+          <w:p>
+            <w:pPr>
+              <w:pStyle w:val="BodyText"/>
+              <w:spacing w:before="0" w:after="0"/>
+            </w:pPr>
+            <w:r>
+              <w:t xml:space="preserve">2024-11-15</w:t>
+            </w:r>
+          </w:p>
+        </w:tc>
+        <w:tc>
+          <w:tcPr>
+            <w:tcW w:w="757" w:type="dxa"/>
+            <w:vAlign w:val="center"/>
+          </w:tcPr>
+          <w:p>
+            <w:pPr>
+              <w:pStyle w:val="BodyText"/>
+              <w:spacing w:before="0" w:after="0"/>
+            </w:pPr>
+            <w:r>
+              <w:t xml:space="preserve">15</w:t>
+            </w:r>
+          </w:p>
+        </w:tc>
+        <w:tc>
+          <w:tcPr>
+            <w:tcW w:w="834" w:type="dxa"/>
+            <w:vAlign w:val="center"/>
+          </w:tcPr>
+          <w:p>
+            <w:pPr>
+              <w:pStyle w:val="BodyText"/>
+              <w:spacing w:before="0" w:after="0"/>
+            </w:pPr>
+            <w:r>
+              <w:t xml:space="preserve">11</w:t>
+            </w:r>
+          </w:p>
+        </w:tc>
+        <w:tc>
+          <w:tcPr>
+            <w:tcW w:w="1218" w:type="dxa"/>
+            <w:vAlign w:val="center"/>
+          </w:tcPr>
+          <w:p>
+            <w:pPr>
+              <w:pStyle w:val="BodyText"/>
+              <w:spacing w:before="0" w:after="0"/>
+            </w:pPr>
+            <w:r>
+              <w:t xml:space="preserve">November</w:t>
+            </w:r>
+          </w:p>
+        </w:tc>
+        <w:tc>
+          <w:tcPr>
+            <w:tcW w:w="988" w:type="dxa"/>
+            <w:vAlign w:val="center"/>
+          </w:tcPr>
+          <w:p>
+            <w:pPr>
+              <w:pStyle w:val="BodyText"/>
+              <w:spacing w:before="0" w:after="0"/>
+            </w:pPr>
+            <w:r>
+              <w:t xml:space="preserve">4</w:t>
+            </w:r>
+          </w:p>
+        </w:tc>
+        <w:tc>
+          <w:tcPr>
+            <w:tcW w:w="757" w:type="dxa"/>
+            <w:vAlign w:val="center"/>
+          </w:tcPr>
+          <w:p>
+            <w:pPr>
+              <w:pStyle w:val="BodyText"/>
+              <w:spacing w:before="0" w:after="0"/>
+            </w:pPr>
+            <w:r>
+              <w:t xml:space="preserve">2024</w:t>
+            </w:r>
+          </w:p>
+        </w:tc>
+        <w:tc>
+          <w:tcPr>
+            <w:tcW w:w="1295" w:type="dxa"/>
+            <w:vAlign w:val="center"/>
+          </w:tcPr>
+          <w:p>
+            <w:pPr>
+              <w:pStyle w:val="BodyText"/>
+              <w:spacing w:before="0" w:after="0"/>
+            </w:pPr>
+            <w:r>
+              <w:t xml:space="preserve">Friday</w:t>
+            </w:r>
+          </w:p>
+        </w:tc>
+        <w:tc>
+          <w:tcPr>
+            <w:tcW w:w="1223" w:type="dxa"/>
+            <w:vAlign w:val="center"/>
+          </w:tcPr>
+          <w:p>
+            <w:pPr>
+              <w:pStyle w:val="BodyText"/>
+              <w:spacing w:before="0" w:after="0"/>
+            </w:pPr>
+            <w:r>
+              <w:t xml:space="preserve">False</w:t>
+            </w:r>
+          </w:p>
+        </w:tc>
+      </w:tr>
+    </w:tbl>
+    <w:p>
+      <w:pPr>
+        <w:pStyle w:val="BodyText"/>
+      </w:pPr>
+    </w:p>
+    <w:p>
+      <w:pPr>
+        <w:pStyle w:val="BodyText"/>
+        <w:spacing w:before="120"/>
+      </w:pPr>
+      <w:r>
+        <w:rPr>
+          <w:b/>
+          <w:color w:val="2E74B5"/>
+        </w:rPr>
+        <w:t xml:space="preserve">DIM_PRODUCT</w:t>
+      </w:r>
+    </w:p>
+    <w:p>
+      <w:pPr>
+        <w:pStyle w:val="BodyText"/>
+      </w:pPr>
+      <w:r>
+        <w:t xml:space="preserve">One row per SKU. SKU is the natural/business key that conforms the same physical product across the B2C and B2B source systems, even though each system uses its own local Product ID.</w:t>
+      </w:r>
+    </w:p>
+    <w:tbl>
+      <w:tblPr>
+        <w:tblW w:w="9355" w:type="dxa"/>
+        <w:tblBorders>
+          <w:top w:val="single" w:sz="4" w:space="0" w:color="BFBFBF"/>
+          <w:left w:val="single" w:sz="4" w:space="0" w:color="BFBFBF"/>
+          <w:bottom w:val="single" w:sz="4" w:space="0" w:color="BFBFBF"/>
+          <w:right w:val="single" w:sz="4" w:space="0" w:color="BFBFBF"/>
+          <w:insideH w:val="single" w:sz="4" w:space="0" w:color="BFBFBF"/>
+          <w:insideV w:val="single" w:sz="4" w:space="0" w:color="BFBFBF"/>
+        </w:tblBorders>
+        <w:tblLook w:val="04A0" w:firstRow="1" w:lastRow="0" w:firstColumn="1" w:lastColumn="0" w:noHBand="0" w:noVBand="1"/>
+      </w:tblPr>
+      <w:tblGrid>
+        <w:gridCol w:w="2400"/>
+        <w:gridCol w:w="5155"/>
+        <w:gridCol w:w="1800"/>
+      </w:tblGrid>
+      <w:tr>
+        <w:tc>
+          <w:tcPr>
+            <w:tcW w:w="2400" w:type="dxa"/>
+            <w:shd w:val="clear" w:color="auto" w:fill="D9E2F3"/>
+            <w:vAlign w:val="center"/>
+          </w:tcPr>
+          <w:p>
+            <w:pPr>
+              <w:pStyle w:val="BodyText"/>
+              <w:spacing w:before="0" w:after="0"/>
+            </w:pPr>
+            <w:r>
+              <w:rPr>
+                <w:b/>
+              </w:rPr>
+              <w:t xml:space="preserve">Column name</w:t>
+            </w:r>
+          </w:p>
+        </w:tc>
+        <w:tc>
+          <w:tcPr>
+            <w:tcW w:w="5155" w:type="dxa"/>
+            <w:shd w:val="clear" w:color="auto" w:fill="D9E2F3"/>
+            <w:vAlign w:val="center"/>
+          </w:tcPr>
+          <w:p>
+            <w:pPr>
+              <w:pStyle w:val="BodyText"/>
+              <w:spacing w:before="0" w:after="0"/>
+            </w:pPr>
+            <w:r>
+              <w:rPr>
+                <w:b/>
+              </w:rPr>
+              <w:t xml:space="preserve">Description</w:t>
+            </w:r>
+          </w:p>
+        </w:tc>
+        <w:tc>
+          <w:tcPr>
+            <w:tcW w:w="1800" w:type="dxa"/>
+            <w:shd w:val="clear" w:color="auto" w:fill="D9E2F3"/>
+            <w:vAlign w:val="center"/>
+          </w:tcPr>
+          <w:p>
+            <w:pPr>
+              <w:pStyle w:val="BodyText"/>
+              <w:spacing w:before="0" w:after="0"/>
+            </w:pPr>
+            <w:r>
+              <w:rPr>
+                <w:b/>
+              </w:rPr>
+              <w:t xml:space="preserve">Data Type</w:t>
+            </w:r>
+          </w:p>
+        </w:tc>
+      </w:tr>
+      <w:tr>
+        <w:tc>
+          <w:tcPr>
+            <w:tcW w:w="2400" w:type="dxa"/>
+            <w:vAlign w:val="center"/>
+          </w:tcPr>
+          <w:p>
+            <w:pPr>
+              <w:pStyle w:val="BodyText"/>
+              <w:spacing w:before="0" w:after="0"/>
+            </w:pPr>
+            <w:r>
+              <w:rPr>
+                <w:rFonts w:ascii="Consolas" w:hAnsi="Consolas"/>
+              </w:rPr>
+              <w:t xml:space="preserve">PRODUCT_KEY</w:t>
+            </w:r>
+          </w:p>
+        </w:tc>
+        <w:tc>
+          <w:tcPr>
+            <w:tcW w:w="5155" w:type="dxa"/>
+            <w:vAlign w:val="center"/>
+          </w:tcPr>
+          <w:p>
+            <w:pPr>
+              <w:pStyle w:val="BodyText"/>
+              <w:spacing w:before="0" w:after="0"/>
+            </w:pPr>
+            <w:r>
+              <w:t xml:space="preserve">Surrogate key</w:t>
+            </w:r>
+          </w:p>
+        </w:tc>
+        <w:tc>
+          <w:tcPr>
+            <w:tcW w:w="1800" w:type="dxa"/>
+            <w:vAlign w:val="center"/>
+          </w:tcPr>
+          <w:p>
+            <w:pPr>
+              <w:pStyle w:val="BodyText"/>
+              <w:spacing w:before="0" w:after="0"/>
+            </w:pPr>
+            <w:r>
+              <w:t xml:space="preserve">BIGINT</w:t>
+            </w:r>
+          </w:p>
+        </w:tc>
+      </w:tr>
+      <w:tr>
+        <w:tc>
+          <w:tcPr>
+            <w:tcW w:w="2400" w:type="dxa"/>
+            <w:vAlign w:val="center"/>
+          </w:tcPr>
+          <w:p>
+            <w:pPr>
+              <w:pStyle w:val="BodyText"/>
+              <w:spacing w:before="0" w:after="0"/>
+            </w:pPr>
+            <w:r>
+              <w:rPr>
+                <w:rFonts w:ascii="Consolas" w:hAnsi="Consolas"/>
+              </w:rPr>
+              <w:t xml:space="preserve">SKU</w:t>
+            </w:r>
+          </w:p>
+        </w:tc>
+        <w:tc>
+          <w:tcPr>
+            <w:tcW w:w="5155" w:type="dxa"/>
+            <w:vAlign w:val="center"/>
+          </w:tcPr>
+          <w:p>
+            <w:pPr>
+              <w:pStyle w:val="BodyText"/>
+              <w:spacing w:before="0" w:after="0"/>
+            </w:pPr>
+            <w:r>
+              <w:t xml:space="preserve">Natural key, shared by both source systems</w:t>
+            </w:r>
+          </w:p>
+        </w:tc>
+        <w:tc>
+          <w:tcPr>
+            <w:tcW w:w="1800" w:type="dxa"/>
+            <w:vAlign w:val="center"/>
+          </w:tcPr>
+          <w:p>
+            <w:pPr>
+              <w:pStyle w:val="BodyText"/>
+              <w:spacing w:before="0" w:after="0"/>
+            </w:pPr>
+            <w:r>
+              <w:t xml:space="preserve">VARCHAR(20)</w:t>
+            </w:r>
+          </w:p>
+        </w:tc>
+      </w:tr>
+      <w:tr>
+        <w:tc>
+          <w:tcPr>
+            <w:tcW w:w="2400" w:type="dxa"/>
+            <w:vAlign w:val="center"/>
+          </w:tcPr>
+          <w:p>
+            <w:pPr>
+              <w:pStyle w:val="BodyText"/>
+              <w:spacing w:before="0" w:after="0"/>
+            </w:pPr>
+            <w:r>
+              <w:rPr>
+                <w:rFonts w:ascii="Consolas" w:hAnsi="Consolas"/>
+              </w:rPr>
+              <w:t xml:space="preserve">PRODUCT_TYPE</w:t>
+            </w:r>
+          </w:p>
+        </w:tc>
+        <w:tc>
+          <w:tcPr>
+            <w:tcW w:w="5155" w:type="dxa"/>
+            <w:vAlign w:val="center"/>
+          </w:tcPr>
+          <w:p>
+            <w:pPr>
+              <w:pStyle w:val="BodyText"/>
+              <w:spacing w:before="0" w:after="0"/>
+            </w:pPr>
+            <w:r>
+              <w:t xml:space="preserve">e.g. Smartphone, Laptop, Tablet</w:t>
+            </w:r>
+          </w:p>
+        </w:tc>
+        <w:tc>
+          <w:tcPr>
+            <w:tcW w:w="1800" w:type="dxa"/>
+            <w:vAlign w:val="center"/>
+          </w:tcPr>
+          <w:p>
+            <w:pPr>
+              <w:pStyle w:val="BodyText"/>
+              <w:spacing w:before="0" w:after="0"/>
+            </w:pPr>
+            <w:r>
+              <w:t xml:space="preserve">VARCHAR(50)</w:t>
+            </w:r>
+          </w:p>
+        </w:tc>
+      </w:tr>
+      <w:tr>
+        <w:tc>
+          <w:tcPr>
+            <w:tcW w:w="2400" w:type="dxa"/>
+            <w:vAlign w:val="center"/>
+          </w:tcPr>
+          <w:p>
+            <w:pPr>
+              <w:pStyle w:val="BodyText"/>
+              <w:spacing w:before="0" w:after="0"/>
+            </w:pPr>
+            <w:r>
+              <w:rPr>
+                <w:rFonts w:ascii="Consolas" w:hAnsi="Consolas"/>
+              </w:rPr>
+              <w:t xml:space="preserve">PRODUCT_CATEGORY</w:t>
+            </w:r>
+          </w:p>
+        </w:tc>
+        <w:tc>
+          <w:tcPr>
+            <w:tcW w:w="5155" w:type="dxa"/>
+            <w:vAlign w:val="center"/>
+          </w:tcPr>
+          <w:p>
+            <w:pPr>
+              <w:pStyle w:val="BodyText"/>
+              <w:spacing w:before="0" w:after="0"/>
+            </w:pPr>
+            <w:r>
+              <w:t xml:space="preserve">Top of hierarchy: Mobile Devices, Computing, Wearables, Audio</w:t>
+            </w:r>
+          </w:p>
+        </w:tc>
+        <w:tc>
+          <w:tcPr>
+            <w:tcW w:w="1800" w:type="dxa"/>
+            <w:vAlign w:val="center"/>
+          </w:tcPr>
+          <w:p>
+            <w:pPr>
+              <w:pStyle w:val="BodyText"/>
+              <w:spacing w:before="0" w:after="0"/>
+            </w:pPr>
+            <w:r>
+              <w:t xml:space="preserve">VARCHAR(50)</w:t>
+            </w:r>
+          </w:p>
+        </w:tc>
+      </w:tr>
+    </w:tbl>
+    <w:p>
+      <w:pPr>
+        <w:pStyle w:val="BodyText"/>
+      </w:pPr>
+    </w:p>
+    <w:p>
+      <w:pPr>
+        <w:pStyle w:val="BodyText"/>
+      </w:pPr>
+      <w:r>
+        <w:t xml:space="preserve">Example with filled data:</w:t>
+      </w:r>
+    </w:p>
+    <w:tbl>
+      <w:tblPr>
+        <w:tblW w:w="9355" w:type="dxa"/>
+        <w:tblBorders>
+          <w:top w:val="single" w:sz="4" w:space="0" w:color="BFBFBF"/>
+          <w:left w:val="single" w:sz="4" w:space="0" w:color="BFBFBF"/>
+          <w:bottom w:val="single" w:sz="4" w:space="0" w:color="BFBFBF"/>
+          <w:right w:val="single" w:sz="4" w:space="0" w:color="BFBFBF"/>
+          <w:insideH w:val="single" w:sz="4" w:space="0" w:color="BFBFBF"/>
+          <w:insideV w:val="single" w:sz="4" w:space="0" w:color="BFBFBF"/>
+        </w:tblBorders>
+        <w:tblLook w:val="04A0" w:firstRow="1" w:lastRow="0" w:firstColumn="1" w:lastColumn="0" w:noHBand="0" w:noVBand="1"/>
+      </w:tblPr>
+      <w:tblGrid>
+        <w:gridCol w:w="2304"/>
+        <w:gridCol w:w="1610"/>
+        <w:gridCol w:w="2442"/>
+        <w:gridCol w:w="2999"/>
+      </w:tblGrid>
+      <w:tr>
+        <w:tc>
+          <w:tcPr>
+            <w:tcW w:w="2304" w:type="dxa"/>
+            <w:shd w:val="clear" w:color="auto" w:fill="D9E2F3"/>
+            <w:vAlign w:val="center"/>
+          </w:tcPr>
+          <w:p>
+            <w:pPr>
+              <w:pStyle w:val="BodyText"/>
+              <w:spacing w:before="0" w:after="0"/>
+            </w:pPr>
+            <w:r>
+              <w:rPr>
+                <w:b/>
+              </w:rPr>
+              <w:t xml:space="preserve">PRODUCT_KEY</w:t>
+            </w:r>
+          </w:p>
+        </w:tc>
+        <w:tc>
+          <w:tcPr>
+            <w:tcW w:w="1610" w:type="dxa"/>
+            <w:shd w:val="clear" w:color="auto" w:fill="D9E2F3"/>
+            <w:vAlign w:val="center"/>
+          </w:tcPr>
+          <w:p>
+            <w:pPr>
+              <w:pStyle w:val="BodyText"/>
+              <w:spacing w:before="0" w:after="0"/>
+            </w:pPr>
+            <w:r>
+              <w:rPr>
+                <w:b/>
+              </w:rPr>
+              <w:t xml:space="preserve">SKU</w:t>
+            </w:r>
+          </w:p>
+        </w:tc>
+        <w:tc>
+          <w:tcPr>
+            <w:tcW w:w="2442" w:type="dxa"/>
+            <w:shd w:val="clear" w:color="auto" w:fill="D9E2F3"/>
+            <w:vAlign w:val="center"/>
+          </w:tcPr>
+          <w:p>
+            <w:pPr>
+              <w:pStyle w:val="BodyText"/>
+              <w:spacing w:before="0" w:after="0"/>
+            </w:pPr>
+            <w:r>
+              <w:rPr>
+                <w:b/>
+              </w:rPr>
+              <w:t xml:space="preserve">PRODUCT_TYPE</w:t>
+            </w:r>
+          </w:p>
+        </w:tc>
+        <w:tc>
+          <w:tcPr>
+            <w:tcW w:w="2999" w:type="dxa"/>
+            <w:shd w:val="clear" w:color="auto" w:fill="D9E2F3"/>
+            <w:vAlign w:val="center"/>
+          </w:tcPr>
+          <w:p>
+            <w:pPr>
+              <w:pStyle w:val="BodyText"/>
+              <w:spacing w:before="0" w:after="0"/>
+            </w:pPr>
+            <w:r>
+              <w:rPr>
+                <w:b/>
+              </w:rPr>
+              <w:t xml:space="preserve">PRODUCT_CATEGORY</w:t>
+            </w:r>
+          </w:p>
+        </w:tc>
+      </w:tr>
+      <w:tr>
+        <w:tc>
+          <w:tcPr>
+            <w:tcW w:w="2304" w:type="dxa"/>
+            <w:vAlign w:val="center"/>
+          </w:tcPr>
+          <w:p>
+            <w:pPr>
+              <w:pStyle w:val="BodyText"/>
+              <w:spacing w:before="0" w:after="0"/>
+            </w:pPr>
+            <w:r>
+              <w:t xml:space="preserve">10</w:t>
+            </w:r>
+          </w:p>
+        </w:tc>
+        <w:tc>
+          <w:tcPr>
+            <w:tcW w:w="1610" w:type="dxa"/>
+            <w:vAlign w:val="center"/>
+          </w:tcPr>
+          <w:p>
+            <w:pPr>
+              <w:pStyle w:val="BodyText"/>
+              <w:spacing w:before="0" w:after="0"/>
+            </w:pPr>
+            <w:r>
+              <w:t xml:space="preserve">HDP456</w:t>
+            </w:r>
+          </w:p>
+        </w:tc>
+        <w:tc>
+          <w:tcPr>
+            <w:tcW w:w="2442" w:type="dxa"/>
+            <w:vAlign w:val="center"/>
+          </w:tcPr>
+          <w:p>
+            <w:pPr>
+              <w:pStyle w:val="BodyText"/>
+              <w:spacing w:before="0" w:after="0"/>
+            </w:pPr>
+            <w:r>
+              <w:t xml:space="preserve">Headphones</w:t>
+            </w:r>
+          </w:p>
+        </w:tc>
+        <w:tc>
+          <w:tcPr>
+            <w:tcW w:w="2999" w:type="dxa"/>
+            <w:vAlign w:val="center"/>
+          </w:tcPr>
+          <w:p>
+            <w:pPr>
+              <w:pStyle w:val="BodyText"/>
+              <w:spacing w:before="0" w:after="0"/>
+            </w:pPr>
+            <w:r>
+              <w:t xml:space="preserve">Audio</w:t>
+            </w:r>
+          </w:p>
+        </w:tc>
+      </w:tr>
+    </w:tbl>
+    <w:p>
+      <w:pPr>
+        <w:pStyle w:val="BodyText"/>
+      </w:pPr>
+    </w:p>
+    <w:p>
+      <w:pPr>
+        <w:pStyle w:val="BodyText"/>
+        <w:spacing w:before="120"/>
+      </w:pPr>
+      <w:r>
+        <w:rPr>
+          <w:b/>
+          <w:color w:val="2E74B5"/>
+        </w:rPr>
+        <w:t xml:space="preserve">DIM_CUSTOMER</w:t>
+      </w:r>
+    </w:p>
+    <w:p>
+      <w:pPr>
+        <w:pStyle w:val="BodyText"/>
+      </w:pPr>
+      <w:r>
+        <w:t xml:space="preserve">One row per individual consumer or per business account. CUSTOMER_TYPE discriminates the two; demographic attributes only apply to individuals and firmographic attributes only apply to businesses (the other set is blank for a given row), since a single conformed dimension is needed to compare both channels side by side.</w:t>
+      </w:r>
+    </w:p>
+    <w:tbl>
+      <w:tblPr>
+        <w:tblW w:w="9355" w:type="dxa"/>
+        <w:tblBorders>
+          <w:top w:val="single" w:sz="4" w:space="0" w:color="BFBFBF"/>
+          <w:left w:val="single" w:sz="4" w:space="0" w:color="BFBFBF"/>
+          <w:bottom w:val="single" w:sz="4" w:space="0" w:color="BFBFBF"/>
+          <w:right w:val="single" w:sz="4" w:space="0" w:color="BFBFBF"/>
+          <w:insideH w:val="single" w:sz="4" w:space="0" w:color="BFBFBF"/>
+          <w:insideV w:val="single" w:sz="4" w:space="0" w:color="BFBFBF"/>
+        </w:tblBorders>
+        <w:tblLook w:val="04A0" w:firstRow="1" w:lastRow="0" w:firstColumn="1" w:lastColumn="0" w:noHBand="0" w:noVBand="1"/>
+      </w:tblPr>
+      <w:tblGrid>
+        <w:gridCol w:w="2400"/>
+        <w:gridCol w:w="5155"/>
+        <w:gridCol w:w="1800"/>
+      </w:tblGrid>
+      <w:tr>
+        <w:tc>
+          <w:tcPr>
+            <w:tcW w:w="2400" w:type="dxa"/>
+            <w:shd w:val="clear" w:color="auto" w:fill="D9E2F3"/>
+            <w:vAlign w:val="center"/>
+          </w:tcPr>
+          <w:p>
+            <w:pPr>
+              <w:pStyle w:val="BodyText"/>
+              <w:spacing w:before="0" w:after="0"/>
+            </w:pPr>
+            <w:r>
+              <w:rPr>
+                <w:b/>
+              </w:rPr>
+              <w:t xml:space="preserve">Column name</w:t>
+            </w:r>
+          </w:p>
+        </w:tc>
+        <w:tc>
+          <w:tcPr>
+            <w:tcW w:w="5155" w:type="dxa"/>
+            <w:shd w:val="clear" w:color="auto" w:fill="D9E2F3"/>
+            <w:vAlign w:val="center"/>
+          </w:tcPr>
+          <w:p>
+            <w:pPr>
+              <w:pStyle w:val="BodyText"/>
+              <w:spacing w:before="0" w:after="0"/>
+            </w:pPr>
+            <w:r>
+              <w:rPr>
+                <w:b/>
+              </w:rPr>
+              <w:t xml:space="preserve">Description</w:t>
+            </w:r>
+          </w:p>
+        </w:tc>
+        <w:tc>
+          <w:tcPr>
+            <w:tcW w:w="1800" w:type="dxa"/>
+            <w:shd w:val="clear" w:color="auto" w:fill="D9E2F3"/>
+            <w:vAlign w:val="center"/>
+          </w:tcPr>
+          <w:p>
+            <w:pPr>
+              <w:pStyle w:val="BodyText"/>
+              <w:spacing w:before="0" w:after="0"/>
+            </w:pPr>
+            <w:r>
+              <w:rPr>
+                <w:b/>
+              </w:rPr>
+              <w:t xml:space="preserve">Data Type</w:t>
+            </w:r>
+          </w:p>
+        </w:tc>
+      </w:tr>
+      <w:tr>
+        <w:tc>
+          <w:tcPr>
+            <w:tcW w:w="2400" w:type="dxa"/>
+            <w:vAlign w:val="center"/>
+          </w:tcPr>
+          <w:p>
+            <w:pPr>
+              <w:pStyle w:val="BodyText"/>
+              <w:spacing w:before="0" w:after="0"/>
+            </w:pPr>
+            <w:r>
+              <w:rPr>
+                <w:rFonts w:ascii="Consolas" w:hAnsi="Consolas"/>
+              </w:rPr>
+              <w:t xml:space="preserve">CUSTOMER_KEY</w:t>
+            </w:r>
+          </w:p>
+        </w:tc>
+        <w:tc>
+          <w:tcPr>
+            <w:tcW w:w="5155" w:type="dxa"/>
+            <w:vAlign w:val="center"/>
+          </w:tcPr>
+          <w:p>
+            <w:pPr>
+              <w:pStyle w:val="BodyText"/>
+              <w:spacing w:before="0" w:after="0"/>
+            </w:pPr>
+            <w:r>
+              <w:t xml:space="preserve">Surrogate key</w:t>
+            </w:r>
+          </w:p>
+        </w:tc>
+        <w:tc>
+          <w:tcPr>
+            <w:tcW w:w="1800" w:type="dxa"/>
+            <w:vAlign w:val="center"/>
+          </w:tcPr>
+          <w:p>
+            <w:pPr>
+              <w:pStyle w:val="BodyText"/>
+              <w:spacing w:before="0" w:after="0"/>
+            </w:pPr>
+            <w:r>
+              <w:t xml:space="preserve">BIGINT</w:t>
+            </w:r>
+          </w:p>
+        </w:tc>
+      </w:tr>
+      <w:tr>
+        <w:tc>
+          <w:tcPr>
+            <w:tcW w:w="2400" w:type="dxa"/>
+            <w:vAlign w:val="center"/>
+          </w:tcPr>
+          <w:p>
+            <w:pPr>
+              <w:pStyle w:val="BodyText"/>
+              <w:spacing w:before="0" w:after="0"/>
+            </w:pPr>
+            <w:r>
+              <w:rPr>
+                <w:rFonts w:ascii="Consolas" w:hAnsi="Consolas"/>
+              </w:rPr>
+              <w:t xml:space="preserve">CUSTOMER_TYPE</w:t>
+            </w:r>
+          </w:p>
+        </w:tc>
+        <w:tc>
+          <w:tcPr>
+            <w:tcW w:w="5155" w:type="dxa"/>
+            <w:vAlign w:val="center"/>
+          </w:tcPr>
+          <w:p>
+            <w:pPr>
+              <w:pStyle w:val="BodyText"/>
+              <w:spacing w:before="0" w:after="0"/>
+            </w:pPr>
+            <w:r>
+              <w:t xml:space="preserve">'Individual' (B2C) or 'Business' (B2B)</w:t>
+            </w:r>
+          </w:p>
+        </w:tc>
+        <w:tc>
+          <w:tcPr>
+            <w:tcW w:w="1800" w:type="dxa"/>
+            <w:vAlign w:val="center"/>
+          </w:tcPr>
+          <w:p>
+            <w:pPr>
+              <w:pStyle w:val="BodyText"/>
+              <w:spacing w:before="0" w:after="0"/>
+            </w:pPr>
+            <w:r>
+              <w:t xml:space="preserve">VARCHAR(10)</w:t>
+            </w:r>
+          </w:p>
+        </w:tc>
+      </w:tr>
+      <w:tr>
+        <w:tc>
+          <w:tcPr>
+            <w:tcW w:w="2400" w:type="dxa"/>
+            <w:vAlign w:val="center"/>
+          </w:tcPr>
+          <w:p>
+            <w:pPr>
+              <w:pStyle w:val="BodyText"/>
+              <w:spacing w:before="0" w:after="0"/>
+            </w:pPr>
+            <w:r>
+              <w:rPr>
+                <w:rFonts w:ascii="Consolas" w:hAnsi="Consolas"/>
+              </w:rPr>
+              <w:t xml:space="preserve">SOURCE_CUSTOMER_ID</w:t>
+            </w:r>
+          </w:p>
+        </w:tc>
+        <w:tc>
+          <w:tcPr>
+            <w:tcW w:w="5155" w:type="dxa"/>
+            <w:vAlign w:val="center"/>
+          </w:tcPr>
+          <w:p>
+            <w:pPr>
+              <w:pStyle w:val="BodyText"/>
+              <w:spacing w:before="0" w:after="0"/>
+            </w:pPr>
+            <w:r>
+              <w:t xml:space="preserve">Original Customer ID or Company ID</w:t>
+            </w:r>
+          </w:p>
+        </w:tc>
+        <w:tc>
+          <w:tcPr>
+            <w:tcW w:w="1800" w:type="dxa"/>
+            <w:vAlign w:val="center"/>
+          </w:tcPr>
+          <w:p>
+            <w:pPr>
+              <w:pStyle w:val="BodyText"/>
+              <w:spacing w:before="0" w:after="0"/>
+            </w:pPr>
+            <w:r>
+              <w:t xml:space="preserve">BIGINT</w:t>
+            </w:r>
+          </w:p>
+        </w:tc>
+      </w:tr>
+      <w:tr>
+        <w:tc>
+          <w:tcPr>
+            <w:tcW w:w="2400" w:type="dxa"/>
+            <w:vAlign w:val="center"/>
+          </w:tcPr>
+          <w:p>
+            <w:pPr>
+              <w:pStyle w:val="BodyText"/>
+              <w:spacing w:before="0" w:after="0"/>
+            </w:pPr>
+            <w:r>
+              <w:rPr>
+                <w:rFonts w:ascii="Consolas" w:hAnsi="Consolas"/>
+              </w:rPr>
+              <w:t xml:space="preserve">CUSTOMER_NAME</w:t>
+            </w:r>
+          </w:p>
+        </w:tc>
+        <w:tc>
+          <w:tcPr>
+            <w:tcW w:w="5155" w:type="dxa"/>
+            <w:vAlign w:val="center"/>
+          </w:tcPr>
+          <w:p>
+            <w:pPr>
+              <w:pStyle w:val="BodyText"/>
+              <w:spacing w:before="0" w:after="0"/>
+            </w:pPr>
+            <w:r>
+              <w:t xml:space="preserve">Company name (Business only)</w:t>
+            </w:r>
+          </w:p>
+        </w:tc>
+        <w:tc>
+          <w:tcPr>
+            <w:tcW w:w="1800" w:type="dxa"/>
+            <w:vAlign w:val="center"/>
+          </w:tcPr>
+          <w:p>
+            <w:pPr>
+              <w:pStyle w:val="BodyText"/>
+              <w:spacing w:before="0" w:after="0"/>
+            </w:pPr>
+            <w:r>
+              <w:t xml:space="preserve">VARCHAR(255)</w:t>
+            </w:r>
+          </w:p>
+        </w:tc>
+      </w:tr>
+      <w:tr>
+        <w:tc>
+          <w:tcPr>
+            <w:tcW w:w="2400" w:type="dxa"/>
+            <w:vAlign w:val="center"/>
+          </w:tcPr>
+          <w:p>
+            <w:pPr>
+              <w:pStyle w:val="BodyText"/>
+              <w:spacing w:before="0" w:after="0"/>
+            </w:pPr>
+            <w:r>
+              <w:rPr>
+                <w:rFonts w:ascii="Consolas" w:hAnsi="Consolas"/>
+              </w:rPr>
+              <w:t xml:space="preserve">AGE</w:t>
+            </w:r>
+          </w:p>
+        </w:tc>
+        <w:tc>
+          <w:tcPr>
+            <w:tcW w:w="5155" w:type="dxa"/>
+            <w:vAlign w:val="center"/>
+          </w:tcPr>
+          <w:p>
+            <w:pPr>
+              <w:pStyle w:val="BodyText"/>
+              <w:spacing w:before="0" w:after="0"/>
+            </w:pPr>
+            <w:r>
+              <w:t xml:space="preserve">Individual only</w:t>
+            </w:r>
+          </w:p>
+        </w:tc>
+        <w:tc>
+          <w:tcPr>
+            <w:tcW w:w="1800" w:type="dxa"/>
+            <w:vAlign w:val="center"/>
+          </w:tcPr>
+          <w:p>
+            <w:pPr>
+              <w:pStyle w:val="BodyText"/>
+              <w:spacing w:before="0" w:after="0"/>
+            </w:pPr>
+            <w:r>
+              <w:t xml:space="preserve">INT</w:t>
+            </w:r>
+          </w:p>
+        </w:tc>
+      </w:tr>
+      <w:tr>
+        <w:tc>
+          <w:tcPr>
+            <w:tcW w:w="2400" w:type="dxa"/>
+            <w:vAlign w:val="center"/>
+          </w:tcPr>
+          <w:p>
+            <w:pPr>
+              <w:pStyle w:val="BodyText"/>
+              <w:spacing w:before="0" w:after="0"/>
+            </w:pPr>
+            <w:r>
+              <w:rPr>
+                <w:rFonts w:ascii="Consolas" w:hAnsi="Consolas"/>
+              </w:rPr>
+              <w:t xml:space="preserve">GENDER</w:t>
+            </w:r>
+          </w:p>
+        </w:tc>
+        <w:tc>
+          <w:tcPr>
+            <w:tcW w:w="5155" w:type="dxa"/>
+            <w:vAlign w:val="center"/>
+          </w:tcPr>
+          <w:p>
+            <w:pPr>
+              <w:pStyle w:val="BodyText"/>
+              <w:spacing w:before="0" w:after="0"/>
+            </w:pPr>
+            <w:r>
+              <w:t xml:space="preserve">Individual only</w:t>
+            </w:r>
+          </w:p>
+        </w:tc>
+        <w:tc>
+          <w:tcPr>
+            <w:tcW w:w="1800" w:type="dxa"/>
+            <w:vAlign w:val="center"/>
+          </w:tcPr>
+          <w:p>
+            <w:pPr>
+              <w:pStyle w:val="BodyText"/>
+              <w:spacing w:before="0" w:after="0"/>
+            </w:pPr>
+            <w:r>
+              <w:t xml:space="preserve">VARCHAR(10)</w:t>
+            </w:r>
+          </w:p>
+        </w:tc>
+      </w:tr>
+      <w:tr>
+        <w:tc>
+          <w:tcPr>
+            <w:tcW w:w="2400" w:type="dxa"/>
+            <w:vAlign w:val="center"/>
+          </w:tcPr>
+          <w:p>
+            <w:pPr>
+              <w:pStyle w:val="BodyText"/>
+              <w:spacing w:before="0" w:after="0"/>
+            </w:pPr>
+            <w:r>
+              <w:rPr>
+                <w:rFonts w:ascii="Consolas" w:hAnsi="Consolas"/>
+              </w:rPr>
+              <w:t xml:space="preserve">LOYALTY_MEMBER</w:t>
+            </w:r>
+          </w:p>
+        </w:tc>
+        <w:tc>
+          <w:tcPr>
+            <w:tcW w:w="5155" w:type="dxa"/>
+            <w:vAlign w:val="center"/>
+          </w:tcPr>
+          <w:p>
+            <w:pPr>
+              <w:pStyle w:val="BodyText"/>
+              <w:spacing w:before="0" w:after="0"/>
+            </w:pPr>
+            <w:r>
+              <w:t xml:space="preserve">Individual only</w:t>
+            </w:r>
+          </w:p>
+        </w:tc>
+        <w:tc>
+          <w:tcPr>
+            <w:tcW w:w="1800" w:type="dxa"/>
+            <w:vAlign w:val="center"/>
+          </w:tcPr>
+          <w:p>
+            <w:pPr>
+              <w:pStyle w:val="BodyText"/>
+              <w:spacing w:before="0" w:after="0"/>
+            </w:pPr>
+            <w:r>
+              <w:t xml:space="preserve">VARCHAR(5)</w:t>
+            </w:r>
+          </w:p>
+        </w:tc>
+      </w:tr>
+      <w:tr>
+        <w:tc>
+          <w:tcPr>
+            <w:tcW w:w="2400" w:type="dxa"/>
+            <w:vAlign w:val="center"/>
+          </w:tcPr>
+          <w:p>
+            <w:pPr>
+              <w:pStyle w:val="BodyText"/>
+              <w:spacing w:before="0" w:after="0"/>
+            </w:pPr>
+            <w:r>
+              <w:rPr>
+                <w:rFonts w:ascii="Consolas" w:hAnsi="Consolas"/>
+              </w:rPr>
+              <w:t xml:space="preserve">INDUSTRY</w:t>
+            </w:r>
+          </w:p>
+        </w:tc>
+        <w:tc>
+          <w:tcPr>
+            <w:tcW w:w="5155" w:type="dxa"/>
+            <w:vAlign w:val="center"/>
+          </w:tcPr>
+          <w:p>
+            <w:pPr>
+              <w:pStyle w:val="BodyText"/>
+              <w:spacing w:before="0" w:after="0"/>
+            </w:pPr>
+            <w:r>
+              <w:t xml:space="preserve">Business only</w:t>
+            </w:r>
+          </w:p>
+        </w:tc>
+        <w:tc>
+          <w:tcPr>
+            <w:tcW w:w="1800" w:type="dxa"/>
+            <w:vAlign w:val="center"/>
+          </w:tcPr>
+          <w:p>
+            <w:pPr>
+              <w:pStyle w:val="BodyText"/>
+              <w:spacing w:before="0" w:after="0"/>
+            </w:pPr>
+            <w:r>
+              <w:t xml:space="preserve">VARCHAR(50)</w:t>
+            </w:r>
+          </w:p>
+        </w:tc>
+      </w:tr>
+      <w:tr>
+        <w:tc>
+          <w:tcPr>
+            <w:tcW w:w="2400" w:type="dxa"/>
+            <w:vAlign w:val="center"/>
+          </w:tcPr>
+          <w:p>
+            <w:pPr>
+              <w:pStyle w:val="BodyText"/>
+              <w:spacing w:before="0" w:after="0"/>
+            </w:pPr>
+            <w:r>
+              <w:rPr>
+                <w:rFonts w:ascii="Consolas" w:hAnsi="Consolas"/>
+              </w:rPr>
+              <w:t xml:space="preserve">ACCOUNT_TIER</w:t>
+            </w:r>
+          </w:p>
+        </w:tc>
+        <w:tc>
+          <w:tcPr>
+            <w:tcW w:w="5155" w:type="dxa"/>
+            <w:vAlign w:val="center"/>
+          </w:tcPr>
+          <w:p>
+            <w:pPr>
+              <w:pStyle w:val="BodyText"/>
+              <w:spacing w:before="0" w:after="0"/>
+            </w:pPr>
+            <w:r>
+              <w:t xml:space="preserve">Business only: Bronze/Silver/Gold/Platinum</w:t>
+            </w:r>
+          </w:p>
+        </w:tc>
+        <w:tc>
+          <w:tcPr>
+            <w:tcW w:w="1800" w:type="dxa"/>
+            <w:vAlign w:val="center"/>
+          </w:tcPr>
+          <w:p>
+            <w:pPr>
+              <w:pStyle w:val="BodyText"/>
+              <w:spacing w:before="0" w:after="0"/>
+            </w:pPr>
+            <w:r>
+              <w:t xml:space="preserve">VARCHAR(10)</w:t>
+            </w:r>
+          </w:p>
+        </w:tc>
+      </w:tr>
+    </w:tbl>
+    <w:p>
+      <w:pPr>
+        <w:pStyle w:val="BodyText"/>
+      </w:pPr>
+    </w:p>
+    <w:p>
+      <w:pPr>
+        <w:pStyle w:val="BodyText"/>
+      </w:pPr>
+      <w:r>
+        <w:t xml:space="preserve">Example with filled data:</w:t>
+      </w:r>
+    </w:p>
+    <w:tbl>
+      <w:tblPr>
+        <w:tblW w:w="9355" w:type="dxa"/>
+        <w:tblBorders>
+          <w:top w:val="single" w:sz="4" w:space="0" w:color="BFBFBF"/>
+          <w:left w:val="single" w:sz="4" w:space="0" w:color="BFBFBF"/>
+          <w:bottom w:val="single" w:sz="4" w:space="0" w:color="BFBFBF"/>
+          <w:right w:val="single" w:sz="4" w:space="0" w:color="BFBFBF"/>
+          <w:insideH w:val="single" w:sz="4" w:space="0" w:color="BFBFBF"/>
+          <w:insideV w:val="single" w:sz="4" w:space="0" w:color="BFBFBF"/>
+        </w:tblBorders>
+        <w:tblLook w:val="04A0" w:firstRow="1" w:lastRow="0" w:firstColumn="1" w:lastColumn="0" w:noHBand="0" w:noVBand="1"/>
+      </w:tblPr>
+      <w:tblGrid>
+        <w:gridCol w:w="1023"/>
+        <w:gridCol w:w="1071"/>
+        <w:gridCol w:w="1310"/>
+        <w:gridCol w:w="1453"/>
+        <w:gridCol w:w="641"/>
+        <w:gridCol w:w="736"/>
+        <w:gridCol w:w="1119"/>
+        <w:gridCol w:w="975"/>
+        <w:gridCol w:w="1027"/>
+      </w:tblGrid>
+      <w:tr>
+        <w:tc>
+          <w:tcPr>
+            <w:tcW w:w="1023" w:type="dxa"/>
+            <w:shd w:val="clear" w:color="auto" w:fill="D9E2F3"/>
+            <w:vAlign w:val="center"/>
+          </w:tcPr>
+          <w:p>
+            <w:pPr>
+              <w:pStyle w:val="BodyText"/>
+              <w:spacing w:before="0" w:after="0"/>
+            </w:pPr>
+            <w:r>
+              <w:rPr>
+                <w:b/>
+              </w:rPr>
+              <w:t xml:space="preserve">CUSTOMER_KEY</w:t>
+            </w:r>
+          </w:p>
+        </w:tc>
+        <w:tc>
+          <w:tcPr>
+            <w:tcW w:w="1071" w:type="dxa"/>
+            <w:shd w:val="clear" w:color="auto" w:fill="D9E2F3"/>
+            <w:vAlign w:val="center"/>
+          </w:tcPr>
+          <w:p>
+            <w:pPr>
+              <w:pStyle w:val="BodyText"/>
+              <w:spacing w:before="0" w:after="0"/>
+            </w:pPr>
+            <w:r>
+              <w:rPr>
+                <w:b/>
+              </w:rPr>
+              <w:t xml:space="preserve">CUSTOMER_TYPE</w:t>
+            </w:r>
+          </w:p>
+        </w:tc>
+        <w:tc>
+          <w:tcPr>
+            <w:tcW w:w="1310" w:type="dxa"/>
+            <w:shd w:val="clear" w:color="auto" w:fill="D9E2F3"/>
+            <w:vAlign w:val="center"/>
+          </w:tcPr>
+          <w:p>
+            <w:pPr>
+              <w:pStyle w:val="BodyText"/>
+              <w:spacing w:before="0" w:after="0"/>
+            </w:pPr>
+            <w:r>
+              <w:rPr>
+                <w:b/>
+              </w:rPr>
+              <w:t xml:space="preserve">SOURCE_CUSTOMER_ID</w:t>
+            </w:r>
+          </w:p>
+        </w:tc>
+        <w:tc>
+          <w:tcPr>
+            <w:tcW w:w="1453" w:type="dxa"/>
+            <w:shd w:val="clear" w:color="auto" w:fill="D9E2F3"/>
+            <w:vAlign w:val="center"/>
+          </w:tcPr>
+          <w:p>
+            <w:pPr>
+              <w:pStyle w:val="BodyText"/>
+              <w:spacing w:before="0" w:after="0"/>
+            </w:pPr>
+            <w:r>
+              <w:rPr>
+                <w:b/>
+              </w:rPr>
+              <w:t xml:space="preserve">CUSTOMER_NAME</w:t>
+            </w:r>
+          </w:p>
+        </w:tc>
+        <w:tc>
+          <w:tcPr>
+            <w:tcW w:w="641" w:type="dxa"/>
+            <w:shd w:val="clear" w:color="auto" w:fill="D9E2F3"/>
+            <w:vAlign w:val="center"/>
+          </w:tcPr>
+          <w:p>
+            <w:pPr>
+              <w:pStyle w:val="BodyText"/>
+              <w:spacing w:before="0" w:after="0"/>
+            </w:pPr>
+            <w:r>
+              <w:rPr>
+                <w:b/>
+              </w:rPr>
+              <w:t xml:space="preserve">AGE</w:t>
+            </w:r>
+          </w:p>
+        </w:tc>
+        <w:tc>
+          <w:tcPr>
+            <w:tcW w:w="736" w:type="dxa"/>
+            <w:shd w:val="clear" w:color="auto" w:fill="D9E2F3"/>
+            <w:vAlign w:val="center"/>
+          </w:tcPr>
+          <w:p>
+            <w:pPr>
+              <w:pStyle w:val="BodyText"/>
+              <w:spacing w:before="0" w:after="0"/>
+            </w:pPr>
+            <w:r>
+              <w:rPr>
+                <w:b/>
+              </w:rPr>
+              <w:t xml:space="preserve">GENDER</w:t>
+            </w:r>
+          </w:p>
+        </w:tc>
+        <w:tc>
+          <w:tcPr>
+            <w:tcW w:w="1119" w:type="dxa"/>
+            <w:shd w:val="clear" w:color="auto" w:fill="D9E2F3"/>
+            <w:vAlign w:val="center"/>
+          </w:tcPr>
+          <w:p>
+            <w:pPr>
+              <w:pStyle w:val="BodyText"/>
+              <w:spacing w:before="0" w:after="0"/>
+            </w:pPr>
+            <w:r>
+              <w:rPr>
+                <w:b/>
+              </w:rPr>
+              <w:t xml:space="preserve">LOYALTY_MEMBER</w:t>
+            </w:r>
+          </w:p>
+        </w:tc>
+        <w:tc>
+          <w:tcPr>
+            <w:tcW w:w="975" w:type="dxa"/>
+            <w:shd w:val="clear" w:color="auto" w:fill="D9E2F3"/>
+            <w:vAlign w:val="center"/>
+          </w:tcPr>
+          <w:p>
+            <w:pPr>
+              <w:pStyle w:val="BodyText"/>
+              <w:spacing w:before="0" w:after="0"/>
+            </w:pPr>
+            <w:r>
+              <w:rPr>
+                <w:b/>
+              </w:rPr>
+              <w:t xml:space="preserve">INDUSTRY</w:t>
+            </w:r>
+          </w:p>
+        </w:tc>
+        <w:tc>
+          <w:tcPr>
+            <w:tcW w:w="1027" w:type="dxa"/>
+            <w:shd w:val="clear" w:color="auto" w:fill="D9E2F3"/>
+            <w:vAlign w:val="center"/>
+          </w:tcPr>
+          <w:p>
+            <w:pPr>
+              <w:pStyle w:val="BodyText"/>
+              <w:spacing w:before="0" w:after="0"/>
+            </w:pPr>
+            <w:r>
+              <w:rPr>
+                <w:b/>
+              </w:rPr>
+              <w:t xml:space="preserve">ACCOUNT_TIER</w:t>
+            </w:r>
+          </w:p>
+        </w:tc>
+      </w:tr>
+      <w:tr>
+        <w:tc>
+          <w:tcPr>
+            <w:tcW w:w="1023" w:type="dxa"/>
+            <w:vAlign w:val="center"/>
+          </w:tcPr>
+          <w:p>
+            <w:pPr>
+              <w:pStyle w:val="BodyText"/>
+              <w:spacing w:before="0" w:after="0"/>
+            </w:pPr>
+            <w:r>
+              <w:t xml:space="preserve">209129</w:t>
+            </w:r>
+          </w:p>
+        </w:tc>
+        <w:tc>
+          <w:tcPr>
+            <w:tcW w:w="1071" w:type="dxa"/>
+            <w:vAlign w:val="center"/>
+          </w:tcPr>
+          <w:p>
+            <w:pPr>
+              <w:pStyle w:val="BodyText"/>
+              <w:spacing w:before="0" w:after="0"/>
+            </w:pPr>
+            <w:r>
+              <w:t xml:space="preserve">Individual</w:t>
+            </w:r>
+          </w:p>
+        </w:tc>
+        <w:tc>
+          <w:tcPr>
+            <w:tcW w:w="1310" w:type="dxa"/>
+            <w:vAlign w:val="center"/>
+          </w:tcPr>
+          <w:p>
+            <w:pPr>
+              <w:pStyle w:val="BodyText"/>
+              <w:spacing w:before="0" w:after="0"/>
+            </w:pPr>
+            <w:r>
+              <w:t xml:space="preserve">209129</w:t>
+            </w:r>
+          </w:p>
+        </w:tc>
+        <w:tc>
+          <w:tcPr>
+            <w:tcW w:w="1453" w:type="dxa"/>
+            <w:vAlign w:val="center"/>
+          </w:tcPr>
+          <w:p>
+            <w:pPr>
+              <w:pStyle w:val="BodyText"/>
+              <w:spacing w:before="0" w:after="0"/>
+            </w:pPr>
+            <w:r>
+              <w:t xml:space="preserve"/>
+            </w:r>
+          </w:p>
+        </w:tc>
+        <w:tc>
+          <w:tcPr>
+            <w:tcW w:w="641" w:type="dxa"/>
+            <w:vAlign w:val="center"/>
+          </w:tcPr>
+          <w:p>
+            <w:pPr>
+              <w:pStyle w:val="BodyText"/>
+              <w:spacing w:before="0" w:after="0"/>
+            </w:pPr>
+            <w:r>
+              <w:t xml:space="preserve">74</w:t>
+            </w:r>
+          </w:p>
+        </w:tc>
+        <w:tc>
+          <w:tcPr>
+            <w:tcW w:w="736" w:type="dxa"/>
+            <w:vAlign w:val="center"/>
+          </w:tcPr>
+          <w:p>
+            <w:pPr>
+              <w:pStyle w:val="BodyText"/>
+              <w:spacing w:before="0" w:after="0"/>
+            </w:pPr>
+            <w:r>
+              <w:t xml:space="preserve">Male</w:t>
+            </w:r>
+          </w:p>
+        </w:tc>
+        <w:tc>
+          <w:tcPr>
+            <w:tcW w:w="1119" w:type="dxa"/>
+            <w:vAlign w:val="center"/>
+          </w:tcPr>
+          <w:p>
+            <w:pPr>
+              <w:pStyle w:val="BodyText"/>
+              <w:spacing w:before="0" w:after="0"/>
+            </w:pPr>
+            <w:r>
+              <w:t xml:space="preserve">Yes</w:t>
+            </w:r>
+          </w:p>
+        </w:tc>
+        <w:tc>
+          <w:tcPr>
+            <w:tcW w:w="975" w:type="dxa"/>
+            <w:vAlign w:val="center"/>
+          </w:tcPr>
+          <w:p>
+            <w:pPr>
+              <w:pStyle w:val="BodyText"/>
+              <w:spacing w:before="0" w:after="0"/>
+            </w:pPr>
+            <w:r>
+              <w:t xml:space="preserve"/>
+            </w:r>
+          </w:p>
+        </w:tc>
+        <w:tc>
+          <w:tcPr>
+            <w:tcW w:w="1027" w:type="dxa"/>
+            <w:vAlign w:val="center"/>
+          </w:tcPr>
+          <w:p>
+            <w:pPr>
+              <w:pStyle w:val="BodyText"/>
+              <w:spacing w:before="0" w:after="0"/>
+            </w:pPr>
+            <w:r>
+              <w:t xml:space="preserve"/>
+            </w:r>
+          </w:p>
+        </w:tc>
+      </w:tr>
+      <w:tr>
+        <w:tc>
+          <w:tcPr>
+            <w:tcW w:w="1023" w:type="dxa"/>
+            <w:vAlign w:val="center"/>
+          </w:tcPr>
+          <w:p>
+            <w:pPr>
+              <w:pStyle w:val="BodyText"/>
+              <w:spacing w:before="0" w:after="0"/>
+            </w:pPr>
+            <w:r>
+              <w:t xml:space="preserve">503304</w:t>
+            </w:r>
+          </w:p>
+        </w:tc>
+        <w:tc>
+          <w:tcPr>
+            <w:tcW w:w="1071" w:type="dxa"/>
+            <w:vAlign w:val="center"/>
+          </w:tcPr>
+          <w:p>
+            <w:pPr>
+              <w:pStyle w:val="BodyText"/>
+              <w:spacing w:before="0" w:after="0"/>
+            </w:pPr>
+            <w:r>
+              <w:t xml:space="preserve">Business</w:t>
+            </w:r>
+          </w:p>
+        </w:tc>
+        <w:tc>
+          <w:tcPr>
+            <w:tcW w:w="1310" w:type="dxa"/>
+            <w:vAlign w:val="center"/>
+          </w:tcPr>
+          <w:p>
+            <w:pPr>
+              <w:pStyle w:val="BodyText"/>
+              <w:spacing w:before="0" w:after="0"/>
+            </w:pPr>
+            <w:r>
+              <w:t xml:space="preserve">503304</w:t>
+            </w:r>
+          </w:p>
+        </w:tc>
+        <w:tc>
+          <w:tcPr>
+            <w:tcW w:w="1453" w:type="dxa"/>
+            <w:vAlign w:val="center"/>
+          </w:tcPr>
+          <w:p>
+            <w:pPr>
+              <w:pStyle w:val="BodyText"/>
+              <w:spacing w:before="0" w:after="0"/>
+            </w:pPr>
+            <w:r>
+              <w:t xml:space="preserve">Redwood Trading Group</w:t>
+            </w:r>
+          </w:p>
+        </w:tc>
+        <w:tc>
+          <w:tcPr>
+            <w:tcW w:w="641" w:type="dxa"/>
+            <w:vAlign w:val="center"/>
+          </w:tcPr>
+          <w:p>
+            <w:pPr>
+              <w:pStyle w:val="BodyText"/>
+              <w:spacing w:before="0" w:after="0"/>
+            </w:pPr>
+            <w:r>
+              <w:t xml:space="preserve"/>
+            </w:r>
+          </w:p>
+        </w:tc>
+        <w:tc>
+          <w:tcPr>
+            <w:tcW w:w="736" w:type="dxa"/>
+            <w:vAlign w:val="center"/>
+          </w:tcPr>
+          <w:p>
+            <w:pPr>
+              <w:pStyle w:val="BodyText"/>
+              <w:spacing w:before="0" w:after="0"/>
+            </w:pPr>
+            <w:r>
+              <w:t xml:space="preserve"/>
+            </w:r>
+          </w:p>
+        </w:tc>
+        <w:tc>
+          <w:tcPr>
+            <w:tcW w:w="1119" w:type="dxa"/>
+            <w:vAlign w:val="center"/>
+          </w:tcPr>
+          <w:p>
+            <w:pPr>
+              <w:pStyle w:val="BodyText"/>
+              <w:spacing w:before="0" w:after="0"/>
+            </w:pPr>
+            <w:r>
+              <w:t xml:space="preserve"/>
+            </w:r>
+          </w:p>
+        </w:tc>
+        <w:tc>
+          <w:tcPr>
+            <w:tcW w:w="975" w:type="dxa"/>
+            <w:vAlign w:val="center"/>
+          </w:tcPr>
+          <w:p>
+            <w:pPr>
+              <w:pStyle w:val="BodyText"/>
+              <w:spacing w:before="0" w:after="0"/>
+            </w:pPr>
+            <w:r>
+              <w:t xml:space="preserve">IT Services</w:t>
+            </w:r>
+          </w:p>
+        </w:tc>
+        <w:tc>
+          <w:tcPr>
+            <w:tcW w:w="1027" w:type="dxa"/>
+            <w:vAlign w:val="center"/>
+          </w:tcPr>
+          <w:p>
+            <w:pPr>
+              <w:pStyle w:val="BodyText"/>
+              <w:spacing w:before="0" w:after="0"/>
+            </w:pPr>
+            <w:r>
+              <w:t xml:space="preserve">Bronze</w:t>
+            </w:r>
+          </w:p>
+        </w:tc>
+      </w:tr>
+    </w:tbl>
+    <w:p>
+      <w:pPr>
+        <w:pStyle w:val="BodyText"/>
+      </w:pPr>
+    </w:p>
+    <w:p>
+      <w:pPr>
+        <w:pStyle w:val="BodyText"/>
+        <w:spacing w:before="120"/>
+      </w:pPr>
+      <w:r>
+        <w:rPr>
+          <w:b/>
+          <w:color w:val="2E74B5"/>
+        </w:rPr>
+        <w:t xml:space="preserve">DIM_GEOGRAPHY</w:t>
+      </w:r>
+    </w:p>
+    <w:p>
+      <w:pPr>
+        <w:pStyle w:val="BodyText"/>
+      </w:pPr>
+      <w:r>
+        <w:t xml:space="preserve">One row per country/city combination. Shared by Customer, Product-sale and Employee location context across both channels.</w:t>
+      </w:r>
+    </w:p>
+    <w:tbl>
+      <w:tblPr>
+        <w:tblW w:w="9355" w:type="dxa"/>
+        <w:tblBorders>
+          <w:top w:val="single" w:sz="4" w:space="0" w:color="BFBFBF"/>
+          <w:left w:val="single" w:sz="4" w:space="0" w:color="BFBFBF"/>
+          <w:bottom w:val="single" w:sz="4" w:space="0" w:color="BFBFBF"/>
+          <w:right w:val="single" w:sz="4" w:space="0" w:color="BFBFBF"/>
+          <w:insideH w:val="single" w:sz="4" w:space="0" w:color="BFBFBF"/>
+          <w:insideV w:val="single" w:sz="4" w:space="0" w:color="BFBFBF"/>
+        </w:tblBorders>
+        <w:tblLook w:val="04A0" w:firstRow="1" w:lastRow="0" w:firstColumn="1" w:lastColumn="0" w:noHBand="0" w:noVBand="1"/>
+      </w:tblPr>
+      <w:tblGrid>
+        <w:gridCol w:w="2400"/>
+        <w:gridCol w:w="5155"/>
+        <w:gridCol w:w="1800"/>
+      </w:tblGrid>
+      <w:tr>
+        <w:tc>
+          <w:tcPr>
+            <w:tcW w:w="2400" w:type="dxa"/>
+            <w:shd w:val="clear" w:color="auto" w:fill="D9E2F3"/>
+            <w:vAlign w:val="center"/>
+          </w:tcPr>
+          <w:p>
+            <w:pPr>
+              <w:pStyle w:val="BodyText"/>
+              <w:spacing w:before="0" w:after="0"/>
+            </w:pPr>
+            <w:r>
+              <w:rPr>
+                <w:b/>
+              </w:rPr>
+              <w:t xml:space="preserve">Column name</w:t>
+            </w:r>
+          </w:p>
+        </w:tc>
+        <w:tc>
+          <w:tcPr>
+            <w:tcW w:w="5155" w:type="dxa"/>
+            <w:shd w:val="clear" w:color="auto" w:fill="D9E2F3"/>
+            <w:vAlign w:val="center"/>
+          </w:tcPr>
+          <w:p>
+            <w:pPr>
+              <w:pStyle w:val="BodyText"/>
+              <w:spacing w:before="0" w:after="0"/>
+            </w:pPr>
+            <w:r>
+              <w:rPr>
+                <w:b/>
+              </w:rPr>
+              <w:t xml:space="preserve">Description</w:t>
+            </w:r>
+          </w:p>
+        </w:tc>
+        <w:tc>
+          <w:tcPr>
+            <w:tcW w:w="1800" w:type="dxa"/>
+            <w:shd w:val="clear" w:color="auto" w:fill="D9E2F3"/>
+            <w:vAlign w:val="center"/>
+          </w:tcPr>
+          <w:p>
+            <w:pPr>
+              <w:pStyle w:val="BodyText"/>
+              <w:spacing w:before="0" w:after="0"/>
+            </w:pPr>
+            <w:r>
+              <w:rPr>
+                <w:b/>
+              </w:rPr>
+              <w:t xml:space="preserve">Data Type</w:t>
+            </w:r>
+          </w:p>
+        </w:tc>
+      </w:tr>
+      <w:tr>
+        <w:tc>
+          <w:tcPr>
+            <w:tcW w:w="2400" w:type="dxa"/>
+            <w:vAlign w:val="center"/>
+          </w:tcPr>
+          <w:p>
+            <w:pPr>
+              <w:pStyle w:val="BodyText"/>
+              <w:spacing w:before="0" w:after="0"/>
+            </w:pPr>
+            <w:r>
+              <w:rPr>
+                <w:rFonts w:ascii="Consolas" w:hAnsi="Consolas"/>
+              </w:rPr>
+              <w:t xml:space="preserve">GEOGRAPHY_KEY</w:t>
+            </w:r>
+          </w:p>
+        </w:tc>
+        <w:tc>
+          <w:tcPr>
+            <w:tcW w:w="5155" w:type="dxa"/>
+            <w:vAlign w:val="center"/>
+          </w:tcPr>
+          <w:p>
+            <w:pPr>
+              <w:pStyle w:val="BodyText"/>
+              <w:spacing w:before="0" w:after="0"/>
+            </w:pPr>
+            <w:r>
+              <w:t xml:space="preserve">Surrogate key</w:t>
+            </w:r>
+          </w:p>
+        </w:tc>
+        <w:tc>
+          <w:tcPr>
+            <w:tcW w:w="1800" w:type="dxa"/>
+            <w:vAlign w:val="center"/>
+          </w:tcPr>
+          <w:p>
+            <w:pPr>
+              <w:pStyle w:val="BodyText"/>
+              <w:spacing w:before="0" w:after="0"/>
+            </w:pPr>
+            <w:r>
+              <w:t xml:space="preserve">BIGINT</w:t>
+            </w:r>
+          </w:p>
+        </w:tc>
+      </w:tr>
+      <w:tr>
+        <w:tc>
+          <w:tcPr>
+            <w:tcW w:w="2400" w:type="dxa"/>
+            <w:vAlign w:val="center"/>
+          </w:tcPr>
+          <w:p>
+            <w:pPr>
+              <w:pStyle w:val="BodyText"/>
+              <w:spacing w:before="0" w:after="0"/>
+            </w:pPr>
+            <w:r>
+              <w:rPr>
+                <w:rFonts w:ascii="Consolas" w:hAnsi="Consolas"/>
+              </w:rPr>
+              <w:t xml:space="preserve">COUNTRY</w:t>
+            </w:r>
+          </w:p>
+        </w:tc>
+        <w:tc>
+          <w:tcPr>
+            <w:tcW w:w="5155" w:type="dxa"/>
+            <w:vAlign w:val="center"/>
+          </w:tcPr>
+          <w:p>
+            <w:pPr>
+              <w:pStyle w:val="BodyText"/>
+              <w:spacing w:before="0" w:after="0"/>
+            </w:pPr>
+            <w:r>
+              <w:t xml:space="preserve">Country name</w:t>
+            </w:r>
+          </w:p>
+        </w:tc>
+        <w:tc>
+          <w:tcPr>
+            <w:tcW w:w="1800" w:type="dxa"/>
+            <w:vAlign w:val="center"/>
+          </w:tcPr>
+          <w:p>
+            <w:pPr>
+              <w:pStyle w:val="BodyText"/>
+              <w:spacing w:before="0" w:after="0"/>
+            </w:pPr>
+            <w:r>
+              <w:t xml:space="preserve">VARCHAR(100)</w:t>
+            </w:r>
+          </w:p>
+        </w:tc>
+      </w:tr>
+      <w:tr>
+        <w:tc>
+          <w:tcPr>
+            <w:tcW w:w="2400" w:type="dxa"/>
+            <w:vAlign w:val="center"/>
+          </w:tcPr>
+          <w:p>
+            <w:pPr>
+              <w:pStyle w:val="BodyText"/>
+              <w:spacing w:before="0" w:after="0"/>
+            </w:pPr>
+            <w:r>
+              <w:rPr>
+                <w:rFonts w:ascii="Consolas" w:hAnsi="Consolas"/>
+              </w:rPr>
+              <w:t xml:space="preserve">CITY</w:t>
+            </w:r>
+          </w:p>
+        </w:tc>
+        <w:tc>
+          <w:tcPr>
+            <w:tcW w:w="5155" w:type="dxa"/>
+            <w:vAlign w:val="center"/>
+          </w:tcPr>
+          <w:p>
+            <w:pPr>
+              <w:pStyle w:val="BodyText"/>
+              <w:spacing w:before="0" w:after="0"/>
+            </w:pPr>
+            <w:r>
+              <w:t xml:space="preserve">City name</w:t>
+            </w:r>
+          </w:p>
+        </w:tc>
+        <w:tc>
+          <w:tcPr>
+            <w:tcW w:w="1800" w:type="dxa"/>
+            <w:vAlign w:val="center"/>
+          </w:tcPr>
+          <w:p>
+            <w:pPr>
+              <w:pStyle w:val="BodyText"/>
+              <w:spacing w:before="0" w:after="0"/>
+            </w:pPr>
+            <w:r>
+              <w:t xml:space="preserve">VARCHAR(100)</w:t>
+            </w:r>
+          </w:p>
+        </w:tc>
+      </w:tr>
+    </w:tbl>
+    <w:p>
+      <w:pPr>
+        <w:pStyle w:val="BodyText"/>
+      </w:pPr>
+    </w:p>
+    <w:p>
+      <w:pPr>
+        <w:pStyle w:val="BodyText"/>
+      </w:pPr>
+      <w:r>
+        <w:t xml:space="preserve">Example with filled data:</w:t>
+      </w:r>
+    </w:p>
+    <w:tbl>
+      <w:tblPr>
+        <w:tblW w:w="9355" w:type="dxa"/>
+        <w:tblBorders>
+          <w:top w:val="single" w:sz="4" w:space="0" w:color="BFBFBF"/>
+          <w:left w:val="single" w:sz="4" w:space="0" w:color="BFBFBF"/>
+          <w:bottom w:val="single" w:sz="4" w:space="0" w:color="BFBFBF"/>
+          <w:right w:val="single" w:sz="4" w:space="0" w:color="BFBFBF"/>
+          <w:insideH w:val="single" w:sz="4" w:space="0" w:color="BFBFBF"/>
+          <w:insideV w:val="single" w:sz="4" w:space="0" w:color="BFBFBF"/>
+        </w:tblBorders>
+        <w:tblLook w:val="04A0" w:firstRow="1" w:lastRow="0" w:firstColumn="1" w:lastColumn="0" w:noHBand="0" w:noVBand="1"/>
+      </w:tblPr>
+      <w:tblGrid>
+        <w:gridCol w:w="4417"/>
+        <w:gridCol w:w="2858"/>
+        <w:gridCol w:w="2080"/>
+      </w:tblGrid>
+      <w:tr>
+        <w:tc>
+          <w:tcPr>
+            <w:tcW w:w="4417" w:type="dxa"/>
+            <w:shd w:val="clear" w:color="auto" w:fill="D9E2F3"/>
+            <w:vAlign w:val="center"/>
+          </w:tcPr>
+          <w:p>
+            <w:pPr>
+              <w:pStyle w:val="BodyText"/>
+              <w:spacing w:before="0" w:after="0"/>
+            </w:pPr>
+            <w:r>
+              <w:rPr>
+                <w:b/>
+              </w:rPr>
+              <w:t xml:space="preserve">GEOGRAPHY_KEY</w:t>
+            </w:r>
+          </w:p>
+        </w:tc>
+        <w:tc>
+          <w:tcPr>
+            <w:tcW w:w="2858" w:type="dxa"/>
+            <w:shd w:val="clear" w:color="auto" w:fill="D9E2F3"/>
+            <w:vAlign w:val="center"/>
+          </w:tcPr>
+          <w:p>
+            <w:pPr>
+              <w:pStyle w:val="BodyText"/>
+              <w:spacing w:before="0" w:after="0"/>
+            </w:pPr>
+            <w:r>
+              <w:rPr>
+                <w:b/>
+              </w:rPr>
+              <w:t xml:space="preserve">COUNTRY</w:t>
+            </w:r>
+          </w:p>
+        </w:tc>
+        <w:tc>
+          <w:tcPr>
+            <w:tcW w:w="2080" w:type="dxa"/>
+            <w:shd w:val="clear" w:color="auto" w:fill="D9E2F3"/>
+            <w:vAlign w:val="center"/>
+          </w:tcPr>
+          <w:p>
+            <w:pPr>
+              <w:pStyle w:val="BodyText"/>
+              <w:spacing w:before="0" w:after="0"/>
+            </w:pPr>
+            <w:r>
+              <w:rPr>
+                <w:b/>
+              </w:rPr>
+              <w:t xml:space="preserve">CITY</w:t>
+            </w:r>
+          </w:p>
+        </w:tc>
+      </w:tr>
+      <w:tr>
+        <w:tc>
+          <w:tcPr>
+            <w:tcW w:w="4417" w:type="dxa"/>
+            <w:vAlign w:val="center"/>
+          </w:tcPr>
+          <w:p>
+            <w:pPr>
+              <w:pStyle w:val="BodyText"/>
+              <w:spacing w:before="0" w:after="0"/>
+            </w:pPr>
+            <w:r>
+              <w:t xml:space="preserve">11</w:t>
+            </w:r>
+          </w:p>
+        </w:tc>
+        <w:tc>
+          <w:tcPr>
+            <w:tcW w:w="2858" w:type="dxa"/>
+            <w:vAlign w:val="center"/>
+          </w:tcPr>
+          <w:p>
+            <w:pPr>
+              <w:pStyle w:val="BodyText"/>
+              <w:spacing w:before="0" w:after="0"/>
+            </w:pPr>
+            <w:r>
+              <w:t xml:space="preserve">France</w:t>
+            </w:r>
+          </w:p>
+        </w:tc>
+        <w:tc>
+          <w:tcPr>
+            <w:tcW w:w="2080" w:type="dxa"/>
+            <w:vAlign w:val="center"/>
+          </w:tcPr>
+          <w:p>
+            <w:pPr>
+              <w:pStyle w:val="BodyText"/>
+              <w:spacing w:before="0" w:after="0"/>
+            </w:pPr>
+            <w:r>
+              <w:t xml:space="preserve">Lyon</w:t>
+            </w:r>
+          </w:p>
+        </w:tc>
+      </w:tr>
+    </w:tbl>
+    <w:p>
+      <w:pPr>
+        <w:pStyle w:val="BodyText"/>
+      </w:pPr>
+    </w:p>
+    <w:p>
+      <w:pPr>
+        <w:pStyle w:val="BodyText"/>
+        <w:spacing w:before="120"/>
+      </w:pPr>
+      <w:r>
+        <w:rPr>
+          <w:b/>
+          <w:color w:val="2E74B5"/>
+        </w:rPr>
+        <w:t xml:space="preserve">DIM_EMPLOYEE</w:t>
+      </w:r>
+    </w:p>
+    <w:p>
+      <w:pPr>
+        <w:pStyle w:val="BodyText"/>
+      </w:pPr>
+      <w:r>
+        <w:t xml:space="preserve">One row per NovaTech account manager, plus one dedicated 'Not Applicable' member row used by every B2C fact row, since the B2C channel has no employee involved in the sale (avoids a NULL foreign key in the fact table).</w:t>
+      </w:r>
+    </w:p>
+    <w:tbl>
+      <w:tblPr>
+        <w:tblW w:w="9355" w:type="dxa"/>
+        <w:tblBorders>
+          <w:top w:val="single" w:sz="4" w:space="0" w:color="BFBFBF"/>
+          <w:left w:val="single" w:sz="4" w:space="0" w:color="BFBFBF"/>
+          <w:bottom w:val="single" w:sz="4" w:space="0" w:color="BFBFBF"/>
+          <w:right w:val="single" w:sz="4" w:space="0" w:color="BFBFBF"/>
+          <w:insideH w:val="single" w:sz="4" w:space="0" w:color="BFBFBF"/>
+          <w:insideV w:val="single" w:sz="4" w:space="0" w:color="BFBFBF"/>
+        </w:tblBorders>
+        <w:tblLook w:val="04A0" w:firstRow="1" w:lastRow="0" w:firstColumn="1" w:lastColumn="0" w:noHBand="0" w:noVBand="1"/>
+      </w:tblPr>
+      <w:tblGrid>
+        <w:gridCol w:w="2400"/>
+        <w:gridCol w:w="5155"/>
+        <w:gridCol w:w="1800"/>
+      </w:tblGrid>
+      <w:tr>
+        <w:tc>
+          <w:tcPr>
+            <w:tcW w:w="2400" w:type="dxa"/>
+            <w:shd w:val="clear" w:color="auto" w:fill="D9E2F3"/>
+            <w:vAlign w:val="center"/>
+          </w:tcPr>
+          <w:p>
+            <w:pPr>
+              <w:pStyle w:val="BodyText"/>
+              <w:spacing w:before="0" w:after="0"/>
+            </w:pPr>
+            <w:r>
+              <w:rPr>
+                <w:b/>
+              </w:rPr>
+              <w:t xml:space="preserve">Column name</w:t>
+            </w:r>
+          </w:p>
+        </w:tc>
+        <w:tc>
+          <w:tcPr>
+            <w:tcW w:w="5155" w:type="dxa"/>
+            <w:shd w:val="clear" w:color="auto" w:fill="D9E2F3"/>
+            <w:vAlign w:val="center"/>
+          </w:tcPr>
+          <w:p>
+            <w:pPr>
+              <w:pStyle w:val="BodyText"/>
+              <w:spacing w:before="0" w:after="0"/>
+            </w:pPr>
+            <w:r>
+              <w:rPr>
+                <w:b/>
+              </w:rPr>
+              <w:t xml:space="preserve">Description</w:t>
+            </w:r>
+          </w:p>
+        </w:tc>
+        <w:tc>
+          <w:tcPr>
+            <w:tcW w:w="1800" w:type="dxa"/>
+            <w:shd w:val="clear" w:color="auto" w:fill="D9E2F3"/>
+            <w:vAlign w:val="center"/>
+          </w:tcPr>
+          <w:p>
+            <w:pPr>
+              <w:pStyle w:val="BodyText"/>
+              <w:spacing w:before="0" w:after="0"/>
+            </w:pPr>
+            <w:r>
+              <w:rPr>
+                <w:b/>
+              </w:rPr>
+              <w:t xml:space="preserve">Data Type</w:t>
+            </w:r>
+          </w:p>
+        </w:tc>
+      </w:tr>
+      <w:tr>
+        <w:tc>
+          <w:tcPr>
+            <w:tcW w:w="2400" w:type="dxa"/>
+            <w:vAlign w:val="center"/>
+          </w:tcPr>
+          <w:p>
+            <w:pPr>
+              <w:pStyle w:val="BodyText"/>
+              <w:spacing w:before="0" w:after="0"/>
+            </w:pPr>
+            <w:r>
+              <w:rPr>
+                <w:rFonts w:ascii="Consolas" w:hAnsi="Consolas"/>
+              </w:rPr>
+              <w:t xml:space="preserve">EMPLOYEE_KEY</w:t>
+            </w:r>
+          </w:p>
+        </w:tc>
+        <w:tc>
+          <w:tcPr>
+            <w:tcW w:w="5155" w:type="dxa"/>
+            <w:vAlign w:val="center"/>
+          </w:tcPr>
+          <w:p>
+            <w:pPr>
+              <w:pStyle w:val="BodyText"/>
+              <w:spacing w:before="0" w:after="0"/>
+            </w:pPr>
+            <w:r>
+              <w:t xml:space="preserve">Surrogate key</w:t>
+            </w:r>
+          </w:p>
+        </w:tc>
+        <w:tc>
+          <w:tcPr>
+            <w:tcW w:w="1800" w:type="dxa"/>
+            <w:vAlign w:val="center"/>
+          </w:tcPr>
+          <w:p>
+            <w:pPr>
+              <w:pStyle w:val="BodyText"/>
+              <w:spacing w:before="0" w:after="0"/>
+            </w:pPr>
+            <w:r>
+              <w:t xml:space="preserve">BIGINT</w:t>
+            </w:r>
+          </w:p>
+        </w:tc>
+      </w:tr>
+      <w:tr>
+        <w:tc>
+          <w:tcPr>
+            <w:tcW w:w="2400" w:type="dxa"/>
+            <w:vAlign w:val="center"/>
+          </w:tcPr>
+          <w:p>
+            <w:pPr>
+              <w:pStyle w:val="BodyText"/>
+              <w:spacing w:before="0" w:after="0"/>
+            </w:pPr>
+            <w:r>
+              <w:rPr>
+                <w:rFonts w:ascii="Consolas" w:hAnsi="Consolas"/>
+              </w:rPr>
+              <w:t xml:space="preserve">SOURCE_EMPLOYEE_ID</w:t>
+            </w:r>
+          </w:p>
+        </w:tc>
+        <w:tc>
+          <w:tcPr>
+            <w:tcW w:w="5155" w:type="dxa"/>
+            <w:vAlign w:val="center"/>
+          </w:tcPr>
+          <w:p>
+            <w:pPr>
+              <w:pStyle w:val="BodyText"/>
+              <w:spacing w:before="0" w:after="0"/>
+            </w:pPr>
+            <w:r>
+              <w:t xml:space="preserve">Original Account Manager ID (0 for the N/A row)</w:t>
+            </w:r>
+          </w:p>
+        </w:tc>
+        <w:tc>
+          <w:tcPr>
+            <w:tcW w:w="1800" w:type="dxa"/>
+            <w:vAlign w:val="center"/>
+          </w:tcPr>
+          <w:p>
+            <w:pPr>
+              <w:pStyle w:val="BodyText"/>
+              <w:spacing w:before="0" w:after="0"/>
+            </w:pPr>
+            <w:r>
+              <w:t xml:space="preserve">BIGINT</w:t>
+            </w:r>
+          </w:p>
+        </w:tc>
+      </w:tr>
+      <w:tr>
+        <w:tc>
+          <w:tcPr>
+            <w:tcW w:w="2400" w:type="dxa"/>
+            <w:vAlign w:val="center"/>
+          </w:tcPr>
+          <w:p>
+            <w:pPr>
+              <w:pStyle w:val="BodyText"/>
+              <w:spacing w:before="0" w:after="0"/>
+            </w:pPr>
+            <w:r>
+              <w:rPr>
+                <w:rFonts w:ascii="Consolas" w:hAnsi="Consolas"/>
+              </w:rPr>
+              <w:t xml:space="preserve">EMPLOYEE_NAME</w:t>
+            </w:r>
+          </w:p>
+        </w:tc>
+        <w:tc>
+          <w:tcPr>
+            <w:tcW w:w="5155" w:type="dxa"/>
+            <w:vAlign w:val="center"/>
+          </w:tcPr>
+          <w:p>
+            <w:pPr>
+              <w:pStyle w:val="BodyText"/>
+              <w:spacing w:before="0" w:after="0"/>
+            </w:pPr>
+            <w:r>
+              <w:t xml:space="preserve">Account manager's name</w:t>
+            </w:r>
+          </w:p>
+        </w:tc>
+        <w:tc>
+          <w:tcPr>
+            <w:tcW w:w="1800" w:type="dxa"/>
+            <w:vAlign w:val="center"/>
+          </w:tcPr>
+          <w:p>
+            <w:pPr>
+              <w:pStyle w:val="BodyText"/>
+              <w:spacing w:before="0" w:after="0"/>
+            </w:pPr>
+            <w:r>
+              <w:t xml:space="preserve">VARCHAR(255)</w:t>
+            </w:r>
+          </w:p>
+        </w:tc>
+      </w:tr>
+    </w:tbl>
+    <w:p>
+      <w:pPr>
+        <w:pStyle w:val="BodyText"/>
+      </w:pPr>
+    </w:p>
+    <w:p>
+      <w:pPr>
+        <w:pStyle w:val="BodyText"/>
+      </w:pPr>
+      <w:r>
+        <w:t xml:space="preserve">Example with filled data:</w:t>
+      </w:r>
+    </w:p>
+    <w:tbl>
+      <w:tblPr>
+        <w:tblW w:w="9355" w:type="dxa"/>
+        <w:tblBorders>
+          <w:top w:val="single" w:sz="4" w:space="0" w:color="BFBFBF"/>
+          <w:left w:val="single" w:sz="4" w:space="0" w:color="BFBFBF"/>
+          <w:bottom w:val="single" w:sz="4" w:space="0" w:color="BFBFBF"/>
+          <w:right w:val="single" w:sz="4" w:space="0" w:color="BFBFBF"/>
+          <w:insideH w:val="single" w:sz="4" w:space="0" w:color="BFBFBF"/>
+          <w:insideV w:val="single" w:sz="4" w:space="0" w:color="BFBFBF"/>
+        </w:tblBorders>
+        <w:tblLook w:val="04A0" w:firstRow="1" w:lastRow="0" w:firstColumn="1" w:lastColumn="0" w:noHBand="0" w:noVBand="1"/>
+      </w:tblPr>
+      <w:tblGrid>
+        <w:gridCol w:w="2740"/>
+        <w:gridCol w:w="3590"/>
+        <w:gridCol w:w="3025"/>
+      </w:tblGrid>
+      <w:tr>
+        <w:tc>
+          <w:tcPr>
+            <w:tcW w:w="2740" w:type="dxa"/>
+            <w:shd w:val="clear" w:color="auto" w:fill="D9E2F3"/>
+            <w:vAlign w:val="center"/>
+          </w:tcPr>
+          <w:p>
+            <w:pPr>
+              <w:pStyle w:val="BodyText"/>
+              <w:spacing w:before="0" w:after="0"/>
+            </w:pPr>
+            <w:r>
+              <w:rPr>
+                <w:b/>
+              </w:rPr>
+              <w:t xml:space="preserve">EMPLOYEE_KEY</w:t>
+            </w:r>
+          </w:p>
+        </w:tc>
+        <w:tc>
+          <w:tcPr>
+            <w:tcW w:w="3590" w:type="dxa"/>
+            <w:shd w:val="clear" w:color="auto" w:fill="D9E2F3"/>
+            <w:vAlign w:val="center"/>
+          </w:tcPr>
+          <w:p>
+            <w:pPr>
+              <w:pStyle w:val="BodyText"/>
+              <w:spacing w:before="0" w:after="0"/>
+            </w:pPr>
+            <w:r>
+              <w:rPr>
+                <w:b/>
+              </w:rPr>
+              <w:t xml:space="preserve">SOURCE_EMPLOYEE_ID</w:t>
+            </w:r>
+          </w:p>
+        </w:tc>
+        <w:tc>
+          <w:tcPr>
+            <w:tcW w:w="3025" w:type="dxa"/>
+            <w:shd w:val="clear" w:color="auto" w:fill="D9E2F3"/>
+            <w:vAlign w:val="center"/>
+          </w:tcPr>
+          <w:p>
+            <w:pPr>
+              <w:pStyle w:val="BodyText"/>
+              <w:spacing w:before="0" w:after="0"/>
+            </w:pPr>
+            <w:r>
+              <w:rPr>
+                <w:b/>
+              </w:rPr>
+              <w:t xml:space="preserve">EMPLOYEE_NAME</w:t>
+            </w:r>
+          </w:p>
+        </w:tc>
+      </w:tr>
+      <w:tr>
+        <w:tc>
+          <w:tcPr>
+            <w:tcW w:w="2740" w:type="dxa"/>
+            <w:vAlign w:val="center"/>
+          </w:tcPr>
+          <w:p>
+            <w:pPr>
+              <w:pStyle w:val="BodyText"/>
+              <w:spacing w:before="0" w:after="0"/>
+            </w:pPr>
+            <w:r>
+              <w:t xml:space="preserve">9002</w:t>
+            </w:r>
+          </w:p>
+        </w:tc>
+        <w:tc>
+          <w:tcPr>
+            <w:tcW w:w="3590" w:type="dxa"/>
+            <w:vAlign w:val="center"/>
+          </w:tcPr>
+          <w:p>
+            <w:pPr>
+              <w:pStyle w:val="BodyText"/>
+              <w:spacing w:before="0" w:after="0"/>
+            </w:pPr>
+            <w:r>
+              <w:t xml:space="preserve">9002</w:t>
+            </w:r>
+          </w:p>
+        </w:tc>
+        <w:tc>
+          <w:tcPr>
+            <w:tcW w:w="3025" w:type="dxa"/>
+            <w:vAlign w:val="center"/>
+          </w:tcPr>
+          <w:p>
+            <w:pPr>
+              <w:pStyle w:val="BodyText"/>
+              <w:spacing w:before="0" w:after="0"/>
+            </w:pPr>
+            <w:r>
+              <w:t xml:space="preserve">Elena Brown</w:t>
+            </w:r>
+          </w:p>
+        </w:tc>
+      </w:tr>
+      <w:tr>
+        <w:tc>
+          <w:tcPr>
+            <w:tcW w:w="2740" w:type="dxa"/>
+            <w:vAlign w:val="center"/>
+          </w:tcPr>
+          <w:p>
+            <w:pPr>
+              <w:pStyle w:val="BodyText"/>
+              <w:spacing w:before="0" w:after="0"/>
+            </w:pPr>
+            <w:r>
+              <w:t xml:space="preserve">0</w:t>
+            </w:r>
+          </w:p>
+        </w:tc>
+        <w:tc>
+          <w:tcPr>
+            <w:tcW w:w="3590" w:type="dxa"/>
+            <w:vAlign w:val="center"/>
+          </w:tcPr>
+          <w:p>
+            <w:pPr>
+              <w:pStyle w:val="BodyText"/>
+              <w:spacing w:before="0" w:after="0"/>
+            </w:pPr>
+            <w:r>
+              <w:t xml:space="preserve">0</w:t>
+            </w:r>
+          </w:p>
+        </w:tc>
+        <w:tc>
+          <w:tcPr>
+            <w:tcW w:w="3025" w:type="dxa"/>
+            <w:vAlign w:val="center"/>
+          </w:tcPr>
+          <w:p>
+            <w:pPr>
+              <w:pStyle w:val="BodyText"/>
+              <w:spacing w:before="0" w:after="0"/>
+            </w:pPr>
+            <w:r>
+              <w:t xml:space="preserve">Not Applicable</w:t>
+            </w:r>
+          </w:p>
+        </w:tc>
+      </w:tr>
+    </w:tbl>
+    <w:p>
+      <w:pPr>
+        <w:pStyle w:val="BodyText"/>
+      </w:pPr>
+    </w:p>
+    <w:p>
+      <w:pPr>
+        <w:pStyle w:val="BodyText"/>
+        <w:spacing w:before="120"/>
+      </w:pPr>
+      <w:r>
+        <w:rPr>
+          <w:b/>
+          <w:color w:val="2E74B5"/>
+        </w:rPr>
+        <w:t xml:space="preserve">DIM_CHANNEL</w:t>
+      </w:r>
+    </w:p>
+    <w:p>
+      <w:pPr>
+        <w:pStyle w:val="BodyText"/>
+      </w:pPr>
+      <w:r>
+        <w:t xml:space="preserve">One row per source system. A small junk-style dimension that lets the fact table be sliced by channel directly, without having to join through Dim_Customer first.</w:t>
+      </w:r>
+    </w:p>
+    <w:tbl>
+      <w:tblPr>
+        <w:tblW w:w="9355" w:type="dxa"/>
+        <w:tblBorders>
+          <w:top w:val="single" w:sz="4" w:space="0" w:color="BFBFBF"/>
+          <w:left w:val="single" w:sz="4" w:space="0" w:color="BFBFBF"/>
+          <w:bottom w:val="single" w:sz="4" w:space="0" w:color="BFBFBF"/>
+          <w:right w:val="single" w:sz="4" w:space="0" w:color="BFBFBF"/>
+          <w:insideH w:val="single" w:sz="4" w:space="0" w:color="BFBFBF"/>
+          <w:insideV w:val="single" w:sz="4" w:space="0" w:color="BFBFBF"/>
+        </w:tblBorders>
+        <w:tblLook w:val="04A0" w:firstRow="1" w:lastRow="0" w:firstColumn="1" w:lastColumn="0" w:noHBand="0" w:noVBand="1"/>
+      </w:tblPr>
+      <w:tblGrid>
+        <w:gridCol w:w="2400"/>
+        <w:gridCol w:w="5155"/>
+        <w:gridCol w:w="1800"/>
+      </w:tblGrid>
+      <w:tr>
+        <w:tc>
+          <w:tcPr>
+            <w:tcW w:w="2400" w:type="dxa"/>
+            <w:shd w:val="clear" w:color="auto" w:fill="D9E2F3"/>
+            <w:vAlign w:val="center"/>
+          </w:tcPr>
+          <w:p>
+            <w:pPr>
+              <w:pStyle w:val="BodyText"/>
+              <w:spacing w:before="0" w:after="0"/>
+            </w:pPr>
+            <w:r>
+              <w:rPr>
+                <w:b/>
+              </w:rPr>
+              <w:t xml:space="preserve">Column name</w:t>
+            </w:r>
+          </w:p>
+        </w:tc>
+        <w:tc>
+          <w:tcPr>
+            <w:tcW w:w="5155" w:type="dxa"/>
+            <w:shd w:val="clear" w:color="auto" w:fill="D9E2F3"/>
+            <w:vAlign w:val="center"/>
+          </w:tcPr>
+          <w:p>
+            <w:pPr>
+              <w:pStyle w:val="BodyText"/>
+              <w:spacing w:before="0" w:after="0"/>
+            </w:pPr>
+            <w:r>
+              <w:rPr>
+                <w:b/>
+              </w:rPr>
+              <w:t xml:space="preserve">Description</w:t>
+            </w:r>
+          </w:p>
+        </w:tc>
+        <w:tc>
+          <w:tcPr>
+            <w:tcW w:w="1800" w:type="dxa"/>
+            <w:shd w:val="clear" w:color="auto" w:fill="D9E2F3"/>
+            <w:vAlign w:val="center"/>
+          </w:tcPr>
+          <w:p>
+            <w:pPr>
+              <w:pStyle w:val="BodyText"/>
+              <w:spacing w:before="0" w:after="0"/>
+            </w:pPr>
+            <w:r>
+              <w:rPr>
+                <w:b/>
+              </w:rPr>
+              <w:t xml:space="preserve">Data Type</w:t>
+            </w:r>
+          </w:p>
+        </w:tc>
+      </w:tr>
+      <w:tr>
+        <w:tc>
+          <w:tcPr>
+            <w:tcW w:w="2400" w:type="dxa"/>
+            <w:vAlign w:val="center"/>
+          </w:tcPr>
+          <w:p>
+            <w:pPr>
+              <w:pStyle w:val="BodyText"/>
+              <w:spacing w:before="0" w:after="0"/>
+            </w:pPr>
+            <w:r>
+              <w:rPr>
+                <w:rFonts w:ascii="Consolas" w:hAnsi="Consolas"/>
+              </w:rPr>
+              <w:t xml:space="preserve">CHANNEL_KEY</w:t>
+            </w:r>
+          </w:p>
+        </w:tc>
+        <w:tc>
+          <w:tcPr>
+            <w:tcW w:w="5155" w:type="dxa"/>
+            <w:vAlign w:val="center"/>
+          </w:tcPr>
+          <w:p>
+            <w:pPr>
+              <w:pStyle w:val="BodyText"/>
+              <w:spacing w:before="0" w:after="0"/>
+            </w:pPr>
+            <w:r>
+              <w:t xml:space="preserve">Surrogate key</w:t>
+            </w:r>
+          </w:p>
+        </w:tc>
+        <w:tc>
+          <w:tcPr>
+            <w:tcW w:w="1800" w:type="dxa"/>
+            <w:vAlign w:val="center"/>
+          </w:tcPr>
+          <w:p>
+            <w:pPr>
+              <w:pStyle w:val="BodyText"/>
+              <w:spacing w:before="0" w:after="0"/>
+            </w:pPr>
+            <w:r>
+              <w:t xml:space="preserve">INT</w:t>
+            </w:r>
+          </w:p>
+        </w:tc>
+      </w:tr>
+      <w:tr>
+        <w:tc>
+          <w:tcPr>
+            <w:tcW w:w="2400" w:type="dxa"/>
+            <w:vAlign w:val="center"/>
+          </w:tcPr>
+          <w:p>
+            <w:pPr>
+              <w:pStyle w:val="BodyText"/>
+              <w:spacing w:before="0" w:after="0"/>
+            </w:pPr>
+            <w:r>
+              <w:rPr>
+                <w:rFonts w:ascii="Consolas" w:hAnsi="Consolas"/>
+              </w:rPr>
+              <w:t xml:space="preserve">CHANNEL_NAME</w:t>
+            </w:r>
+          </w:p>
+        </w:tc>
+        <w:tc>
+          <w:tcPr>
+            <w:tcW w:w="5155" w:type="dxa"/>
+            <w:vAlign w:val="center"/>
+          </w:tcPr>
+          <w:p>
+            <w:pPr>
+              <w:pStyle w:val="BodyText"/>
+              <w:spacing w:before="0" w:after="0"/>
+            </w:pPr>
+            <w:r>
+              <w:t xml:space="preserve">'B2C' or 'B2B'</w:t>
+            </w:r>
+          </w:p>
+        </w:tc>
+        <w:tc>
+          <w:tcPr>
+            <w:tcW w:w="1800" w:type="dxa"/>
+            <w:vAlign w:val="center"/>
+          </w:tcPr>
+          <w:p>
+            <w:pPr>
+              <w:pStyle w:val="BodyText"/>
+              <w:spacing w:before="0" w:after="0"/>
+            </w:pPr>
+            <w:r>
+              <w:t xml:space="preserve">VARCHAR(10)</w:t>
+            </w:r>
+          </w:p>
+        </w:tc>
+      </w:tr>
+      <w:tr>
+        <w:tc>
+          <w:tcPr>
+            <w:tcW w:w="2400" w:type="dxa"/>
+            <w:vAlign w:val="center"/>
+          </w:tcPr>
+          <w:p>
+            <w:pPr>
+              <w:pStyle w:val="BodyText"/>
+              <w:spacing w:before="0" w:after="0"/>
+            </w:pPr>
+            <w:r>
+              <w:rPr>
+                <w:rFonts w:ascii="Consolas" w:hAnsi="Consolas"/>
+              </w:rPr>
+              <w:t xml:space="preserve">SOURCE_SYSTEM</w:t>
+            </w:r>
+          </w:p>
+        </w:tc>
+        <w:tc>
+          <w:tcPr>
+            <w:tcW w:w="5155" w:type="dxa"/>
+            <w:vAlign w:val="center"/>
+          </w:tcPr>
+          <w:p>
+            <w:pPr>
+              <w:pStyle w:val="BodyText"/>
+              <w:spacing w:before="0" w:after="0"/>
+            </w:pPr>
+            <w:r>
+              <w:t xml:space="preserve">Originating source system name</w:t>
+            </w:r>
+          </w:p>
+        </w:tc>
+        <w:tc>
+          <w:tcPr>
+            <w:tcW w:w="1800" w:type="dxa"/>
+            <w:vAlign w:val="center"/>
+          </w:tcPr>
+          <w:p>
+            <w:pPr>
+              <w:pStyle w:val="BodyText"/>
+              <w:spacing w:before="0" w:after="0"/>
+            </w:pPr>
+            <w:r>
+              <w:t xml:space="preserve">VARCHAR(40)</w:t>
+            </w:r>
+          </w:p>
+        </w:tc>
+      </w:tr>
+    </w:tbl>
+    <w:p>
+      <w:pPr>
+        <w:pStyle w:val="BodyText"/>
+      </w:pPr>
+    </w:p>
+    <w:p>
+      <w:pPr>
+        <w:pStyle w:val="BodyText"/>
+      </w:pPr>
+      <w:r>
+        <w:t xml:space="preserve">Example with filled data:</w:t>
+      </w:r>
+    </w:p>
+    <w:tbl>
+      <w:tblPr>
+        <w:tblW w:w="9355" w:type="dxa"/>
+        <w:tblBorders>
+          <w:top w:val="single" w:sz="4" w:space="0" w:color="BFBFBF"/>
+          <w:left w:val="single" w:sz="4" w:space="0" w:color="BFBFBF"/>
+          <w:bottom w:val="single" w:sz="4" w:space="0" w:color="BFBFBF"/>
+          <w:right w:val="single" w:sz="4" w:space="0" w:color="BFBFBF"/>
+          <w:insideH w:val="single" w:sz="4" w:space="0" w:color="BFBFBF"/>
+          <w:insideV w:val="single" w:sz="4" w:space="0" w:color="BFBFBF"/>
+        </w:tblBorders>
+        <w:tblLook w:val="04A0" w:firstRow="1" w:lastRow="0" w:firstColumn="1" w:lastColumn="0" w:noHBand="0" w:noVBand="1"/>
+      </w:tblPr>
+      <w:tblGrid>
+        <w:gridCol w:w="2411"/>
+        <w:gridCol w:w="2536"/>
+        <w:gridCol w:w="4408"/>
+      </w:tblGrid>
+      <w:tr>
+        <w:tc>
+          <w:tcPr>
+            <w:tcW w:w="2411" w:type="dxa"/>
+            <w:shd w:val="clear" w:color="auto" w:fill="D9E2F3"/>
+            <w:vAlign w:val="center"/>
+          </w:tcPr>
+          <w:p>
+            <w:pPr>
+              <w:pStyle w:val="BodyText"/>
+              <w:spacing w:before="0" w:after="0"/>
+            </w:pPr>
+            <w:r>
+              <w:rPr>
+                <w:b/>
+              </w:rPr>
+              <w:t xml:space="preserve">CHANNEL_KEY</w:t>
+            </w:r>
+          </w:p>
+        </w:tc>
+        <w:tc>
+          <w:tcPr>
+            <w:tcW w:w="2536" w:type="dxa"/>
+            <w:shd w:val="clear" w:color="auto" w:fill="D9E2F3"/>
+            <w:vAlign w:val="center"/>
+          </w:tcPr>
+          <w:p>
+            <w:pPr>
+              <w:pStyle w:val="BodyText"/>
+              <w:spacing w:before="0" w:after="0"/>
+            </w:pPr>
+            <w:r>
+              <w:rPr>
+                <w:b/>
+              </w:rPr>
+              <w:t xml:space="preserve">CHANNEL_NAME</w:t>
+            </w:r>
+          </w:p>
+        </w:tc>
+        <w:tc>
+          <w:tcPr>
+            <w:tcW w:w="4408" w:type="dxa"/>
+            <w:shd w:val="clear" w:color="auto" w:fill="D9E2F3"/>
+            <w:vAlign w:val="center"/>
+          </w:tcPr>
+          <w:p>
+            <w:pPr>
+              <w:pStyle w:val="BodyText"/>
+              <w:spacing w:before="0" w:after="0"/>
+            </w:pPr>
+            <w:r>
+              <w:rPr>
+                <w:b/>
+              </w:rPr>
+              <w:t xml:space="preserve">SOURCE_SYSTEM</w:t>
+            </w:r>
+          </w:p>
+        </w:tc>
+      </w:tr>
+      <w:tr>
+        <w:tc>
+          <w:tcPr>
+            <w:tcW w:w="2411" w:type="dxa"/>
+            <w:vAlign w:val="center"/>
+          </w:tcPr>
+          <w:p>
+            <w:pPr>
+              <w:pStyle w:val="BodyText"/>
+              <w:spacing w:before="0" w:after="0"/>
+            </w:pPr>
+            <w:r>
+              <w:t xml:space="preserve">1</w:t>
+            </w:r>
+          </w:p>
+        </w:tc>
+        <w:tc>
+          <w:tcPr>
+            <w:tcW w:w="2536" w:type="dxa"/>
+            <w:vAlign w:val="center"/>
+          </w:tcPr>
+          <w:p>
+            <w:pPr>
+              <w:pStyle w:val="BodyText"/>
+              <w:spacing w:before="0" w:after="0"/>
+            </w:pPr>
+            <w:r>
+              <w:t xml:space="preserve">B2C</w:t>
+            </w:r>
+          </w:p>
+        </w:tc>
+        <w:tc>
+          <w:tcPr>
+            <w:tcW w:w="4408" w:type="dxa"/>
+            <w:vAlign w:val="center"/>
+          </w:tcPr>
+          <w:p>
+            <w:pPr>
+              <w:pStyle w:val="BodyText"/>
+              <w:spacing w:before="0" w:after="0"/>
+            </w:pPr>
+            <w:r>
+              <w:t xml:space="preserve">NovaTech Direct</w:t>
+            </w:r>
+          </w:p>
+        </w:tc>
+      </w:tr>
+      <w:tr>
+        <w:tc>
+          <w:tcPr>
+            <w:tcW w:w="2411" w:type="dxa"/>
+            <w:vAlign w:val="center"/>
+          </w:tcPr>
+          <w:p>
+            <w:pPr>
+              <w:pStyle w:val="BodyText"/>
+              <w:spacing w:before="0" w:after="0"/>
+            </w:pPr>
+            <w:r>
+              <w:t xml:space="preserve">2</w:t>
+            </w:r>
+          </w:p>
+        </w:tc>
+        <w:tc>
+          <w:tcPr>
+            <w:tcW w:w="2536" w:type="dxa"/>
+            <w:vAlign w:val="center"/>
+          </w:tcPr>
+          <w:p>
+            <w:pPr>
+              <w:pStyle w:val="BodyText"/>
+              <w:spacing w:before="0" w:after="0"/>
+            </w:pPr>
+            <w:r>
+              <w:t xml:space="preserve">B2B</w:t>
+            </w:r>
+          </w:p>
+        </w:tc>
+        <w:tc>
+          <w:tcPr>
+            <w:tcW w:w="4408" w:type="dxa"/>
+            <w:vAlign w:val="center"/>
+          </w:tcPr>
+          <w:p>
+            <w:pPr>
+              <w:pStyle w:val="BodyText"/>
+              <w:spacing w:before="0" w:after="0"/>
+            </w:pPr>
+            <w:r>
+              <w:t xml:space="preserve">NovaTech Business Solutions</w:t>
+            </w:r>
+          </w:p>
+        </w:tc>
+      </w:tr>
+    </w:tbl>
+    <w:p>
+      <w:pPr>
+        <w:pStyle w:val="BodyText"/>
+      </w:pPr>
+    </w:p>
+    <w:p>
+      <w:pPr>
+        <w:pStyle w:val="BodyText"/>
+        <w:spacing w:before="120"/>
+      </w:pPr>
+      <w:r>
+        <w:rPr>
+          <w:b/>
+          <w:color w:val="2E74B5"/>
+        </w:rPr>
+        <w:t xml:space="preserve">FACT_SALES</w:t>
+      </w:r>
+    </w:p>
+    <w:p>
+      <w:pPr>
+        <w:pStyle w:val="BodyText"/>
+      </w:pPr>
+      <w:r>
+        <w:t xml:space="preserve">One row per order line (the grain declared above). ORDER_ID is retained as a degenerate dimension for traceability back to the source row.</w:t>
+      </w:r>
+    </w:p>
+    <w:tbl>
+      <w:tblPr>
+        <w:tblW w:w="9355" w:type="dxa"/>
+        <w:tblBorders>
+          <w:top w:val="single" w:sz="4" w:space="0" w:color="BFBFBF"/>
+          <w:left w:val="single" w:sz="4" w:space="0" w:color="BFBFBF"/>
+          <w:bottom w:val="single" w:sz="4" w:space="0" w:color="BFBFBF"/>
+          <w:right w:val="single" w:sz="4" w:space="0" w:color="BFBFBF"/>
+          <w:insideH w:val="single" w:sz="4" w:space="0" w:color="BFBFBF"/>
+          <w:insideV w:val="single" w:sz="4" w:space="0" w:color="BFBFBF"/>
+        </w:tblBorders>
+        <w:tblLook w:val="04A0" w:firstRow="1" w:lastRow="0" w:firstColumn="1" w:lastColumn="0" w:noHBand="0" w:noVBand="1"/>
+      </w:tblPr>
+      <w:tblGrid>
+        <w:gridCol w:w="2400"/>
+        <w:gridCol w:w="5155"/>
+        <w:gridCol w:w="1800"/>
+      </w:tblGrid>
+      <w:tr>
+        <w:tc>
+          <w:tcPr>
+            <w:tcW w:w="2400" w:type="dxa"/>
+            <w:shd w:val="clear" w:color="auto" w:fill="D9E2F3"/>
+            <w:vAlign w:val="center"/>
+          </w:tcPr>
+          <w:p>
+            <w:pPr>
+              <w:pStyle w:val="BodyText"/>
+              <w:spacing w:before="0" w:after="0"/>
+            </w:pPr>
+            <w:r>
+              <w:rPr>
+                <w:b/>
+              </w:rPr>
+              <w:t xml:space="preserve">Column name</w:t>
+            </w:r>
+          </w:p>
+        </w:tc>
+        <w:tc>
+          <w:tcPr>
+            <w:tcW w:w="5155" w:type="dxa"/>
+            <w:shd w:val="clear" w:color="auto" w:fill="D9E2F3"/>
+            <w:vAlign w:val="center"/>
+          </w:tcPr>
+          <w:p>
+            <w:pPr>
+              <w:pStyle w:val="BodyText"/>
+              <w:spacing w:before="0" w:after="0"/>
+            </w:pPr>
+            <w:r>
+              <w:rPr>
+                <w:b/>
+              </w:rPr>
+              <w:t xml:space="preserve">Description</w:t>
+            </w:r>
+          </w:p>
+        </w:tc>
+        <w:tc>
+          <w:tcPr>
+            <w:tcW w:w="1800" w:type="dxa"/>
+            <w:shd w:val="clear" w:color="auto" w:fill="D9E2F3"/>
+            <w:vAlign w:val="center"/>
+          </w:tcPr>
+          <w:p>
+            <w:pPr>
+              <w:pStyle w:val="BodyText"/>
+              <w:spacing w:before="0" w:after="0"/>
+            </w:pPr>
+            <w:r>
+              <w:rPr>
+                <w:b/>
+              </w:rPr>
+              <w:t xml:space="preserve">Data Type</w:t>
+            </w:r>
+          </w:p>
+        </w:tc>
+      </w:tr>
+      <w:tr>
+        <w:tc>
+          <w:tcPr>
+            <w:tcW w:w="2400" w:type="dxa"/>
+            <w:vAlign w:val="center"/>
+          </w:tcPr>
+          <w:p>
+            <w:pPr>
+              <w:pStyle w:val="BodyText"/>
+              <w:spacing w:before="0" w:after="0"/>
+            </w:pPr>
+            <w:r>
+              <w:rPr>
+                <w:rFonts w:ascii="Consolas" w:hAnsi="Consolas"/>
+              </w:rPr>
+              <w:t xml:space="preserve">SALE_KEY</w:t>
+            </w:r>
+          </w:p>
+        </w:tc>
+        <w:tc>
+          <w:tcPr>
+            <w:tcW w:w="5155" w:type="dxa"/>
+            <w:vAlign w:val="center"/>
+          </w:tcPr>
+          <w:p>
+            <w:pPr>
+              <w:pStyle w:val="BodyText"/>
+              <w:spacing w:before="0" w:after="0"/>
+            </w:pPr>
+            <w:r>
+              <w:t xml:space="preserve">Surrogate key</w:t>
+            </w:r>
+          </w:p>
+        </w:tc>
+        <w:tc>
+          <w:tcPr>
+            <w:tcW w:w="1800" w:type="dxa"/>
+            <w:vAlign w:val="center"/>
+          </w:tcPr>
+          <w:p>
+            <w:pPr>
+              <w:pStyle w:val="BodyText"/>
+              <w:spacing w:before="0" w:after="0"/>
+            </w:pPr>
+            <w:r>
+              <w:t xml:space="preserve">BIGINT</w:t>
+            </w:r>
+          </w:p>
+        </w:tc>
+      </w:tr>
+      <w:tr>
+        <w:tc>
+          <w:tcPr>
+            <w:tcW w:w="2400" w:type="dxa"/>
+            <w:vAlign w:val="center"/>
+          </w:tcPr>
+          <w:p>
+            <w:pPr>
+              <w:pStyle w:val="BodyText"/>
+              <w:spacing w:before="0" w:after="0"/>
+            </w:pPr>
+            <w:r>
+              <w:rPr>
+                <w:rFonts w:ascii="Consolas" w:hAnsi="Consolas"/>
+              </w:rPr>
+              <w:t xml:space="preserve">ORDER_ID</w:t>
+            </w:r>
+          </w:p>
+        </w:tc>
+        <w:tc>
+          <w:tcPr>
+            <w:tcW w:w="5155" w:type="dxa"/>
+            <w:vAlign w:val="center"/>
+          </w:tcPr>
+          <w:p>
+            <w:pPr>
+              <w:pStyle w:val="BodyText"/>
+              <w:spacing w:before="0" w:after="0"/>
+            </w:pPr>
+            <w:r>
+              <w:t xml:space="preserve">Original order/line ID (degenerate dimension)</w:t>
+            </w:r>
+          </w:p>
+        </w:tc>
+        <w:tc>
+          <w:tcPr>
+            <w:tcW w:w="1800" w:type="dxa"/>
+            <w:vAlign w:val="center"/>
+          </w:tcPr>
+          <w:p>
+            <w:pPr>
+              <w:pStyle w:val="BodyText"/>
+              <w:spacing w:before="0" w:after="0"/>
+            </w:pPr>
+            <w:r>
+              <w:t xml:space="preserve">BIGINT</w:t>
+            </w:r>
+          </w:p>
+        </w:tc>
+      </w:tr>
+      <w:tr>
+        <w:tc>
+          <w:tcPr>
+            <w:tcW w:w="2400" w:type="dxa"/>
+            <w:vAlign w:val="center"/>
+          </w:tcPr>
+          <w:p>
+            <w:pPr>
+              <w:pStyle w:val="BodyText"/>
+              <w:spacing w:before="0" w:after="0"/>
+            </w:pPr>
+            <w:r>
+              <w:rPr>
+                <w:rFonts w:ascii="Consolas" w:hAnsi="Consolas"/>
+              </w:rPr>
+              <w:t xml:space="preserve">DATE_KEY</w:t>
+            </w:r>
+          </w:p>
+        </w:tc>
+        <w:tc>
+          <w:tcPr>
+            <w:tcW w:w="5155" w:type="dxa"/>
+            <w:vAlign w:val="center"/>
+          </w:tcPr>
+          <w:p>
+            <w:pPr>
+              <w:pStyle w:val="BodyText"/>
+              <w:spacing w:before="0" w:after="0"/>
+            </w:pPr>
+            <w:r>
+              <w:t xml:space="preserve">FK → DIM_DATE</w:t>
+            </w:r>
+          </w:p>
+        </w:tc>
+        <w:tc>
+          <w:tcPr>
+            <w:tcW w:w="1800" w:type="dxa"/>
+            <w:vAlign w:val="center"/>
+          </w:tcPr>
+          <w:p>
+            <w:pPr>
+              <w:pStyle w:val="BodyText"/>
+              <w:spacing w:before="0" w:after="0"/>
+            </w:pPr>
+            <w:r>
+              <w:t xml:space="preserve">INT</w:t>
+            </w:r>
+          </w:p>
+        </w:tc>
+      </w:tr>
+      <w:tr>
+        <w:tc>
+          <w:tcPr>
+            <w:tcW w:w="2400" w:type="dxa"/>
+            <w:vAlign w:val="center"/>
+          </w:tcPr>
+          <w:p>
+            <w:pPr>
+              <w:pStyle w:val="BodyText"/>
+              <w:spacing w:before="0" w:after="0"/>
+            </w:pPr>
+            <w:r>
+              <w:rPr>
+                <w:rFonts w:ascii="Consolas" w:hAnsi="Consolas"/>
+              </w:rPr>
+              <w:t xml:space="preserve">PRODUCT_KEY</w:t>
+            </w:r>
+          </w:p>
+        </w:tc>
+        <w:tc>
+          <w:tcPr>
+            <w:tcW w:w="5155" w:type="dxa"/>
+            <w:vAlign w:val="center"/>
+          </w:tcPr>
+          <w:p>
+            <w:pPr>
+              <w:pStyle w:val="BodyText"/>
+              <w:spacing w:before="0" w:after="0"/>
+            </w:pPr>
+            <w:r>
+              <w:t xml:space="preserve">FK → DIM_PRODUCT</w:t>
+            </w:r>
+          </w:p>
+        </w:tc>
+        <w:tc>
+          <w:tcPr>
+            <w:tcW w:w="1800" w:type="dxa"/>
+            <w:vAlign w:val="center"/>
+          </w:tcPr>
+          <w:p>
+            <w:pPr>
+              <w:pStyle w:val="BodyText"/>
+              <w:spacing w:before="0" w:after="0"/>
+            </w:pPr>
+            <w:r>
+              <w:t xml:space="preserve">BIGINT</w:t>
+            </w:r>
+          </w:p>
+        </w:tc>
+      </w:tr>
+      <w:tr>
+        <w:tc>
+          <w:tcPr>
+            <w:tcW w:w="2400" w:type="dxa"/>
+            <w:vAlign w:val="center"/>
+          </w:tcPr>
+          <w:p>
+            <w:pPr>
+              <w:pStyle w:val="BodyText"/>
+              <w:spacing w:before="0" w:after="0"/>
+            </w:pPr>
+            <w:r>
+              <w:rPr>
+                <w:rFonts w:ascii="Consolas" w:hAnsi="Consolas"/>
+              </w:rPr>
+              <w:t xml:space="preserve">CUSTOMER_KEY</w:t>
+            </w:r>
+          </w:p>
+        </w:tc>
+        <w:tc>
+          <w:tcPr>
+            <w:tcW w:w="5155" w:type="dxa"/>
+            <w:vAlign w:val="center"/>
+          </w:tcPr>
+          <w:p>
+            <w:pPr>
+              <w:pStyle w:val="BodyText"/>
+              <w:spacing w:before="0" w:after="0"/>
+            </w:pPr>
+            <w:r>
+              <w:t xml:space="preserve">FK → DIM_CUSTOMER</w:t>
+            </w:r>
+          </w:p>
+        </w:tc>
+        <w:tc>
+          <w:tcPr>
+            <w:tcW w:w="1800" w:type="dxa"/>
+            <w:vAlign w:val="center"/>
+          </w:tcPr>
+          <w:p>
+            <w:pPr>
+              <w:pStyle w:val="BodyText"/>
+              <w:spacing w:before="0" w:after="0"/>
+            </w:pPr>
+            <w:r>
+              <w:t xml:space="preserve">BIGINT</w:t>
+            </w:r>
+          </w:p>
+        </w:tc>
+      </w:tr>
+      <w:tr>
+        <w:tc>
+          <w:tcPr>
+            <w:tcW w:w="2400" w:type="dxa"/>
+            <w:vAlign w:val="center"/>
+          </w:tcPr>
+          <w:p>
+            <w:pPr>
+              <w:pStyle w:val="BodyText"/>
+              <w:spacing w:before="0" w:after="0"/>
+            </w:pPr>
+            <w:r>
+              <w:rPr>
+                <w:rFonts w:ascii="Consolas" w:hAnsi="Consolas"/>
+              </w:rPr>
+              <w:t xml:space="preserve">GEOGRAPHY_KEY</w:t>
+            </w:r>
+          </w:p>
+        </w:tc>
+        <w:tc>
+          <w:tcPr>
+            <w:tcW w:w="5155" w:type="dxa"/>
+            <w:vAlign w:val="center"/>
+          </w:tcPr>
+          <w:p>
+            <w:pPr>
+              <w:pStyle w:val="BodyText"/>
+              <w:spacing w:before="0" w:after="0"/>
+            </w:pPr>
+            <w:r>
+              <w:t xml:space="preserve">FK → DIM_GEOGRAPHY</w:t>
+            </w:r>
+          </w:p>
+        </w:tc>
+        <w:tc>
+          <w:tcPr>
+            <w:tcW w:w="1800" w:type="dxa"/>
+            <w:vAlign w:val="center"/>
+          </w:tcPr>
+          <w:p>
+            <w:pPr>
+              <w:pStyle w:val="BodyText"/>
+              <w:spacing w:before="0" w:after="0"/>
+            </w:pPr>
+            <w:r>
+              <w:t xml:space="preserve">BIGINT</w:t>
+            </w:r>
+          </w:p>
+        </w:tc>
+      </w:tr>
+      <w:tr>
+        <w:tc>
+          <w:tcPr>
+            <w:tcW w:w="2400" w:type="dxa"/>
+            <w:vAlign w:val="center"/>
+          </w:tcPr>
+          <w:p>
+            <w:pPr>
+              <w:pStyle w:val="BodyText"/>
+              <w:spacing w:before="0" w:after="0"/>
+            </w:pPr>
+            <w:r>
+              <w:rPr>
+                <w:rFonts w:ascii="Consolas" w:hAnsi="Consolas"/>
+              </w:rPr>
+              <w:t xml:space="preserve">EMPLOYEE_KEY</w:t>
+            </w:r>
+          </w:p>
+        </w:tc>
+        <w:tc>
+          <w:tcPr>
+            <w:tcW w:w="5155" w:type="dxa"/>
+            <w:vAlign w:val="center"/>
+          </w:tcPr>
+          <w:p>
+            <w:pPr>
+              <w:pStyle w:val="BodyText"/>
+              <w:spacing w:before="0" w:after="0"/>
+            </w:pPr>
+            <w:r>
+              <w:t xml:space="preserve">FK → DIM_EMPLOYEE</w:t>
+            </w:r>
+          </w:p>
+        </w:tc>
+        <w:tc>
+          <w:tcPr>
+            <w:tcW w:w="1800" w:type="dxa"/>
+            <w:vAlign w:val="center"/>
+          </w:tcPr>
+          <w:p>
+            <w:pPr>
+              <w:pStyle w:val="BodyText"/>
+              <w:spacing w:before="0" w:after="0"/>
+            </w:pPr>
+            <w:r>
+              <w:t xml:space="preserve">BIGINT</w:t>
+            </w:r>
+          </w:p>
+        </w:tc>
+      </w:tr>
+      <w:tr>
+        <w:tc>
+          <w:tcPr>
+            <w:tcW w:w="2400" w:type="dxa"/>
+            <w:vAlign w:val="center"/>
+          </w:tcPr>
+          <w:p>
+            <w:pPr>
+              <w:pStyle w:val="BodyText"/>
+              <w:spacing w:before="0" w:after="0"/>
+            </w:pPr>
+            <w:r>
+              <w:rPr>
+                <w:rFonts w:ascii="Consolas" w:hAnsi="Consolas"/>
+              </w:rPr>
+              <w:t xml:space="preserve">CHANNEL_KEY</w:t>
+            </w:r>
+          </w:p>
+        </w:tc>
+        <w:tc>
+          <w:tcPr>
+            <w:tcW w:w="5155" w:type="dxa"/>
+            <w:vAlign w:val="center"/>
+          </w:tcPr>
+          <w:p>
+            <w:pPr>
+              <w:pStyle w:val="BodyText"/>
+              <w:spacing w:before="0" w:after="0"/>
+            </w:pPr>
+            <w:r>
+              <w:t xml:space="preserve">FK → DIM_CHANNEL</w:t>
+            </w:r>
+          </w:p>
+        </w:tc>
+        <w:tc>
+          <w:tcPr>
+            <w:tcW w:w="1800" w:type="dxa"/>
+            <w:vAlign w:val="center"/>
+          </w:tcPr>
+          <w:p>
+            <w:pPr>
+              <w:pStyle w:val="BodyText"/>
+              <w:spacing w:before="0" w:after="0"/>
+            </w:pPr>
+            <w:r>
+              <w:t xml:space="preserve">INT</w:t>
+            </w:r>
+          </w:p>
+        </w:tc>
+      </w:tr>
+      <w:tr>
+        <w:tc>
+          <w:tcPr>
+            <w:tcW w:w="2400" w:type="dxa"/>
+            <w:vAlign w:val="center"/>
+          </w:tcPr>
+          <w:p>
+            <w:pPr>
+              <w:pStyle w:val="BodyText"/>
+              <w:spacing w:before="0" w:after="0"/>
+            </w:pPr>
+            <w:r>
+              <w:rPr>
+                <w:rFonts w:ascii="Consolas" w:hAnsi="Consolas"/>
+              </w:rPr>
+              <w:t xml:space="preserve">QUANTITY</w:t>
+            </w:r>
+          </w:p>
+        </w:tc>
+        <w:tc>
+          <w:tcPr>
+            <w:tcW w:w="5155" w:type="dxa"/>
+            <w:vAlign w:val="center"/>
+          </w:tcPr>
+          <w:p>
+            <w:pPr>
+              <w:pStyle w:val="BodyText"/>
+              <w:spacing w:before="0" w:after="0"/>
+            </w:pPr>
+            <w:r>
+              <w:t xml:space="preserve">Units sold on this line</w:t>
+            </w:r>
+          </w:p>
+        </w:tc>
+        <w:tc>
+          <w:tcPr>
+            <w:tcW w:w="1800" w:type="dxa"/>
+            <w:vAlign w:val="center"/>
+          </w:tcPr>
+          <w:p>
+            <w:pPr>
+              <w:pStyle w:val="BodyText"/>
+              <w:spacing w:before="0" w:after="0"/>
+            </w:pPr>
+            <w:r>
+              <w:t xml:space="preserve">INT</w:t>
+            </w:r>
+          </w:p>
+        </w:tc>
+      </w:tr>
+      <w:tr>
+        <w:tc>
+          <w:tcPr>
+            <w:tcW w:w="2400" w:type="dxa"/>
+            <w:vAlign w:val="center"/>
+          </w:tcPr>
+          <w:p>
+            <w:pPr>
+              <w:pStyle w:val="BodyText"/>
+              <w:spacing w:before="0" w:after="0"/>
+            </w:pPr>
+            <w:r>
+              <w:rPr>
+                <w:rFonts w:ascii="Consolas" w:hAnsi="Consolas"/>
+              </w:rPr>
+              <w:t xml:space="preserve">UNIT_PRICE</w:t>
+            </w:r>
+          </w:p>
+        </w:tc>
+        <w:tc>
+          <w:tcPr>
+            <w:tcW w:w="5155" w:type="dxa"/>
+            <w:vAlign w:val="center"/>
+          </w:tcPr>
+          <w:p>
+            <w:pPr>
+              <w:pStyle w:val="BodyText"/>
+              <w:spacing w:before="0" w:after="0"/>
+            </w:pPr>
+            <w:r>
+              <w:t xml:space="preserve">Price per unit</w:t>
+            </w:r>
+          </w:p>
+        </w:tc>
+        <w:tc>
+          <w:tcPr>
+            <w:tcW w:w="1800" w:type="dxa"/>
+            <w:vAlign w:val="center"/>
+          </w:tcPr>
+          <w:p>
+            <w:pPr>
+              <w:pStyle w:val="BodyText"/>
+              <w:spacing w:before="0" w:after="0"/>
+            </w:pPr>
+            <w:r>
+              <w:t xml:space="preserve">NUMERIC(10,2)</w:t>
+            </w:r>
+          </w:p>
+        </w:tc>
+      </w:tr>
+      <w:tr>
+        <w:tc>
+          <w:tcPr>
+            <w:tcW w:w="2400" w:type="dxa"/>
+            <w:vAlign w:val="center"/>
+          </w:tcPr>
+          <w:p>
+            <w:pPr>
+              <w:pStyle w:val="BodyText"/>
+              <w:spacing w:before="0" w:after="0"/>
+            </w:pPr>
+            <w:r>
+              <w:rPr>
+                <w:rFonts w:ascii="Consolas" w:hAnsi="Consolas"/>
+              </w:rPr>
+              <w:t xml:space="preserve">UNIT_COST</w:t>
+            </w:r>
+          </w:p>
+        </w:tc>
+        <w:tc>
+          <w:tcPr>
+            <w:tcW w:w="5155" w:type="dxa"/>
+            <w:vAlign w:val="center"/>
+          </w:tcPr>
+          <w:p>
+            <w:pPr>
+              <w:pStyle w:val="BodyText"/>
+              <w:spacing w:before="0" w:after="0"/>
+            </w:pPr>
+            <w:r>
+              <w:t xml:space="preserve">Cost per unit</w:t>
+            </w:r>
+          </w:p>
+        </w:tc>
+        <w:tc>
+          <w:tcPr>
+            <w:tcW w:w="1800" w:type="dxa"/>
+            <w:vAlign w:val="center"/>
+          </w:tcPr>
+          <w:p>
+            <w:pPr>
+              <w:pStyle w:val="BodyText"/>
+              <w:spacing w:before="0" w:after="0"/>
+            </w:pPr>
+            <w:r>
+              <w:t xml:space="preserve">NUMERIC(10,2)</w:t>
+            </w:r>
+          </w:p>
+        </w:tc>
+      </w:tr>
+      <w:tr>
+        <w:tc>
+          <w:tcPr>
+            <w:tcW w:w="2400" w:type="dxa"/>
+            <w:vAlign w:val="center"/>
+          </w:tcPr>
+          <w:p>
+            <w:pPr>
+              <w:pStyle w:val="BodyText"/>
+              <w:spacing w:before="0" w:after="0"/>
+            </w:pPr>
+            <w:r>
+              <w:rPr>
+                <w:rFonts w:ascii="Consolas" w:hAnsi="Consolas"/>
+              </w:rPr>
+              <w:t xml:space="preserve">TOTAL_SALES</w:t>
+            </w:r>
+          </w:p>
+        </w:tc>
+        <w:tc>
+          <w:tcPr>
+            <w:tcW w:w="5155" w:type="dxa"/>
+            <w:vAlign w:val="center"/>
+          </w:tcPr>
+          <w:p>
+            <w:pPr>
+              <w:pStyle w:val="BodyText"/>
+              <w:spacing w:before="0" w:after="0"/>
+            </w:pPr>
+            <w:r>
+              <w:t xml:space="preserve">= Unit Price × Quantity</w:t>
+            </w:r>
+          </w:p>
+        </w:tc>
+        <w:tc>
+          <w:tcPr>
+            <w:tcW w:w="1800" w:type="dxa"/>
+            <w:vAlign w:val="center"/>
+          </w:tcPr>
+          <w:p>
+            <w:pPr>
+              <w:pStyle w:val="BodyText"/>
+              <w:spacing w:before="0" w:after="0"/>
+            </w:pPr>
+            <w:r>
+              <w:t xml:space="preserve">NUMERIC(12,2)</w:t>
+            </w:r>
+          </w:p>
+        </w:tc>
+      </w:tr>
+      <w:tr>
+        <w:tc>
+          <w:tcPr>
+            <w:tcW w:w="2400" w:type="dxa"/>
+            <w:vAlign w:val="center"/>
+          </w:tcPr>
+          <w:p>
+            <w:pPr>
+              <w:pStyle w:val="BodyText"/>
+              <w:spacing w:before="0" w:after="0"/>
+            </w:pPr>
+            <w:r>
+              <w:rPr>
+                <w:rFonts w:ascii="Consolas" w:hAnsi="Consolas"/>
+              </w:rPr>
+              <w:t xml:space="preserve">TOTAL_COST</w:t>
+            </w:r>
+          </w:p>
+        </w:tc>
+        <w:tc>
+          <w:tcPr>
+            <w:tcW w:w="5155" w:type="dxa"/>
+            <w:vAlign w:val="center"/>
+          </w:tcPr>
+          <w:p>
+            <w:pPr>
+              <w:pStyle w:val="BodyText"/>
+              <w:spacing w:before="0" w:after="0"/>
+            </w:pPr>
+            <w:r>
+              <w:t xml:space="preserve">= Unit Cost × Quantity</w:t>
+            </w:r>
+          </w:p>
+        </w:tc>
+        <w:tc>
+          <w:tcPr>
+            <w:tcW w:w="1800" w:type="dxa"/>
+            <w:vAlign w:val="center"/>
+          </w:tcPr>
+          <w:p>
+            <w:pPr>
+              <w:pStyle w:val="BodyText"/>
+              <w:spacing w:before="0" w:after="0"/>
+            </w:pPr>
+            <w:r>
+              <w:t xml:space="preserve">NUMERIC(12,2)</w:t>
+            </w:r>
+          </w:p>
+        </w:tc>
+      </w:tr>
+    </w:tbl>
+    <w:p>
+      <w:pPr>
+        <w:pStyle w:val="BodyText"/>
+      </w:pPr>
+    </w:p>
+    <w:p>
+      <w:pPr>
+        <w:pStyle w:val="BodyText"/>
+      </w:pPr>
+      <w:r>
+        <w:t xml:space="preserve">Example with filled data:</w:t>
+      </w:r>
+    </w:p>
+    <w:tbl>
+      <w:tblPr>
+        <w:tblW w:w="9355" w:type="dxa"/>
+        <w:tblBorders>
+          <w:top w:val="single" w:sz="4" w:space="0" w:color="BFBFBF"/>
+          <w:left w:val="single" w:sz="4" w:space="0" w:color="BFBFBF"/>
+          <w:bottom w:val="single" w:sz="4" w:space="0" w:color="BFBFBF"/>
+          <w:right w:val="single" w:sz="4" w:space="0" w:color="BFBFBF"/>
+          <w:insideH w:val="single" w:sz="4" w:space="0" w:color="BFBFBF"/>
+          <w:insideV w:val="single" w:sz="4" w:space="0" w:color="BFBFBF"/>
+        </w:tblBorders>
+        <w:tblLook w:val="04A0" w:firstRow="1" w:lastRow="0" w:firstColumn="1" w:lastColumn="0" w:noHBand="0" w:noVBand="1"/>
+      </w:tblPr>
+      <w:tblGrid>
+        <w:gridCol w:w="664"/>
+        <w:gridCol w:w="664"/>
+        <w:gridCol w:w="664"/>
+        <w:gridCol w:w="744"/>
+        <w:gridCol w:w="771"/>
+        <w:gridCol w:w="797"/>
+        <w:gridCol w:w="771"/>
+        <w:gridCol w:w="744"/>
+        <w:gridCol w:w="664"/>
+        <w:gridCol w:w="717"/>
+        <w:gridCol w:w="690"/>
+        <w:gridCol w:w="744"/>
+        <w:gridCol w:w="721"/>
+      </w:tblGrid>
+      <w:tr>
+        <w:tc>
+          <w:tcPr>
+            <w:tcW w:w="664" w:type="dxa"/>
+            <w:shd w:val="clear" w:color="auto" w:fill="D9E2F3"/>
+            <w:vAlign w:val="center"/>
+          </w:tcPr>
+          <w:p>
+            <w:pPr>
+              <w:pStyle w:val="BodyText"/>
+              <w:spacing w:before="0" w:after="0"/>
+            </w:pPr>
+            <w:r>
+              <w:rPr>
+                <w:b/>
+              </w:rPr>
+              <w:t xml:space="preserve">SALE_KEY</w:t>
+            </w:r>
+          </w:p>
+        </w:tc>
+        <w:tc>
+          <w:tcPr>
+            <w:tcW w:w="664" w:type="dxa"/>
+            <w:shd w:val="clear" w:color="auto" w:fill="D9E2F3"/>
+            <w:vAlign w:val="center"/>
+          </w:tcPr>
+          <w:p>
+            <w:pPr>
+              <w:pStyle w:val="BodyText"/>
+              <w:spacing w:before="0" w:after="0"/>
+            </w:pPr>
+            <w:r>
+              <w:rPr>
+                <w:b/>
+              </w:rPr>
+              <w:t xml:space="preserve">ORDER_ID</w:t>
+            </w:r>
+          </w:p>
+        </w:tc>
+        <w:tc>
+          <w:tcPr>
+            <w:tcW w:w="664" w:type="dxa"/>
+            <w:shd w:val="clear" w:color="auto" w:fill="D9E2F3"/>
+            <w:vAlign w:val="center"/>
+          </w:tcPr>
+          <w:p>
+            <w:pPr>
+              <w:pStyle w:val="BodyText"/>
+              <w:spacing w:before="0" w:after="0"/>
+            </w:pPr>
+            <w:r>
+              <w:rPr>
+                <w:b/>
+              </w:rPr>
+              <w:t xml:space="preserve">DATE_KEY</w:t>
+            </w:r>
+          </w:p>
+        </w:tc>
+        <w:tc>
+          <w:tcPr>
+            <w:tcW w:w="744" w:type="dxa"/>
+            <w:shd w:val="clear" w:color="auto" w:fill="D9E2F3"/>
+            <w:vAlign w:val="center"/>
+          </w:tcPr>
+          <w:p>
+            <w:pPr>
+              <w:pStyle w:val="BodyText"/>
+              <w:spacing w:before="0" w:after="0"/>
+            </w:pPr>
+            <w:r>
+              <w:rPr>
+                <w:b/>
+              </w:rPr>
+              <w:t xml:space="preserve">PRODUCT_KEY</w:t>
+            </w:r>
+          </w:p>
+        </w:tc>
+        <w:tc>
+          <w:tcPr>
+            <w:tcW w:w="771" w:type="dxa"/>
+            <w:shd w:val="clear" w:color="auto" w:fill="D9E2F3"/>
+            <w:vAlign w:val="center"/>
+          </w:tcPr>
+          <w:p>
+            <w:pPr>
+              <w:pStyle w:val="BodyText"/>
+              <w:spacing w:before="0" w:after="0"/>
+            </w:pPr>
+            <w:r>
+              <w:rPr>
+                <w:b/>
+              </w:rPr>
+              <w:t xml:space="preserve">CUSTOMER_KEY</w:t>
+            </w:r>
+          </w:p>
+        </w:tc>
+        <w:tc>
+          <w:tcPr>
+            <w:tcW w:w="797" w:type="dxa"/>
+            <w:shd w:val="clear" w:color="auto" w:fill="D9E2F3"/>
+            <w:vAlign w:val="center"/>
+          </w:tcPr>
+          <w:p>
+            <w:pPr>
+              <w:pStyle w:val="BodyText"/>
+              <w:spacing w:before="0" w:after="0"/>
+            </w:pPr>
+            <w:r>
+              <w:rPr>
+                <w:b/>
+              </w:rPr>
+              <w:t xml:space="preserve">GEOGRAPHY_KEY</w:t>
+            </w:r>
+          </w:p>
+        </w:tc>
+        <w:tc>
+          <w:tcPr>
+            <w:tcW w:w="771" w:type="dxa"/>
+            <w:shd w:val="clear" w:color="auto" w:fill="D9E2F3"/>
+            <w:vAlign w:val="center"/>
+          </w:tcPr>
+          <w:p>
+            <w:pPr>
+              <w:pStyle w:val="BodyText"/>
+              <w:spacing w:before="0" w:after="0"/>
+            </w:pPr>
+            <w:r>
+              <w:rPr>
+                <w:b/>
+              </w:rPr>
+              <w:t xml:space="preserve">EMPLOYEE_KEY</w:t>
+            </w:r>
+          </w:p>
+        </w:tc>
+        <w:tc>
+          <w:tcPr>
+            <w:tcW w:w="744" w:type="dxa"/>
+            <w:shd w:val="clear" w:color="auto" w:fill="D9E2F3"/>
+            <w:vAlign w:val="center"/>
+          </w:tcPr>
+          <w:p>
+            <w:pPr>
+              <w:pStyle w:val="BodyText"/>
+              <w:spacing w:before="0" w:after="0"/>
+            </w:pPr>
+            <w:r>
+              <w:rPr>
+                <w:b/>
+              </w:rPr>
+              <w:t xml:space="preserve">CHANNEL_KEY</w:t>
+            </w:r>
+          </w:p>
+        </w:tc>
+        <w:tc>
+          <w:tcPr>
+            <w:tcW w:w="664" w:type="dxa"/>
+            <w:shd w:val="clear" w:color="auto" w:fill="D9E2F3"/>
+            <w:vAlign w:val="center"/>
+          </w:tcPr>
+          <w:p>
+            <w:pPr>
+              <w:pStyle w:val="BodyText"/>
+              <w:spacing w:before="0" w:after="0"/>
+            </w:pPr>
+            <w:r>
+              <w:rPr>
+                <w:b/>
+              </w:rPr>
+              <w:t xml:space="preserve">QUANTITY</w:t>
+            </w:r>
+          </w:p>
+        </w:tc>
+        <w:tc>
+          <w:tcPr>
+            <w:tcW w:w="717" w:type="dxa"/>
+            <w:shd w:val="clear" w:color="auto" w:fill="D9E2F3"/>
+            <w:vAlign w:val="center"/>
+          </w:tcPr>
+          <w:p>
+            <w:pPr>
+              <w:pStyle w:val="BodyText"/>
+              <w:spacing w:before="0" w:after="0"/>
+            </w:pPr>
+            <w:r>
+              <w:rPr>
+                <w:b/>
+              </w:rPr>
+              <w:t xml:space="preserve">UNIT_PRICE</w:t>
+            </w:r>
+          </w:p>
+        </w:tc>
+        <w:tc>
+          <w:tcPr>
+            <w:tcW w:w="690" w:type="dxa"/>
+            <w:shd w:val="clear" w:color="auto" w:fill="D9E2F3"/>
+            <w:vAlign w:val="center"/>
+          </w:tcPr>
+          <w:p>
+            <w:pPr>
+              <w:pStyle w:val="BodyText"/>
+              <w:spacing w:before="0" w:after="0"/>
+            </w:pPr>
+            <w:r>
+              <w:rPr>
+                <w:b/>
+              </w:rPr>
+              <w:t xml:space="preserve">UNIT_COST</w:t>
+            </w:r>
+          </w:p>
+        </w:tc>
+        <w:tc>
+          <w:tcPr>
+            <w:tcW w:w="744" w:type="dxa"/>
+            <w:shd w:val="clear" w:color="auto" w:fill="D9E2F3"/>
+            <w:vAlign w:val="center"/>
+          </w:tcPr>
+          <w:p>
+            <w:pPr>
+              <w:pStyle w:val="BodyText"/>
+              <w:spacing w:before="0" w:after="0"/>
+            </w:pPr>
+            <w:r>
+              <w:rPr>
+                <w:b/>
+              </w:rPr>
+              <w:t xml:space="preserve">TOTAL_SALES</w:t>
+            </w:r>
+          </w:p>
+        </w:tc>
+        <w:tc>
+          <w:tcPr>
+            <w:tcW w:w="721" w:type="dxa"/>
+            <w:shd w:val="clear" w:color="auto" w:fill="D9E2F3"/>
+            <w:vAlign w:val="center"/>
+          </w:tcPr>
+          <w:p>
+            <w:pPr>
+              <w:pStyle w:val="BodyText"/>
+              <w:spacing w:before="0" w:after="0"/>
+            </w:pPr>
+            <w:r>
+              <w:rPr>
+                <w:b/>
+              </w:rPr>
+              <w:t xml:space="preserve">TOTAL_COST</w:t>
+            </w:r>
+          </w:p>
+        </w:tc>
+      </w:tr>
+      <w:tr>
+        <w:tc>
+          <w:tcPr>
+            <w:tcW w:w="664" w:type="dxa"/>
+            <w:vAlign w:val="center"/>
+          </w:tcPr>
+          <w:p>
+            <w:pPr>
+              <w:pStyle w:val="BodyText"/>
+              <w:spacing w:before="0" w:after="0"/>
+            </w:pPr>
+            <w:r>
+              <w:t xml:space="preserve">1</w:t>
+            </w:r>
+          </w:p>
+        </w:tc>
+        <w:tc>
+          <w:tcPr>
+            <w:tcW w:w="664" w:type="dxa"/>
+            <w:vAlign w:val="center"/>
+          </w:tcPr>
+          <w:p>
+            <w:pPr>
+              <w:pStyle w:val="BodyText"/>
+              <w:spacing w:before="0" w:after="0"/>
+            </w:pPr>
+            <w:r>
+              <w:t xml:space="preserve">670936</w:t>
+            </w:r>
+          </w:p>
+        </w:tc>
+        <w:tc>
+          <w:tcPr>
+            <w:tcW w:w="664" w:type="dxa"/>
+            <w:vAlign w:val="center"/>
+          </w:tcPr>
+          <w:p>
+            <w:pPr>
+              <w:pStyle w:val="BodyText"/>
+              <w:spacing w:before="0" w:after="0"/>
+            </w:pPr>
+            <w:r>
+              <w:t xml:space="preserve">20241115</w:t>
+            </w:r>
+          </w:p>
+        </w:tc>
+        <w:tc>
+          <w:tcPr>
+            <w:tcW w:w="744" w:type="dxa"/>
+            <w:vAlign w:val="center"/>
+          </w:tcPr>
+          <w:p>
+            <w:pPr>
+              <w:pStyle w:val="BodyText"/>
+              <w:spacing w:before="0" w:after="0"/>
+            </w:pPr>
+            <w:r>
+              <w:t xml:space="preserve">10</w:t>
+            </w:r>
+          </w:p>
+        </w:tc>
+        <w:tc>
+          <w:tcPr>
+            <w:tcW w:w="771" w:type="dxa"/>
+            <w:vAlign w:val="center"/>
+          </w:tcPr>
+          <w:p>
+            <w:pPr>
+              <w:pStyle w:val="BodyText"/>
+              <w:spacing w:before="0" w:after="0"/>
+            </w:pPr>
+            <w:r>
+              <w:t xml:space="preserve">209129</w:t>
+            </w:r>
+          </w:p>
+        </w:tc>
+        <w:tc>
+          <w:tcPr>
+            <w:tcW w:w="797" w:type="dxa"/>
+            <w:vAlign w:val="center"/>
+          </w:tcPr>
+          <w:p>
+            <w:pPr>
+              <w:pStyle w:val="BodyText"/>
+              <w:spacing w:before="0" w:after="0"/>
+            </w:pPr>
+            <w:r>
+              <w:t xml:space="preserve">11</w:t>
+            </w:r>
+          </w:p>
+        </w:tc>
+        <w:tc>
+          <w:tcPr>
+            <w:tcW w:w="771" w:type="dxa"/>
+            <w:vAlign w:val="center"/>
+          </w:tcPr>
+          <w:p>
+            <w:pPr>
+              <w:pStyle w:val="BodyText"/>
+              <w:spacing w:before="0" w:after="0"/>
+            </w:pPr>
+            <w:r>
+              <w:t xml:space="preserve">0</w:t>
+            </w:r>
+          </w:p>
+        </w:tc>
+        <w:tc>
+          <w:tcPr>
+            <w:tcW w:w="744" w:type="dxa"/>
+            <w:vAlign w:val="center"/>
+          </w:tcPr>
+          <w:p>
+            <w:pPr>
+              <w:pStyle w:val="BodyText"/>
+              <w:spacing w:before="0" w:after="0"/>
+            </w:pPr>
+            <w:r>
+              <w:t xml:space="preserve">1</w:t>
+            </w:r>
+          </w:p>
+        </w:tc>
+        <w:tc>
+          <w:tcPr>
+            <w:tcW w:w="664" w:type="dxa"/>
+            <w:vAlign w:val="center"/>
+          </w:tcPr>
+          <w:p>
+            <w:pPr>
+              <w:pStyle w:val="BodyText"/>
+              <w:spacing w:before="0" w:after="0"/>
+            </w:pPr>
+            <w:r>
+              <w:t xml:space="preserve">10</w:t>
+            </w:r>
+          </w:p>
+        </w:tc>
+        <w:tc>
+          <w:tcPr>
+            <w:tcW w:w="717" w:type="dxa"/>
+            <w:vAlign w:val="center"/>
+          </w:tcPr>
+          <w:p>
+            <w:pPr>
+              <w:pStyle w:val="BodyText"/>
+              <w:spacing w:before="0" w:after="0"/>
+            </w:pPr>
+            <w:r>
+              <w:t xml:space="preserve">371.56</w:t>
+            </w:r>
+          </w:p>
+        </w:tc>
+        <w:tc>
+          <w:tcPr>
+            <w:tcW w:w="690" w:type="dxa"/>
+            <w:vAlign w:val="center"/>
+          </w:tcPr>
+          <w:p>
+            <w:pPr>
+              <w:pStyle w:val="BodyText"/>
+              <w:spacing w:before="0" w:after="0"/>
+            </w:pPr>
+            <w:r>
+              <w:t xml:space="preserve">200.59</w:t>
+            </w:r>
+          </w:p>
+        </w:tc>
+        <w:tc>
+          <w:tcPr>
+            <w:tcW w:w="744" w:type="dxa"/>
+            <w:vAlign w:val="center"/>
+          </w:tcPr>
+          <w:p>
+            <w:pPr>
+              <w:pStyle w:val="BodyText"/>
+              <w:spacing w:before="0" w:after="0"/>
+            </w:pPr>
+            <w:r>
+              <w:t xml:space="preserve">3715.6</w:t>
+            </w:r>
+          </w:p>
+        </w:tc>
+        <w:tc>
+          <w:tcPr>
+            <w:tcW w:w="721" w:type="dxa"/>
+            <w:vAlign w:val="center"/>
+          </w:tcPr>
+          <w:p>
+            <w:pPr>
+              <w:pStyle w:val="BodyText"/>
+              <w:spacing w:before="0" w:after="0"/>
+            </w:pPr>
+            <w:r>
+              <w:t xml:space="preserve">2005.9</w:t>
+            </w:r>
+          </w:p>
+        </w:tc>
+      </w:tr>
+      <w:tr>
+        <w:tc>
+          <w:tcPr>
+            <w:tcW w:w="664" w:type="dxa"/>
+            <w:vAlign w:val="center"/>
+          </w:tcPr>
+          <w:p>
+            <w:pPr>
+              <w:pStyle w:val="BodyText"/>
+              <w:spacing w:before="0" w:after="0"/>
+            </w:pPr>
+            <w:r>
+              <w:t xml:space="preserve">2</w:t>
+            </w:r>
+          </w:p>
+        </w:tc>
+        <w:tc>
+          <w:tcPr>
+            <w:tcW w:w="664" w:type="dxa"/>
+            <w:vAlign w:val="center"/>
+          </w:tcPr>
+          <w:p>
+            <w:pPr>
+              <w:pStyle w:val="BodyText"/>
+              <w:spacing w:before="0" w:after="0"/>
+            </w:pPr>
+            <w:r>
+              <w:t xml:space="preserve">9077116</w:t>
+            </w:r>
+          </w:p>
+        </w:tc>
+        <w:tc>
+          <w:tcPr>
+            <w:tcW w:w="664" w:type="dxa"/>
+            <w:vAlign w:val="center"/>
+          </w:tcPr>
+          <w:p>
+            <w:pPr>
+              <w:pStyle w:val="BodyText"/>
+              <w:spacing w:before="0" w:after="0"/>
+            </w:pPr>
+            <w:r>
+              <w:t xml:space="preserve">20251018</w:t>
+            </w:r>
+          </w:p>
+        </w:tc>
+        <w:tc>
+          <w:tcPr>
+            <w:tcW w:w="744" w:type="dxa"/>
+            <w:vAlign w:val="center"/>
+          </w:tcPr>
+          <w:p>
+            <w:pPr>
+              <w:pStyle w:val="BodyText"/>
+              <w:spacing w:before="0" w:after="0"/>
+            </w:pPr>
+            <w:r>
+              <w:t xml:space="preserve">9</w:t>
+            </w:r>
+          </w:p>
+        </w:tc>
+        <w:tc>
+          <w:tcPr>
+            <w:tcW w:w="771" w:type="dxa"/>
+            <w:vAlign w:val="center"/>
+          </w:tcPr>
+          <w:p>
+            <w:pPr>
+              <w:pStyle w:val="BodyText"/>
+              <w:spacing w:before="0" w:after="0"/>
+            </w:pPr>
+            <w:r>
+              <w:t xml:space="preserve">503304</w:t>
+            </w:r>
+          </w:p>
+        </w:tc>
+        <w:tc>
+          <w:tcPr>
+            <w:tcW w:w="797" w:type="dxa"/>
+            <w:vAlign w:val="center"/>
+          </w:tcPr>
+          <w:p>
+            <w:pPr>
+              <w:pStyle w:val="BodyText"/>
+              <w:spacing w:before="0" w:after="0"/>
+            </w:pPr>
+            <w:r>
+              <w:t xml:space="preserve">14</w:t>
+            </w:r>
+          </w:p>
+        </w:tc>
+        <w:tc>
+          <w:tcPr>
+            <w:tcW w:w="771" w:type="dxa"/>
+            <w:vAlign w:val="center"/>
+          </w:tcPr>
+          <w:p>
+            <w:pPr>
+              <w:pStyle w:val="BodyText"/>
+              <w:spacing w:before="0" w:after="0"/>
+            </w:pPr>
+            <w:r>
+              <w:t xml:space="preserve">9002</w:t>
+            </w:r>
+          </w:p>
+        </w:tc>
+        <w:tc>
+          <w:tcPr>
+            <w:tcW w:w="744" w:type="dxa"/>
+            <w:vAlign w:val="center"/>
+          </w:tcPr>
+          <w:p>
+            <w:pPr>
+              <w:pStyle w:val="BodyText"/>
+              <w:spacing w:before="0" w:after="0"/>
+            </w:pPr>
+            <w:r>
+              <w:t xml:space="preserve">2</w:t>
+            </w:r>
+          </w:p>
+        </w:tc>
+        <w:tc>
+          <w:tcPr>
+            <w:tcW w:w="664" w:type="dxa"/>
+            <w:vAlign w:val="center"/>
+          </w:tcPr>
+          <w:p>
+            <w:pPr>
+              <w:pStyle w:val="BodyText"/>
+              <w:spacing w:before="0" w:after="0"/>
+            </w:pPr>
+            <w:r>
+              <w:t xml:space="preserve">34</w:t>
+            </w:r>
+          </w:p>
+        </w:tc>
+        <w:tc>
+          <w:tcPr>
+            <w:tcW w:w="717" w:type="dxa"/>
+            <w:vAlign w:val="center"/>
+          </w:tcPr>
+          <w:p>
+            <w:pPr>
+              <w:pStyle w:val="BodyText"/>
+              <w:spacing w:before="0" w:after="0"/>
+            </w:pPr>
+            <w:r>
+              <w:t xml:space="preserve">434.85</w:t>
+            </w:r>
+          </w:p>
+        </w:tc>
+        <w:tc>
+          <w:tcPr>
+            <w:tcW w:w="690" w:type="dxa"/>
+            <w:vAlign w:val="center"/>
+          </w:tcPr>
+          <w:p>
+            <w:pPr>
+              <w:pStyle w:val="BodyText"/>
+              <w:spacing w:before="0" w:after="0"/>
+            </w:pPr>
+            <w:r>
+              <w:t xml:space="preserve">282.56</w:t>
+            </w:r>
+          </w:p>
+        </w:tc>
+        <w:tc>
+          <w:tcPr>
+            <w:tcW w:w="744" w:type="dxa"/>
+            <w:vAlign w:val="center"/>
+          </w:tcPr>
+          <w:p>
+            <w:pPr>
+              <w:pStyle w:val="BodyText"/>
+              <w:spacing w:before="0" w:after="0"/>
+            </w:pPr>
+            <w:r>
+              <w:t xml:space="preserve">14784.9</w:t>
+            </w:r>
+          </w:p>
+        </w:tc>
+        <w:tc>
+          <w:tcPr>
+            <w:tcW w:w="721" w:type="dxa"/>
+            <w:vAlign w:val="center"/>
+          </w:tcPr>
+          <w:p>
+            <w:pPr>
+              <w:pStyle w:val="BodyText"/>
+              <w:spacing w:before="0" w:after="0"/>
+            </w:pPr>
+            <w:r>
+              <w:t xml:space="preserve">9607.04</w:t>
+            </w:r>
+          </w:p>
+        </w:tc>
+      </w:tr>
+    </w:tbl>
+    <w:p>
+      <w:pPr>
+        <w:pStyle w:val="BodyText"/>
+      </w:pPr>
+    </w:p>
+    <w:p>
+      <w:pPr>
         <w:pStyle w:val="Heading1"/>
         <w:ind w:left="431" w:hanging="431"/>
       </w:pPr>
-      <w:bookmarkStart w:id="19" w:name="_Toc155614192"/>
-      <w:bookmarkStart w:id="20" w:name="_Hlk137549024"/>
-      <w:bookmarkStart w:id="21" w:name="_Hlk314571188"/>
+      <w:bookmarkStart w:id="19" w:name="_Hlk137549024"/>
+      <w:bookmarkStart w:id="20" w:name="_Hlk314571188"/>
+      <w:bookmarkStart w:id="21" w:name="_Toc155614192"/>
       <w:r>
         <w:t>Business Layer 3NF</w:t>
       </w:r>
-      <w:bookmarkEnd w:id="19"/>
+      <w:bookmarkEnd w:id="21"/>
     </w:p>
     <w:p>
       <w:pPr>
@@ -2014,7 +6806,7 @@
         <w:ind w:left="431" w:hanging="431"/>
       </w:pPr>
       <w:bookmarkStart w:id="22" w:name="_Toc155614193"/>
-      <w:bookmarkEnd w:id="20"/>
+      <w:bookmarkEnd w:id="19"/>
       <w:r>
         <w:t>Business Layer Dimensional Model</w:t>
       </w:r>
@@ -2065,7 +6857,7 @@
       <w:bookmarkEnd w:id="30"/>
       <w:bookmarkEnd w:id="31"/>
     </w:p>
-    <w:bookmarkEnd w:id="21"/>
+    <w:bookmarkEnd w:id="20"/>
     <w:p>
       <w:pPr>
         <w:pStyle w:val="BodyText"/>
@@ -2086,7 +6878,7 @@
 </file>
 
 <file path=word/endnotes.xml><?xml version="1.0" encoding="utf-8"?>
-<w:endnotes xmlns:wpc="http://schemas.microsoft.com/office/word/2010/wordprocessingCanvas" xmlns:cx="http://schemas.microsoft.com/office/drawing/2014/chartex" xmlns:cx1="http://schemas.microsoft.com/office/drawing/2015/9/8/chartex" xmlns:cx2="http://schemas.microsoft.com/office/drawing/2015/10/21/chartex" xmlns:cx3="http://schemas.microsoft.com/office/drawing/2016/5/9/chartex" xmlns:cx4="http://schemas.microsoft.com/office/drawing/2016/5/10/chartex" xmlns:cx5="http://schemas.microsoft.com/office/drawing/2016/5/11/chartex" xmlns:cx6="http://schemas.microsoft.com/office/drawing/2016/5/12/chartex" xmlns:cx7="http://schemas.microsoft.com/office/drawing/2016/5/13/chartex" xmlns:cx8="http://schemas.microsoft.com/office/drawing/2016/5/14/chartex" xmlns:mc="http://schemas.openxmlformats.org/markup-compatibility/2006" xmlns:aink="http://schemas.microsoft.com/office/drawing/2016/ink" xmlns:am3d="http://schemas.microsoft.com/office/drawing/2017/model3d" xmlns:o="urn:schemas-microsoft-com:office:office" xmlns:oel="http://schemas.microsoft.com/office/2019/extlst" xmlns:r="http://schemas.openxmlformats.org/officeDocument/2006/relationships" xmlns:m="http://schemas.openxmlformats.org/officeDocument/2006/math" xmlns:v="urn:schemas-microsoft-com:vml" xmlns:wp14="http://schemas.microsoft.com/office/word/2010/wordprocessingDrawing" xmlns:wp="http://schemas.openxmlformats.org/drawingml/2006/wordprocessingDrawing" xmlns:w10="urn:schemas-microsoft-com:office:word" xmlns:w="http://schemas.openxmlformats.org/wordprocessingml/2006/main" xmlns:w14="http://schemas.microsoft.com/office/word/2010/wordml" xmlns:w15="http://schemas.microsoft.com/office/word/2012/wordml" xmlns:w16cex="http://schemas.microsoft.com/office/word/2018/wordml/cex" xmlns:w16cid="http://schemas.microsoft.com/office/word/2016/wordml/cid" xmlns:w16="http://schemas.microsoft.com/office/word/2018/wordml" xmlns:w16du="http://schemas.microsoft.com/office/word/2023/wordml/word16du" xmlns:w16sdtdh="http://schemas.microsoft.com/office/word/2020/wordml/sdtdatahash" xmlns:w16sdtfl="http://schemas.microsoft.com/office/word/2024/wordml/sdtformatlock" xmlns:w16se="http://schemas.microsoft.com/office/word/2015/wordml/symex" xmlns:wpg="http://schemas.microsoft.com/office/word/2010/wordprocessingGroup" xmlns:wpi="http://schemas.microsoft.com/office/word/2010/wordprocessingInk" xmlns:wne="http://schemas.microsoft.com/office/word/2006/wordml" xmlns:wps="http://schemas.microsoft.com/office/word/2010/wordprocessingShape" mc:Ignorable="w14 w15 w16se w16cid w16 w16cex w16sdtdh w16sdtfl w16du wp14">
+<w:endnotes xmlns:wpc="http://schemas.microsoft.com/office/word/2010/wordprocessingCanvas" xmlns:cx="http://schemas.microsoft.com/office/drawing/2014/chartex" xmlns:cx1="http://schemas.microsoft.com/office/drawing/2015/9/8/chartex" xmlns:cx2="http://schemas.microsoft.com/office/drawing/2015/10/21/chartex" xmlns:cx3="http://schemas.microsoft.com/office/drawing/2016/5/9/chartex" xmlns:cx4="http://schemas.microsoft.com/office/drawing/2016/5/10/chartex" xmlns:cx5="http://schemas.microsoft.com/office/drawing/2016/5/11/chartex" xmlns:cx6="http://schemas.microsoft.com/office/drawing/2016/5/12/chartex" xmlns:cx7="http://schemas.microsoft.com/office/drawing/2016/5/13/chartex" xmlns:cx8="http://schemas.microsoft.com/office/drawing/2016/5/14/chartex" xmlns:mc="http://schemas.openxmlformats.org/markup-compatibility/2006" xmlns:aink="http://schemas.microsoft.com/office/drawing/2016/ink" xmlns:am3d="http://schemas.microsoft.com/office/drawing/2017/model3d" xmlns:o="urn:schemas-microsoft-com:office:office" xmlns:oel="http://schemas.microsoft.com/office/2019/extlst" xmlns:r="http://schemas.openxmlformats.org/officeDocument/2006/relationships" xmlns:m="http://schemas.openxmlformats.org/officeDocument/2006/math" xmlns:v="urn:schemas-microsoft-com:vml" xmlns:wp14="http://schemas.microsoft.com/office/word/2010/wordprocessingDrawing" xmlns:wp="http://schemas.openxmlformats.org/drawingml/2006/wordprocessingDrawing" xmlns:w10="urn:schemas-microsoft-com:office:word" xmlns:w="http://schemas.openxmlformats.org/wordprocessingml/2006/main" xmlns:w14="http://schemas.microsoft.com/office/word/2010/wordml" xmlns:w15="http://schemas.microsoft.com/office/word/2012/wordml" xmlns:w16cex="http://schemas.microsoft.com/office/word/2018/wordml/cex" xmlns:w16cid="http://schemas.microsoft.com/office/word/2016/wordml/cid" xmlns:w16="http://schemas.microsoft.com/office/word/2018/wordml" xmlns:w16sdtdh="http://schemas.microsoft.com/office/word/2020/wordml/sdtdatahash" xmlns:w16se="http://schemas.microsoft.com/office/word/2015/wordml/symex" xmlns:wpg="http://schemas.microsoft.com/office/word/2010/wordprocessingGroup" xmlns:wpi="http://schemas.microsoft.com/office/word/2010/wordprocessingInk" xmlns:wne="http://schemas.microsoft.com/office/word/2006/wordml" xmlns:wps="http://schemas.microsoft.com/office/word/2010/wordprocessingShape" mc:Ignorable="w14 w15 w16se w16cid w16 w16cex w16sdtdh wp14">
   <w:endnote w:type="separator" w:id="-1">
     <w:p>
       <w:pPr>
@@ -2111,7 +6903,7 @@
 </file>
 
 <file path=word/footer1.xml><?xml version="1.0" encoding="utf-8"?>
-<w:ftr xmlns:wpc="http://schemas.microsoft.com/office/word/2010/wordprocessingCanvas" xmlns:cx="http://schemas.microsoft.com/office/drawing/2014/chartex" xmlns:cx1="http://schemas.microsoft.com/office/drawing/2015/9/8/chartex" xmlns:cx2="http://schemas.microsoft.com/office/drawing/2015/10/21/chartex" xmlns:cx3="http://schemas.microsoft.com/office/drawing/2016/5/9/chartex" xmlns:cx4="http://schemas.microsoft.com/office/drawing/2016/5/10/chartex" xmlns:cx5="http://schemas.microsoft.com/office/drawing/2016/5/11/chartex" xmlns:cx6="http://schemas.microsoft.com/office/drawing/2016/5/12/chartex" xmlns:cx7="http://schemas.microsoft.com/office/drawing/2016/5/13/chartex" xmlns:cx8="http://schemas.microsoft.com/office/drawing/2016/5/14/chartex" xmlns:mc="http://schemas.openxmlformats.org/markup-compatibility/2006" xmlns:aink="http://schemas.microsoft.com/office/drawing/2016/ink" xmlns:am3d="http://schemas.microsoft.com/office/drawing/2017/model3d" xmlns:o="urn:schemas-microsoft-com:office:office" xmlns:oel="http://schemas.microsoft.com/office/2019/extlst" xmlns:r="http://schemas.openxmlformats.org/officeDocument/2006/relationships" xmlns:m="http://schemas.openxmlformats.org/officeDocument/2006/math" xmlns:v="urn:schemas-microsoft-com:vml" xmlns:wp14="http://schemas.microsoft.com/office/word/2010/wordprocessingDrawing" xmlns:wp="http://schemas.openxmlformats.org/drawingml/2006/wordprocessingDrawing" xmlns:w10="urn:schemas-microsoft-com:office:word" xmlns:w="http://schemas.openxmlformats.org/wordprocessingml/2006/main" xmlns:w14="http://schemas.microsoft.com/office/word/2010/wordml" xmlns:w15="http://schemas.microsoft.com/office/word/2012/wordml" xmlns:w16cex="http://schemas.microsoft.com/office/word/2018/wordml/cex" xmlns:w16cid="http://schemas.microsoft.com/office/word/2016/wordml/cid" xmlns:w16="http://schemas.microsoft.com/office/word/2018/wordml" xmlns:w16du="http://schemas.microsoft.com/office/word/2023/wordml/word16du" xmlns:w16sdtdh="http://schemas.microsoft.com/office/word/2020/wordml/sdtdatahash" xmlns:w16sdtfl="http://schemas.microsoft.com/office/word/2024/wordml/sdtformatlock" xmlns:w16se="http://schemas.microsoft.com/office/word/2015/wordml/symex" xmlns:wpg="http://schemas.microsoft.com/office/word/2010/wordprocessingGroup" xmlns:wpi="http://schemas.microsoft.com/office/word/2010/wordprocessingInk" xmlns:wne="http://schemas.microsoft.com/office/word/2006/wordml" xmlns:wps="http://schemas.microsoft.com/office/word/2010/wordprocessingShape" mc:Ignorable="w14 w15 w16se w16cid w16 w16cex w16sdtdh w16sdtfl w16du wp14">
+<w:ftr xmlns:wpc="http://schemas.microsoft.com/office/word/2010/wordprocessingCanvas" xmlns:cx="http://schemas.microsoft.com/office/drawing/2014/chartex" xmlns:cx1="http://schemas.microsoft.com/office/drawing/2015/9/8/chartex" xmlns:cx2="http://schemas.microsoft.com/office/drawing/2015/10/21/chartex" xmlns:cx3="http://schemas.microsoft.com/office/drawing/2016/5/9/chartex" xmlns:cx4="http://schemas.microsoft.com/office/drawing/2016/5/10/chartex" xmlns:cx5="http://schemas.microsoft.com/office/drawing/2016/5/11/chartex" xmlns:cx6="http://schemas.microsoft.com/office/drawing/2016/5/12/chartex" xmlns:cx7="http://schemas.microsoft.com/office/drawing/2016/5/13/chartex" xmlns:cx8="http://schemas.microsoft.com/office/drawing/2016/5/14/chartex" xmlns:mc="http://schemas.openxmlformats.org/markup-compatibility/2006" xmlns:aink="http://schemas.microsoft.com/office/drawing/2016/ink" xmlns:am3d="http://schemas.microsoft.com/office/drawing/2017/model3d" xmlns:o="urn:schemas-microsoft-com:office:office" xmlns:oel="http://schemas.microsoft.com/office/2019/extlst" xmlns:r="http://schemas.openxmlformats.org/officeDocument/2006/relationships" xmlns:m="http://schemas.openxmlformats.org/officeDocument/2006/math" xmlns:v="urn:schemas-microsoft-com:vml" xmlns:wp14="http://schemas.microsoft.com/office/word/2010/wordprocessingDrawing" xmlns:wp="http://schemas.openxmlformats.org/drawingml/2006/wordprocessingDrawing" xmlns:w10="urn:schemas-microsoft-com:office:word" xmlns:w="http://schemas.openxmlformats.org/wordprocessingml/2006/main" xmlns:w14="http://schemas.microsoft.com/office/word/2010/wordml" xmlns:w15="http://schemas.microsoft.com/office/word/2012/wordml" xmlns:w16cex="http://schemas.microsoft.com/office/word/2018/wordml/cex" xmlns:w16cid="http://schemas.microsoft.com/office/word/2016/wordml/cid" xmlns:w16="http://schemas.microsoft.com/office/word/2018/wordml" xmlns:w16sdtdh="http://schemas.microsoft.com/office/word/2020/wordml/sdtdatahash" xmlns:w16se="http://schemas.microsoft.com/office/word/2015/wordml/symex" xmlns:wpg="http://schemas.microsoft.com/office/word/2010/wordprocessingGroup" xmlns:wpi="http://schemas.microsoft.com/office/word/2010/wordprocessingInk" xmlns:wne="http://schemas.microsoft.com/office/word/2006/wordml" xmlns:wps="http://schemas.microsoft.com/office/word/2010/wordprocessingShape" mc:Ignorable="w14 w15 w16se w16cid w16 w16cex w16sdtdh wp14">
   <w:p>
     <w:pPr>
       <w:framePr w:wrap="around" w:vAnchor="page" w:hAnchor="page" w:x="10910" w:y="15764"/>
@@ -2264,7 +7056,7 @@
             </wp:anchor>
           </w:drawing>
         </mc:Choice>
-        <mc:Fallback>
+        <mc:Fallback xmlns:w16du="http://schemas.microsoft.com/office/word/2023/wordml/word16du">
           <w:pict>
             <v:line w14:anchorId="2927C80C" id="Straight Connector 21" o:spid="_x0000_s1026" style="position:absolute;z-index:251659264;visibility:visible;mso-wrap-style:square;mso-width-percent:0;mso-height-percent:0;mso-wrap-distance-left:9pt;mso-wrap-distance-top:0;mso-wrap-distance-right:9pt;mso-wrap-distance-bottom:0;mso-position-horizontal:absolute;mso-position-horizontal-relative:text;mso-position-vertical:absolute;mso-position-vertical-relative:text;mso-width-percent:0;mso-height-percent:0;mso-width-relative:margin;mso-height-relative:margin" from="-1.55pt,-1.2pt" to="466.55pt,-1.2pt" o:gfxdata="UEsDBBQABgAIAAAAIQC2gziS/gAAAOEBAAATAAAAW0NvbnRlbnRfVHlwZXNdLnhtbJSRQU7DMBBF 90jcwfIWJU67QAgl6YK0S0CoHGBkTxKLZGx5TGhvj5O2G0SRWNoz/78nu9wcxkFMGNg6quQqL6RA 0s5Y6ir5vt9lD1JwBDIwOMJKHpHlpr69KfdHjyxSmriSfYz+USnWPY7AufNIadK6MEJMx9ApD/oD OlTrorhX2lFEilmcO2RdNtjC5xDF9pCuTyYBB5bi6bQ4syoJ3g9WQ0ymaiLzg5KdCXlKLjvcW893 SUOqXwnz5DrgnHtJTxOsQfEKIT7DmDSUCaxw7Rqn8787ZsmRM9e2VmPeBN4uqYvTtW7jvijg9N/y JsXecLq0q+WD6m8AAAD//wMAUEsDBBQABgAIAAAAIQA4/SH/1gAAAJQBAAALAAAAX3JlbHMvLnJl bHOkkMFqwzAMhu+DvYPRfXGawxijTi+j0GvpHsDYimMaW0Yy2fr2M4PBMnrbUb/Q94l/f/hMi1qR JVI2sOt6UJgd+ZiDgffL8ekFlFSbvV0oo4EbChzGx4f9GRdb25HMsYhqlCwG5lrLq9biZkxWOiqY 22YiTra2kYMu1l1tQD30/bPm3wwYN0x18gb45AdQl1tp5j/sFB2T0FQ7R0nTNEV3j6o9feQzro1i OWA14Fm+Q8a1a8+Bvu/d/dMb2JY5uiPbhG/ktn4cqGU/er3pcvwCAAD//wMAUEsDBBQABgAIAAAA IQCnAPVwvgEAAGADAAAOAAAAZHJzL2Uyb0RvYy54bWysU8uO2zAMvBfoPwi6N3YCZ7cx4uwhwfZS tAG2/QBGlmwBeoFS4+TvSynedNveil5kUqSGnCG9fbpYw84So/au48tFzZl0wvfaDR3//u35w0fO YgLXg/FOdvwqI3/avX+3nUIrV370ppfICMTFdgodH1MKbVVFMUoLceGDdBRUHi0kcnGoeoSJ0K2p VnX9UE0e+4BeyBjp9nAL8l3BV0qK9FWpKBMzHafeUjmxnKd8VrsttANCGLWY24B/6MKCdlT0DnWA BOwH6r+grBboo1dpIbytvFJayMKB2CzrP9i8jBBk4ULixHCXKf4/WPHlfESm+46vlpw5sDSjl4Sg hzGxvXeOFPTIKEhKTSG29GDvjjh7MRwx074otPlLhNilqHu9qysviQm6XG+aZrN55Ey8xqpfDwPG 9El6y7LRcaNdJg4tnD/HRMUo9TUlXzv/rI0pwzOOTdT9uqlpvgJoh5SBRKYNxCq6gTMwAy2nSFgg oze6z88zUMThtDfIzkAL0jw06+YxM6Vyv6Xl2geI4y2vhOY04zKMLKs2t5plugmTrZPvr0WvKns0 xoI+r1zek7c+2W9/jN1PAAAA//8DAFBLAwQUAAYACAAAACEAM2dIO90AAAAIAQAADwAAAGRycy9k b3ducmV2LnhtbEyPQUvDQBCF74L/YRnBi7SbtCI1ZlOKKNKbrRY9TrNjEszOxuy2Tf31TvGgp2He e7z5Jp8PrlV76kPj2UA6TkARl942XBl4fXkczUCFiGyx9UwGjhRgXpyf5ZhZf+AV7dexUlLCIUMD dYxdpnUoa3IYxr4jFu/D9w6jrH2lbY8HKXetniTJjXbYsFyosaP7msrP9c4ZsF/66v158b05xuXb 08MyxYESNObyYljcgYo0xL8wnPAFHQph2vod26BaA6NpKkmZk2tQ4t9OT8L2V9BFrv8/UPwAAAD/ /wMAUEsBAi0AFAAGAAgAAAAhALaDOJL+AAAA4QEAABMAAAAAAAAAAAAAAAAAAAAAAFtDb250ZW50 X1R5cGVzXS54bWxQSwECLQAUAAYACAAAACEAOP0h/9YAAACUAQAACwAAAAAAAAAAAAAAAAAvAQAA X3JlbHMvLnJlbHNQSwECLQAUAAYACAAAACEApwD1cL4BAABgAwAADgAAAAAAAAAAAAAAAAAuAgAA ZHJzL2Uyb0RvYy54bWxQSwECLQAUAAYACAAAACEAM2dIO90AAAAIAQAADwAAAAAAAAAAAAAAAAAY BAAAZHJzL2Rvd25yZXYueG1sUEsFBgAAAAAEAAQA8wAAACIFAAAAAA== " strokecolor="#464547" strokeweight="2pt"/>
           </w:pict>
@@ -2276,7 +7068,7 @@
 </file>
 
 <file path=word/footer2.xml><?xml version="1.0" encoding="utf-8"?>
-<w:ftr xmlns:wpc="http://schemas.microsoft.com/office/word/2010/wordprocessingCanvas" xmlns:cx="http://schemas.microsoft.com/office/drawing/2014/chartex" xmlns:cx1="http://schemas.microsoft.com/office/drawing/2015/9/8/chartex" xmlns:cx2="http://schemas.microsoft.com/office/drawing/2015/10/21/chartex" xmlns:cx3="http://schemas.microsoft.com/office/drawing/2016/5/9/chartex" xmlns:cx4="http://schemas.microsoft.com/office/drawing/2016/5/10/chartex" xmlns:cx5="http://schemas.microsoft.com/office/drawing/2016/5/11/chartex" xmlns:cx6="http://schemas.microsoft.com/office/drawing/2016/5/12/chartex" xmlns:cx7="http://schemas.microsoft.com/office/drawing/2016/5/13/chartex" xmlns:cx8="http://schemas.microsoft.com/office/drawing/2016/5/14/chartex" xmlns:mc="http://schemas.openxmlformats.org/markup-compatibility/2006" xmlns:aink="http://schemas.microsoft.com/office/drawing/2016/ink" xmlns:am3d="http://schemas.microsoft.com/office/drawing/2017/model3d" xmlns:o="urn:schemas-microsoft-com:office:office" xmlns:oel="http://schemas.microsoft.com/office/2019/extlst" xmlns:r="http://schemas.openxmlformats.org/officeDocument/2006/relationships" xmlns:m="http://schemas.openxmlformats.org/officeDocument/2006/math" xmlns:v="urn:schemas-microsoft-com:vml" xmlns:wp14="http://schemas.microsoft.com/office/word/2010/wordprocessingDrawing" xmlns:wp="http://schemas.openxmlformats.org/drawingml/2006/wordprocessingDrawing" xmlns:w10="urn:schemas-microsoft-com:office:word" xmlns:w="http://schemas.openxmlformats.org/wordprocessingml/2006/main" xmlns:w14="http://schemas.microsoft.com/office/word/2010/wordml" xmlns:w15="http://schemas.microsoft.com/office/word/2012/wordml" xmlns:w16cex="http://schemas.microsoft.com/office/word/2018/wordml/cex" xmlns:w16cid="http://schemas.microsoft.com/office/word/2016/wordml/cid" xmlns:w16="http://schemas.microsoft.com/office/word/2018/wordml" xmlns:w16du="http://schemas.microsoft.com/office/word/2023/wordml/word16du" xmlns:w16sdtdh="http://schemas.microsoft.com/office/word/2020/wordml/sdtdatahash" xmlns:w16sdtfl="http://schemas.microsoft.com/office/word/2024/wordml/sdtformatlock" xmlns:w16se="http://schemas.microsoft.com/office/word/2015/wordml/symex" xmlns:wpg="http://schemas.microsoft.com/office/word/2010/wordprocessingGroup" xmlns:wpi="http://schemas.microsoft.com/office/word/2010/wordprocessingInk" xmlns:wne="http://schemas.microsoft.com/office/word/2006/wordml" xmlns:wps="http://schemas.microsoft.com/office/word/2010/wordprocessingShape" mc:Ignorable="w14 w15 w16se w16cid w16 w16cex w16sdtdh w16sdtfl w16du wp14">
+<w:ftr xmlns:wpc="http://schemas.microsoft.com/office/word/2010/wordprocessingCanvas" xmlns:cx="http://schemas.microsoft.com/office/drawing/2014/chartex" xmlns:cx1="http://schemas.microsoft.com/office/drawing/2015/9/8/chartex" xmlns:cx2="http://schemas.microsoft.com/office/drawing/2015/10/21/chartex" xmlns:cx3="http://schemas.microsoft.com/office/drawing/2016/5/9/chartex" xmlns:cx4="http://schemas.microsoft.com/office/drawing/2016/5/10/chartex" xmlns:cx5="http://schemas.microsoft.com/office/drawing/2016/5/11/chartex" xmlns:cx6="http://schemas.microsoft.com/office/drawing/2016/5/12/chartex" xmlns:cx7="http://schemas.microsoft.com/office/drawing/2016/5/13/chartex" xmlns:cx8="http://schemas.microsoft.com/office/drawing/2016/5/14/chartex" xmlns:mc="http://schemas.openxmlformats.org/markup-compatibility/2006" xmlns:aink="http://schemas.microsoft.com/office/drawing/2016/ink" xmlns:am3d="http://schemas.microsoft.com/office/drawing/2017/model3d" xmlns:o="urn:schemas-microsoft-com:office:office" xmlns:oel="http://schemas.microsoft.com/office/2019/extlst" xmlns:r="http://schemas.openxmlformats.org/officeDocument/2006/relationships" xmlns:m="http://schemas.openxmlformats.org/officeDocument/2006/math" xmlns:v="urn:schemas-microsoft-com:vml" xmlns:wp14="http://schemas.microsoft.com/office/word/2010/wordprocessingDrawing" xmlns:wp="http://schemas.openxmlformats.org/drawingml/2006/wordprocessingDrawing" xmlns:w10="urn:schemas-microsoft-com:office:word" xmlns:w="http://schemas.openxmlformats.org/wordprocessingml/2006/main" xmlns:w14="http://schemas.microsoft.com/office/word/2010/wordml" xmlns:w15="http://schemas.microsoft.com/office/word/2012/wordml" xmlns:w16cex="http://schemas.microsoft.com/office/word/2018/wordml/cex" xmlns:w16cid="http://schemas.microsoft.com/office/word/2016/wordml/cid" xmlns:w16="http://schemas.microsoft.com/office/word/2018/wordml" xmlns:w16sdtdh="http://schemas.microsoft.com/office/word/2020/wordml/sdtdatahash" xmlns:w16se="http://schemas.microsoft.com/office/word/2015/wordml/symex" xmlns:wpg="http://schemas.microsoft.com/office/word/2010/wordprocessingGroup" xmlns:wpi="http://schemas.microsoft.com/office/word/2010/wordprocessingInk" xmlns:wne="http://schemas.microsoft.com/office/word/2006/wordml" xmlns:wps="http://schemas.microsoft.com/office/word/2010/wordprocessingShape" mc:Ignorable="w14 w15 w16se w16cid w16 w16cex w16sdtdh wp14">
   <w:tbl>
     <w:tblPr>
       <w:tblW w:w="0" w:type="auto"/>
@@ -2403,7 +7195,7 @@
             </wp:anchor>
           </w:drawing>
         </mc:Choice>
-        <mc:Fallback>
+        <mc:Fallback xmlns:w16du="http://schemas.microsoft.com/office/word/2023/wordml/word16du">
           <w:pict>
             <v:line w14:anchorId="753841C6" id="Straight Connector 3" o:spid="_x0000_s1026" style="position:absolute;z-index:251660288;visibility:visible;mso-wrap-style:square;mso-width-percent:0;mso-height-percent:0;mso-wrap-distance-left:9pt;mso-wrap-distance-top:0;mso-wrap-distance-right:9pt;mso-wrap-distance-bottom:0;mso-position-horizontal:absolute;mso-position-horizontal-relative:text;mso-position-vertical:absolute;mso-position-vertical-relative:text;mso-width-percent:0;mso-height-percent:0;mso-width-relative:margin;mso-height-relative:margin" from=".2pt,-27.15pt" to="465.9pt,-27.15pt" o:gfxdata="UEsDBBQABgAIAAAAIQC2gziS/gAAAOEBAAATAAAAW0NvbnRlbnRfVHlwZXNdLnhtbJSRQU7DMBBF 90jcwfIWJU67QAgl6YK0S0CoHGBkTxKLZGx5TGhvj5O2G0SRWNoz/78nu9wcxkFMGNg6quQqL6RA 0s5Y6ir5vt9lD1JwBDIwOMJKHpHlpr69KfdHjyxSmriSfYz+USnWPY7AufNIadK6MEJMx9ApD/oD OlTrorhX2lFEilmcO2RdNtjC5xDF9pCuTyYBB5bi6bQ4syoJ3g9WQ0ymaiLzg5KdCXlKLjvcW893 SUOqXwnz5DrgnHtJTxOsQfEKIT7DmDSUCaxw7Rqn8787ZsmRM9e2VmPeBN4uqYvTtW7jvijg9N/y JsXecLq0q+WD6m8AAAD//wMAUEsDBBQABgAIAAAAIQA4/SH/1gAAAJQBAAALAAAAX3JlbHMvLnJl bHOkkMFqwzAMhu+DvYPRfXGawxijTi+j0GvpHsDYimMaW0Yy2fr2M4PBMnrbUb/Q94l/f/hMi1qR JVI2sOt6UJgd+ZiDgffL8ekFlFSbvV0oo4EbChzGx4f9GRdb25HMsYhqlCwG5lrLq9biZkxWOiqY 22YiTra2kYMu1l1tQD30/bPm3wwYN0x18gb45AdQl1tp5j/sFB2T0FQ7R0nTNEV3j6o9feQzro1i OWA14Fm+Q8a1a8+Bvu/d/dMb2JY5uiPbhG/ktn4cqGU/er3pcvwCAAD//wMAUEsDBBQABgAIAAAA IQDiQlqDvQEAAF4DAAAOAAAAZHJzL2Uyb0RvYy54bWysU01v2zAMvQ/YfxB0X+ykTrcacXpI0F2G LUC7H8DIki1AX6C0OPn3oxQ367bbsItMitQj3yO9eTxbw04So/au48tFzZl0wvfaDR3//vL04RNn MYHrwXgnO36RkT9u37/bTKGVKz9600tkBOJiO4WOjymFtqqiGKWFuPBBOgoqjxYSuThUPcJE6NZU q7q+ryaPfUAvZIx0u78G+bbgKyVF+qZUlImZjlNvqZxYzmM+q+0G2gEhjFrMbcA/dGFBOyp6g9pD AvYD9V9QVgv00au0EN5WXiktZOFAbJb1H2yeRwiycCFxYrjJFP8frPh6OiDTfcfvOHNgaUTPCUEP Y2I77xwJ6JHdZZ2mEFtK37kDzl4MB8ykzwpt/hIddi7aXm7aynNigi7XD8umeVhyJl5j1a+HAWP6 LL1l2ei40S7ThhZOX2KiYpT6mpKvnX/SxpTRGcemjq/WTU3TFUAbpAwkMm0gTtENnIEZaDVFwgIZ vdF9fp6BIg7HnUF2AlqP5r5ZNx8zUyr3W1quvYc4XvNKaE4zLsPIsmhzq1mmqzDZOvr+UvSqskdD LOjzwuUteeuT/fa32P4EAAD//wMAUEsDBBQABgAIAAAAIQBKjh0X3QAAAAgBAAAPAAAAZHJzL2Rv d25yZXYueG1sTI9BS8NAEIXvgv9hGcGLtJvYWjRmU4oo0lttFT1Os2MSzM7G7LZN/fWOIOhx3nu8 +V4+H1yr9tSHxrOBdJyAIi69bbgy8Lx5GF2DChHZYuuZDBwpwLw4Pckxs/7AT7Rfx0pJCYcMDdQx dpnWoazJYRj7jli8d987jHL2lbY9HqTctfoySWbaYcPyocaO7moqP9Y7Z8B+6ou31eLr5RiXr4/3 yxQHStCY87NhcQsq0hD/wvCDL+hQCNPW79gG1RqYSs7A6Go6ASX2zSSVJdtfRRe5/j+g+AYAAP// AwBQSwECLQAUAAYACAAAACEAtoM4kv4AAADhAQAAEwAAAAAAAAAAAAAAAAAAAAAAW0NvbnRlbnRf VHlwZXNdLnhtbFBLAQItABQABgAIAAAAIQA4/SH/1gAAAJQBAAALAAAAAAAAAAAAAAAAAC8BAABf cmVscy8ucmVsc1BLAQItABQABgAIAAAAIQDiQlqDvQEAAF4DAAAOAAAAAAAAAAAAAAAAAC4CAABk cnMvZTJvRG9jLnhtbFBLAQItABQABgAIAAAAIQBKjh0X3QAAAAgBAAAPAAAAAAAAAAAAAAAAABcE AABkcnMvZG93bnJldi54bWxQSwUGAAAAAAQABADzAAAAIQUAAAAA " strokecolor="#464547" strokeweight="2pt"/>
           </w:pict>
@@ -2415,7 +7207,7 @@
 </file>
 
 <file path=word/footnotes.xml><?xml version="1.0" encoding="utf-8"?>
-<w:footnotes xmlns:wpc="http://schemas.microsoft.com/office/word/2010/wordprocessingCanvas" xmlns:cx="http://schemas.microsoft.com/office/drawing/2014/chartex" xmlns:cx1="http://schemas.microsoft.com/office/drawing/2015/9/8/chartex" xmlns:cx2="http://schemas.microsoft.com/office/drawing/2015/10/21/chartex" xmlns:cx3="http://schemas.microsoft.com/office/drawing/2016/5/9/chartex" xmlns:cx4="http://schemas.microsoft.com/office/drawing/2016/5/10/chartex" xmlns:cx5="http://schemas.microsoft.com/office/drawing/2016/5/11/chartex" xmlns:cx6="http://schemas.microsoft.com/office/drawing/2016/5/12/chartex" xmlns:cx7="http://schemas.microsoft.com/office/drawing/2016/5/13/chartex" xmlns:cx8="http://schemas.microsoft.com/office/drawing/2016/5/14/chartex" xmlns:mc="http://schemas.openxmlformats.org/markup-compatibility/2006" xmlns:aink="http://schemas.microsoft.com/office/drawing/2016/ink" xmlns:am3d="http://schemas.microsoft.com/office/drawing/2017/model3d" xmlns:o="urn:schemas-microsoft-com:office:office" xmlns:oel="http://schemas.microsoft.com/office/2019/extlst" xmlns:r="http://schemas.openxmlformats.org/officeDocument/2006/relationships" xmlns:m="http://schemas.openxmlformats.org/officeDocument/2006/math" xmlns:v="urn:schemas-microsoft-com:vml" xmlns:wp14="http://schemas.microsoft.com/office/word/2010/wordprocessingDrawing" xmlns:wp="http://schemas.openxmlformats.org/drawingml/2006/wordprocessingDrawing" xmlns:w10="urn:schemas-microsoft-com:office:word" xmlns:w="http://schemas.openxmlformats.org/wordprocessingml/2006/main" xmlns:w14="http://schemas.microsoft.com/office/word/2010/wordml" xmlns:w15="http://schemas.microsoft.com/office/word/2012/wordml" xmlns:w16cex="http://schemas.microsoft.com/office/word/2018/wordml/cex" xmlns:w16cid="http://schemas.microsoft.com/office/word/2016/wordml/cid" xmlns:w16="http://schemas.microsoft.com/office/word/2018/wordml" xmlns:w16du="http://schemas.microsoft.com/office/word/2023/wordml/word16du" xmlns:w16sdtdh="http://schemas.microsoft.com/office/word/2020/wordml/sdtdatahash" xmlns:w16sdtfl="http://schemas.microsoft.com/office/word/2024/wordml/sdtformatlock" xmlns:w16se="http://schemas.microsoft.com/office/word/2015/wordml/symex" xmlns:wpg="http://schemas.microsoft.com/office/word/2010/wordprocessingGroup" xmlns:wpi="http://schemas.microsoft.com/office/word/2010/wordprocessingInk" xmlns:wne="http://schemas.microsoft.com/office/word/2006/wordml" xmlns:wps="http://schemas.microsoft.com/office/word/2010/wordprocessingShape" mc:Ignorable="w14 w15 w16se w16cid w16 w16cex w16sdtdh w16sdtfl w16du wp14">
+<w:footnotes xmlns:wpc="http://schemas.microsoft.com/office/word/2010/wordprocessingCanvas" xmlns:cx="http://schemas.microsoft.com/office/drawing/2014/chartex" xmlns:cx1="http://schemas.microsoft.com/office/drawing/2015/9/8/chartex" xmlns:cx2="http://schemas.microsoft.com/office/drawing/2015/10/21/chartex" xmlns:cx3="http://schemas.microsoft.com/office/drawing/2016/5/9/chartex" xmlns:cx4="http://schemas.microsoft.com/office/drawing/2016/5/10/chartex" xmlns:cx5="http://schemas.microsoft.com/office/drawing/2016/5/11/chartex" xmlns:cx6="http://schemas.microsoft.com/office/drawing/2016/5/12/chartex" xmlns:cx7="http://schemas.microsoft.com/office/drawing/2016/5/13/chartex" xmlns:cx8="http://schemas.microsoft.com/office/drawing/2016/5/14/chartex" xmlns:mc="http://schemas.openxmlformats.org/markup-compatibility/2006" xmlns:aink="http://schemas.microsoft.com/office/drawing/2016/ink" xmlns:am3d="http://schemas.microsoft.com/office/drawing/2017/model3d" xmlns:o="urn:schemas-microsoft-com:office:office" xmlns:oel="http://schemas.microsoft.com/office/2019/extlst" xmlns:r="http://schemas.openxmlformats.org/officeDocument/2006/relationships" xmlns:m="http://schemas.openxmlformats.org/officeDocument/2006/math" xmlns:v="urn:schemas-microsoft-com:vml" xmlns:wp14="http://schemas.microsoft.com/office/word/2010/wordprocessingDrawing" xmlns:wp="http://schemas.openxmlformats.org/drawingml/2006/wordprocessingDrawing" xmlns:w10="urn:schemas-microsoft-com:office:word" xmlns:w="http://schemas.openxmlformats.org/wordprocessingml/2006/main" xmlns:w14="http://schemas.microsoft.com/office/word/2010/wordml" xmlns:w15="http://schemas.microsoft.com/office/word/2012/wordml" xmlns:w16cex="http://schemas.microsoft.com/office/word/2018/wordml/cex" xmlns:w16cid="http://schemas.microsoft.com/office/word/2016/wordml/cid" xmlns:w16="http://schemas.microsoft.com/office/word/2018/wordml" xmlns:w16sdtdh="http://schemas.microsoft.com/office/word/2020/wordml/sdtdatahash" xmlns:w16se="http://schemas.microsoft.com/office/word/2015/wordml/symex" xmlns:wpg="http://schemas.microsoft.com/office/word/2010/wordprocessingGroup" xmlns:wpi="http://schemas.microsoft.com/office/word/2010/wordprocessingInk" xmlns:wne="http://schemas.microsoft.com/office/word/2006/wordml" xmlns:wps="http://schemas.microsoft.com/office/word/2010/wordprocessingShape" mc:Ignorable="w14 w15 w16se w16cid w16 w16cex w16sdtdh wp14">
   <w:footnote w:type="separator" w:id="-1">
     <w:p>
       <w:pPr>
@@ -2440,7 +7232,7 @@
 </file>
 
 <file path=word/header1.xml><?xml version="1.0" encoding="utf-8"?>
-<w:hdr xmlns:wpc="http://schemas.microsoft.com/office/word/2010/wordprocessingCanvas" xmlns:cx="http://schemas.microsoft.com/office/drawing/2014/chartex" xmlns:cx1="http://schemas.microsoft.com/office/drawing/2015/9/8/chartex" xmlns:cx2="http://schemas.microsoft.com/office/drawing/2015/10/21/chartex" xmlns:cx3="http://schemas.microsoft.com/office/drawing/2016/5/9/chartex" xmlns:cx4="http://schemas.microsoft.com/office/drawing/2016/5/10/chartex" xmlns:cx5="http://schemas.microsoft.com/office/drawing/2016/5/11/chartex" xmlns:cx6="http://schemas.microsoft.com/office/drawing/2016/5/12/chartex" xmlns:cx7="http://schemas.microsoft.com/office/drawing/2016/5/13/chartex" xmlns:cx8="http://schemas.microsoft.com/office/drawing/2016/5/14/chartex" xmlns:mc="http://schemas.openxmlformats.org/markup-compatibility/2006" xmlns:aink="http://schemas.microsoft.com/office/drawing/2016/ink" xmlns:am3d="http://schemas.microsoft.com/office/drawing/2017/model3d" xmlns:o="urn:schemas-microsoft-com:office:office" xmlns:oel="http://schemas.microsoft.com/office/2019/extlst" xmlns:r="http://schemas.openxmlformats.org/officeDocument/2006/relationships" xmlns:m="http://schemas.openxmlformats.org/officeDocument/2006/math" xmlns:v="urn:schemas-microsoft-com:vml" xmlns:wp14="http://schemas.microsoft.com/office/word/2010/wordprocessingDrawing" xmlns:wp="http://schemas.openxmlformats.org/drawingml/2006/wordprocessingDrawing" xmlns:w10="urn:schemas-microsoft-com:office:word" xmlns:w="http://schemas.openxmlformats.org/wordprocessingml/2006/main" xmlns:w14="http://schemas.microsoft.com/office/word/2010/wordml" xmlns:w15="http://schemas.microsoft.com/office/word/2012/wordml" xmlns:w16cex="http://schemas.microsoft.com/office/word/2018/wordml/cex" xmlns:w16cid="http://schemas.microsoft.com/office/word/2016/wordml/cid" xmlns:w16="http://schemas.microsoft.com/office/word/2018/wordml" xmlns:w16du="http://schemas.microsoft.com/office/word/2023/wordml/word16du" xmlns:w16sdtdh="http://schemas.microsoft.com/office/word/2020/wordml/sdtdatahash" xmlns:w16sdtfl="http://schemas.microsoft.com/office/word/2024/wordml/sdtformatlock" xmlns:w16se="http://schemas.microsoft.com/office/word/2015/wordml/symex" xmlns:wpg="http://schemas.microsoft.com/office/word/2010/wordprocessingGroup" xmlns:wpi="http://schemas.microsoft.com/office/word/2010/wordprocessingInk" xmlns:wne="http://schemas.microsoft.com/office/word/2006/wordml" xmlns:wps="http://schemas.microsoft.com/office/word/2010/wordprocessingShape" mc:Ignorable="w14 w15 w16se w16cid w16 w16cex w16sdtdh w16sdtfl w16du wp14">
+<w:hdr xmlns:wpc="http://schemas.microsoft.com/office/word/2010/wordprocessingCanvas" xmlns:cx="http://schemas.microsoft.com/office/drawing/2014/chartex" xmlns:cx1="http://schemas.microsoft.com/office/drawing/2015/9/8/chartex" xmlns:cx2="http://schemas.microsoft.com/office/drawing/2015/10/21/chartex" xmlns:cx3="http://schemas.microsoft.com/office/drawing/2016/5/9/chartex" xmlns:cx4="http://schemas.microsoft.com/office/drawing/2016/5/10/chartex" xmlns:cx5="http://schemas.microsoft.com/office/drawing/2016/5/11/chartex" xmlns:cx6="http://schemas.microsoft.com/office/drawing/2016/5/12/chartex" xmlns:cx7="http://schemas.microsoft.com/office/drawing/2016/5/13/chartex" xmlns:cx8="http://schemas.microsoft.com/office/drawing/2016/5/14/chartex" xmlns:mc="http://schemas.openxmlformats.org/markup-compatibility/2006" xmlns:aink="http://schemas.microsoft.com/office/drawing/2016/ink" xmlns:am3d="http://schemas.microsoft.com/office/drawing/2017/model3d" xmlns:o="urn:schemas-microsoft-com:office:office" xmlns:oel="http://schemas.microsoft.com/office/2019/extlst" xmlns:r="http://schemas.openxmlformats.org/officeDocument/2006/relationships" xmlns:m="http://schemas.openxmlformats.org/officeDocument/2006/math" xmlns:v="urn:schemas-microsoft-com:vml" xmlns:wp14="http://schemas.microsoft.com/office/word/2010/wordprocessingDrawing" xmlns:wp="http://schemas.openxmlformats.org/drawingml/2006/wordprocessingDrawing" xmlns:w10="urn:schemas-microsoft-com:office:word" xmlns:w="http://schemas.openxmlformats.org/wordprocessingml/2006/main" xmlns:w14="http://schemas.microsoft.com/office/word/2010/wordml" xmlns:w15="http://schemas.microsoft.com/office/word/2012/wordml" xmlns:w16cex="http://schemas.microsoft.com/office/word/2018/wordml/cex" xmlns:w16cid="http://schemas.microsoft.com/office/word/2016/wordml/cid" xmlns:w16="http://schemas.microsoft.com/office/word/2018/wordml" xmlns:w16sdtdh="http://schemas.microsoft.com/office/word/2020/wordml/sdtdatahash" xmlns:w16se="http://schemas.microsoft.com/office/word/2015/wordml/symex" xmlns:wpg="http://schemas.microsoft.com/office/word/2010/wordprocessingGroup" xmlns:wpi="http://schemas.microsoft.com/office/word/2010/wordprocessingInk" xmlns:wne="http://schemas.microsoft.com/office/word/2006/wordml" xmlns:wps="http://schemas.microsoft.com/office/word/2010/wordprocessingShape" mc:Ignorable="w14 w15 w16se w16cid w16 w16cex w16sdtdh wp14">
   <w:tbl>
     <w:tblPr>
       <w:tblW w:w="9498" w:type="dxa"/>
@@ -2662,7 +7454,7 @@
             </wp:anchor>
           </w:drawing>
         </mc:Choice>
-        <mc:Fallback>
+        <mc:Fallback xmlns:w16du="http://schemas.microsoft.com/office/word/2023/wordml/word16du">
           <w:pict>
             <v:line w14:anchorId="6A4D861F" id="Straight Connector 7" o:spid="_x0000_s1026" style="position:absolute;z-index:251661312;visibility:visible;mso-wrap-style:square;mso-width-percent:0;mso-height-percent:0;mso-wrap-distance-left:9pt;mso-wrap-distance-top:0;mso-wrap-distance-right:9pt;mso-wrap-distance-bottom:0;mso-position-horizontal:absolute;mso-position-horizontal-relative:text;mso-position-vertical:absolute;mso-position-vertical-relative:text;mso-width-percent:0;mso-height-percent:0;mso-width-relative:margin;mso-height-relative:page" from=".45pt,1.05pt" to="469.15pt,1.05pt" o:gfxdata="UEsDBBQABgAIAAAAIQC2gziS/gAAAOEBAAATAAAAW0NvbnRlbnRfVHlwZXNdLnhtbJSRQU7DMBBF 90jcwfIWJU67QAgl6YK0S0CoHGBkTxKLZGx5TGhvj5O2G0SRWNoz/78nu9wcxkFMGNg6quQqL6RA 0s5Y6ir5vt9lD1JwBDIwOMJKHpHlpr69KfdHjyxSmriSfYz+USnWPY7AufNIadK6MEJMx9ApD/oD OlTrorhX2lFEilmcO2RdNtjC5xDF9pCuTyYBB5bi6bQ4syoJ3g9WQ0ymaiLzg5KdCXlKLjvcW893 SUOqXwnz5DrgnHtJTxOsQfEKIT7DmDSUCaxw7Rqn8787ZsmRM9e2VmPeBN4uqYvTtW7jvijg9N/y JsXecLq0q+WD6m8AAAD//wMAUEsDBBQABgAIAAAAIQA4/SH/1gAAAJQBAAALAAAAX3JlbHMvLnJl bHOkkMFqwzAMhu+DvYPRfXGawxijTi+j0GvpHsDYimMaW0Yy2fr2M4PBMnrbUb/Q94l/f/hMi1qR JVI2sOt6UJgd+ZiDgffL8ekFlFSbvV0oo4EbChzGx4f9GRdb25HMsYhqlCwG5lrLq9biZkxWOiqY 22YiTra2kYMu1l1tQD30/bPm3wwYN0x18gb45AdQl1tp5j/sFB2T0FQ7R0nTNEV3j6o9feQzro1i OWA14Fm+Q8a1a8+Bvu/d/dMb2JY5uiPbhG/ktn4cqGU/er3pcvwCAAD//wMAUEsDBBQABgAIAAAA IQC4yB5j6gEAADEEAAAOAAAAZHJzL2Uyb0RvYy54bWysU9uO2yAQfa/Uf0C8N76o2W2tOPuQ1fal l6jbfgDBYCMBg4CNk7/vgB1n1VaVdtUXbIZzZuYchs3dyWhyFD4osC2tViUlwnLolO1b+vPHw7sP lITIbMc0WNHSswj0bvv2zWZ0jahhAN0JTzCJDc3oWjrE6JqiCHwQhoUVOGHxUII3LOLW90Xn2YjZ jS7qsrwpRvCd88BFCBi9nw7pNueXUvD4TcogItEtxd5iXn1eD2ktthvW9J65QfG5DfaKLgxTFosu qe5ZZOTJqz9SGcU9BJBxxcEUIKXiImtANVX5m5rHgTmRtaA5wS02hf+Xln897j1RXUtvKbHM4BU9 Rs9UP0SyA2vRQPDkNvk0utAgfGf3ft4Ft/dJ9El6k74oh5yyt+fFW3GKhGNw/XFd31RYhF/OiivR +RA/CTAk/bRUK5tks4YdP4eIxRB6gaSwtmRsab1+X5YZFkCr7kFpnQ7z6Iid9uTI8NIPfZ0x+sl8 gW6K1esSmVPeBZ6rPMuENbXFYJI9Cc1/8azF1MN3IdE4lFZNTaSRvdZlnAsbq7mKtohONIldLsS5 +38RZ3yiijzOLyEvjFwZbFzIRlnwf2s7ni4tywl/cWDSnSw4QHfOI5CtwbnMzs1vKA3+832mX1/6 9hcAAAD//wMAUEsDBBQABgAIAAAAIQBkV6dh2AAAAAQBAAAPAAAAZHJzL2Rvd25yZXYueG1sTI7B asMwEETvhf6D2EJvjZwEmsS1HEIg0GucHtqbbG0tY2tlJMWR/z5qL+1xmOHNK/bRDGxC5ztLApaL DBhSY1VHrYCPy+llC8wHSUoOllDAjB725eNDIXNlb3TGqQotSxDyuRSgQxhzzn2j0Ui/sCNS6r6t MzKk6FqunLwluBn4KsteuZEdpQctRzxqbPrqagTwr8+NurzH1p2qedNPvZ59HYV4foqHN2ABY/gb w49+UocyOdX2SsqzQcAu7QSslsBSuVtv18Dq38zLgv+XL+8AAAD//wMAUEsBAi0AFAAGAAgAAAAh ALaDOJL+AAAA4QEAABMAAAAAAAAAAAAAAAAAAAAAAFtDb250ZW50X1R5cGVzXS54bWxQSwECLQAU AAYACAAAACEAOP0h/9YAAACUAQAACwAAAAAAAAAAAAAAAAAvAQAAX3JlbHMvLnJlbHNQSwECLQAU AAYACAAAACEAuMgeY+oBAAAxBAAADgAAAAAAAAAAAAAAAAAuAgAAZHJzL2Uyb0RvYy54bWxQSwEC LQAUAAYACAAAACEAZFenYdgAAAAEAQAADwAAAAAAAAAAAAAAAABEBAAAZHJzL2Rvd25yZXYueG1s UEsFBgAAAAAEAAQA8wAAAEkFAAAAAA== " strokecolor="#393737 [814]" strokeweight="2pt">
               <v:stroke joinstyle="miter"/>
@@ -2676,7 +7468,7 @@
 </file>
 
 <file path=word/numbering.xml><?xml version="1.0" encoding="utf-8"?>
-<w:numbering xmlns:wpc="http://schemas.microsoft.com/office/word/2010/wordprocessingCanvas" xmlns:cx="http://schemas.microsoft.com/office/drawing/2014/chartex" xmlns:cx1="http://schemas.microsoft.com/office/drawing/2015/9/8/chartex" xmlns:cx2="http://schemas.microsoft.com/office/drawing/2015/10/21/chartex" xmlns:cx3="http://schemas.microsoft.com/office/drawing/2016/5/9/chartex" xmlns:cx4="http://schemas.microsoft.com/office/drawing/2016/5/10/chartex" xmlns:cx5="http://schemas.microsoft.com/office/drawing/2016/5/11/chartex" xmlns:cx6="http://schemas.microsoft.com/office/drawing/2016/5/12/chartex" xmlns:cx7="http://schemas.microsoft.com/office/drawing/2016/5/13/chartex" xmlns:cx8="http://schemas.microsoft.com/office/drawing/2016/5/14/chartex" xmlns:mc="http://schemas.openxmlformats.org/markup-compatibility/2006" xmlns:aink="http://schemas.microsoft.com/office/drawing/2016/ink" xmlns:am3d="http://schemas.microsoft.com/office/drawing/2017/model3d" xmlns:o="urn:schemas-microsoft-com:office:office" xmlns:oel="http://schemas.microsoft.com/office/2019/extlst" xmlns:r="http://schemas.openxmlformats.org/officeDocument/2006/relationships" xmlns:m="http://schemas.openxmlformats.org/officeDocument/2006/math" xmlns:v="urn:schemas-microsoft-com:vml" xmlns:wp14="http://schemas.microsoft.com/office/word/2010/wordprocessingDrawing" xmlns:wp="http://schemas.openxmlformats.org/drawingml/2006/wordprocessingDrawing" xmlns:w10="urn:schemas-microsoft-com:office:word" xmlns:w="http://schemas.openxmlformats.org/wordprocessingml/2006/main" xmlns:w14="http://schemas.microsoft.com/office/word/2010/wordml" xmlns:w15="http://schemas.microsoft.com/office/word/2012/wordml" xmlns:w16cex="http://schemas.microsoft.com/office/word/2018/wordml/cex" xmlns:w16cid="http://schemas.microsoft.com/office/word/2016/wordml/cid" xmlns:w16="http://schemas.microsoft.com/office/word/2018/wordml" xmlns:w16du="http://schemas.microsoft.com/office/word/2023/wordml/word16du" xmlns:w16sdtdh="http://schemas.microsoft.com/office/word/2020/wordml/sdtdatahash" xmlns:w16sdtfl="http://schemas.microsoft.com/office/word/2024/wordml/sdtformatlock" xmlns:w16se="http://schemas.microsoft.com/office/word/2015/wordml/symex" xmlns:wpg="http://schemas.microsoft.com/office/word/2010/wordprocessingGroup" xmlns:wpi="http://schemas.microsoft.com/office/word/2010/wordprocessingInk" xmlns:wne="http://schemas.microsoft.com/office/word/2006/wordml" xmlns:wps="http://schemas.microsoft.com/office/word/2010/wordprocessingShape" mc:Ignorable="w14 w15 w16se w16cid w16 w16cex w16sdtdh w16sdtfl w16du wp14">
+<w:numbering xmlns:wpc="http://schemas.microsoft.com/office/word/2010/wordprocessingCanvas" xmlns:cx="http://schemas.microsoft.com/office/drawing/2014/chartex" xmlns:cx1="http://schemas.microsoft.com/office/drawing/2015/9/8/chartex" xmlns:cx2="http://schemas.microsoft.com/office/drawing/2015/10/21/chartex" xmlns:cx3="http://schemas.microsoft.com/office/drawing/2016/5/9/chartex" xmlns:cx4="http://schemas.microsoft.com/office/drawing/2016/5/10/chartex" xmlns:cx5="http://schemas.microsoft.com/office/drawing/2016/5/11/chartex" xmlns:cx6="http://schemas.microsoft.com/office/drawing/2016/5/12/chartex" xmlns:cx7="http://schemas.microsoft.com/office/drawing/2016/5/13/chartex" xmlns:cx8="http://schemas.microsoft.com/office/drawing/2016/5/14/chartex" xmlns:mc="http://schemas.openxmlformats.org/markup-compatibility/2006" xmlns:aink="http://schemas.microsoft.com/office/drawing/2016/ink" xmlns:am3d="http://schemas.microsoft.com/office/drawing/2017/model3d" xmlns:o="urn:schemas-microsoft-com:office:office" xmlns:oel="http://schemas.microsoft.com/office/2019/extlst" xmlns:r="http://schemas.openxmlformats.org/officeDocument/2006/relationships" xmlns:m="http://schemas.openxmlformats.org/officeDocument/2006/math" xmlns:v="urn:schemas-microsoft-com:vml" xmlns:wp14="http://schemas.microsoft.com/office/word/2010/wordprocessingDrawing" xmlns:wp="http://schemas.openxmlformats.org/drawingml/2006/wordprocessingDrawing" xmlns:w10="urn:schemas-microsoft-com:office:word" xmlns:w="http://schemas.openxmlformats.org/wordprocessingml/2006/main" xmlns:w14="http://schemas.microsoft.com/office/word/2010/wordml" xmlns:w15="http://schemas.microsoft.com/office/word/2012/wordml" xmlns:w16cex="http://schemas.microsoft.com/office/word/2018/wordml/cex" xmlns:w16cid="http://schemas.microsoft.com/office/word/2016/wordml/cid" xmlns:w16="http://schemas.microsoft.com/office/word/2018/wordml" xmlns:w16sdtdh="http://schemas.microsoft.com/office/word/2020/wordml/sdtdatahash" xmlns:w16se="http://schemas.microsoft.com/office/word/2015/wordml/symex" xmlns:wpg="http://schemas.microsoft.com/office/word/2010/wordprocessingGroup" xmlns:wpi="http://schemas.microsoft.com/office/word/2010/wordprocessingInk" xmlns:wne="http://schemas.microsoft.com/office/word/2006/wordml" xmlns:wps="http://schemas.microsoft.com/office/word/2010/wordprocessingShape" mc:Ignorable="w14 w15 w16se w16cid w16 w16cex w16sdtdh wp14">
   <w:abstractNum w:abstractNumId="0" w15:restartNumberingAfterBreak="0">
     <w:nsid w:val="017A52B3"/>
     <w:multiLevelType w:val="hybridMultilevel"/>
@@ -4296,7 +9088,7 @@
 </file>
 
 <file path=word/styles.xml><?xml version="1.0" encoding="utf-8"?>
-<w:styles xmlns:mc="http://schemas.openxmlformats.org/markup-compatibility/2006" xmlns:r="http://schemas.openxmlformats.org/officeDocument/2006/relationships" xmlns:w="http://schemas.openxmlformats.org/wordprocessingml/2006/main" xmlns:w14="http://schemas.microsoft.com/office/word/2010/wordml" xmlns:w15="http://schemas.microsoft.com/office/word/2012/wordml" xmlns:w16cex="http://schemas.microsoft.com/office/word/2018/wordml/cex" xmlns:w16cid="http://schemas.microsoft.com/office/word/2016/wordml/cid" xmlns:w16="http://schemas.microsoft.com/office/word/2018/wordml" xmlns:w16du="http://schemas.microsoft.com/office/word/2023/wordml/word16du" xmlns:w16sdtdh="http://schemas.microsoft.com/office/word/2020/wordml/sdtdatahash" xmlns:w16sdtfl="http://schemas.microsoft.com/office/word/2024/wordml/sdtformatlock" xmlns:w16se="http://schemas.microsoft.com/office/word/2015/wordml/symex" mc:Ignorable="w14 w15 w16se w16cid w16 w16cex w16sdtdh w16sdtfl w16du">
+<w:styles xmlns:mc="http://schemas.openxmlformats.org/markup-compatibility/2006" xmlns:r="http://schemas.openxmlformats.org/officeDocument/2006/relationships" xmlns:w="http://schemas.openxmlformats.org/wordprocessingml/2006/main" xmlns:w14="http://schemas.microsoft.com/office/word/2010/wordml" xmlns:w15="http://schemas.microsoft.com/office/word/2012/wordml" xmlns:w16cex="http://schemas.microsoft.com/office/word/2018/wordml/cex" xmlns:w16cid="http://schemas.microsoft.com/office/word/2016/wordml/cid" xmlns:w16="http://schemas.microsoft.com/office/word/2018/wordml" xmlns:w16sdtdh="http://schemas.microsoft.com/office/word/2020/wordml/sdtdatahash" xmlns:w16se="http://schemas.microsoft.com/office/word/2015/wordml/symex" mc:Ignorable="w14 w15 w16se w16cid w16 w16cex w16sdtdh">
   <w:docDefaults>
     <w:rPrDefault>
       <w:rPr>
@@ -5684,29 +10476,6 @@
 </file>
 
 <file path=customXml/item1.xml><?xml version="1.0" encoding="utf-8"?>
-<?mso-contentType ?>
-<FormTemplates xmlns="http://schemas.microsoft.com/sharepoint/v3/contenttype/forms">
-  <Display>DocumentLibraryForm</Display>
-  <Edit>DocumentLibraryForm</Edit>
-  <New>DocumentLibraryForm</New>
-</FormTemplates>
-</file>
-
-<file path=customXml/item2.xml><?xml version="1.0" encoding="utf-8"?>
-<p:properties xmlns:p="http://schemas.microsoft.com/office/2006/metadata/properties" xmlns:xsi="http://www.w3.org/2001/XMLSchema-instance" xmlns:pc="http://schemas.microsoft.com/office/infopath/2007/PartnerControls">
-  <documentManagement>
-    <SharedWithUsers xmlns="7f0dcb33-685e-48d8-b644-2ef2786c1229">
-      <UserInfo>
-        <DisplayName/>
-        <AccountId xsi:nil="true"/>
-        <AccountType/>
-      </UserInfo>
-    </SharedWithUsers>
-  </documentManagement>
-</p:properties>
-</file>
-
-<file path=customXml/item3.xml><?xml version="1.0" encoding="utf-8"?>
 <ct:contentTypeSchema xmlns:ct="http://schemas.microsoft.com/office/2006/metadata/contentType" xmlns:ma="http://schemas.microsoft.com/office/2006/metadata/properties/metaAttributes" ct:_="" ma:_="" ma:contentTypeName="Document" ma:contentTypeID="0x010100B3483E581E535547A5C5133F57803043" ma:contentTypeVersion="7" ma:contentTypeDescription="Create a new document." ma:contentTypeScope="" ma:versionID="26f0e3c34181377a2b428b97b0aacf58">
   <xsd:schema xmlns:xsd="http://www.w3.org/2001/XMLSchema" xmlns:xs="http://www.w3.org/2001/XMLSchema" xmlns:p="http://schemas.microsoft.com/office/2006/metadata/properties" xmlns:ns2="0a074a96-e172-4849-a42b-0522bc04182b" xmlns:ns3="7f0dcb33-685e-48d8-b644-2ef2786c1229" targetNamespace="http://schemas.microsoft.com/office/2006/metadata/properties" ma:root="true" ma:fieldsID="c6eeec6c9df2cadb2fce64bd00511549" ns2:_="" ns3:_="">
     <xsd:import namespace="0a074a96-e172-4849-a42b-0522bc04182b"/>
@@ -5891,25 +10660,30 @@
 </ct:contentTypeSchema>
 </file>
 
-<file path=customXml/itemProps1.xml><?xml version="1.0" encoding="utf-8"?>
-<ds:datastoreItem xmlns:ds="http://schemas.openxmlformats.org/officeDocument/2006/customXml" ds:itemID="{CEAD825D-2413-46BA-BB1F-DCE637B19B0C}">
-  <ds:schemaRefs>
-    <ds:schemaRef ds:uri="http://schemas.microsoft.com/sharepoint/v3/contenttype/forms"/>
-  </ds:schemaRefs>
-</ds:datastoreItem>
+<file path=customXml/item2.xml><?xml version="1.0" encoding="utf-8"?>
+<p:properties xmlns:p="http://schemas.microsoft.com/office/2006/metadata/properties" xmlns:xsi="http://www.w3.org/2001/XMLSchema-instance" xmlns:pc="http://schemas.microsoft.com/office/infopath/2007/PartnerControls">
+  <documentManagement>
+    <SharedWithUsers xmlns="7f0dcb33-685e-48d8-b644-2ef2786c1229">
+      <UserInfo>
+        <DisplayName/>
+        <AccountId xsi:nil="true"/>
+        <AccountType/>
+      </UserInfo>
+    </SharedWithUsers>
+  </documentManagement>
+</p:properties>
 </file>
 
-<file path=customXml/itemProps2.xml><?xml version="1.0" encoding="utf-8"?>
-<ds:datastoreItem xmlns:ds="http://schemas.openxmlformats.org/officeDocument/2006/customXml" ds:itemID="{E4B4D352-B35B-4B3A-95D2-902933709BD2}">
-  <ds:schemaRefs>
-    <ds:schemaRef ds:uri="http://schemas.microsoft.com/office/2006/metadata/properties"/>
-    <ds:schemaRef ds:uri="http://schemas.microsoft.com/office/infopath/2007/PartnerControls"/>
-    <ds:schemaRef ds:uri="7f0dcb33-685e-48d8-b644-2ef2786c1229"/>
-  </ds:schemaRefs>
-</ds:datastoreItem>
+<file path=customXml/item3.xml><?xml version="1.0" encoding="utf-8"?>
+<?mso-contentType ?>
+<FormTemplates xmlns="http://schemas.microsoft.com/sharepoint/v3/contenttype/forms">
+  <Display>DocumentLibraryForm</Display>
+  <Edit>DocumentLibraryForm</Edit>
+  <New>DocumentLibraryForm</New>
+</FormTemplates>
 </file>
 
-<file path=customXml/itemProps3.xml><?xml version="1.0" encoding="utf-8"?>
+<file path=customXml/itemProps1.xml><?xml version="1.0" encoding="utf-8"?>
 <ds:datastoreItem xmlns:ds="http://schemas.openxmlformats.org/officeDocument/2006/customXml" ds:itemID="{2240CE2F-0274-489A-BA80-8887BFB6B269}">
   <ds:schemaRefs>
     <ds:schemaRef ds:uri="http://schemas.microsoft.com/office/2006/metadata/contentType"/>
@@ -5926,4 +10700,22 @@
     <ds:schemaRef ds:uri="http://schemas.microsoft.com/internal/obd"/>
   </ds:schemaRefs>
 </ds:datastoreItem>
+</file>
+
+<file path=customXml/itemProps2.xml><?xml version="1.0" encoding="utf-8"?>
+<ds:datastoreItem xmlns:ds="http://schemas.openxmlformats.org/officeDocument/2006/customXml" ds:itemID="{E4B4D352-B35B-4B3A-95D2-902933709BD2}">
+  <ds:schemaRefs>
+    <ds:schemaRef ds:uri="http://schemas.microsoft.com/office/2006/metadata/properties"/>
+    <ds:schemaRef ds:uri="http://schemas.microsoft.com/office/infopath/2007/PartnerControls"/>
+    <ds:schemaRef ds:uri="7f0dcb33-685e-48d8-b644-2ef2786c1229"/>
+  </ds:schemaRefs>
+</ds:datastoreItem>
+</file>
+
+<file path=customXml/itemProps3.xml><?xml version="1.0" encoding="utf-8"?>
+<ds:datastoreItem xmlns:ds="http://schemas.openxmlformats.org/officeDocument/2006/customXml" ds:itemID="{CEAD825D-2413-46BA-BB1F-DCE637B19B0C}">
+  <ds:schemaRefs>
+    <ds:schemaRef ds:uri="http://schemas.microsoft.com/sharepoint/v3/contenttype/forms"/>
+  </ds:schemaRefs>
+</ds:datastoreItem>
 </file>